--- a/论文/陈皓宇-硕士生中期检查.docx
+++ b/论文/陈皓宇-硕士生中期检查.docx
@@ -865,7 +865,7 @@
           <w:footerReference r:id="rId7" w:type="even"/>
           <w:pgSz w:w="11907" w:h="16840"/>
           <w:pgMar w:top="1191" w:right="1134" w:bottom="851" w:left="1134" w:header="851" w:footer="992" w:gutter="0"/>
-          <w:pgNumType w:start="0"/>
+          <w:pgNumType/>
           <w:cols w:space="425" w:num="1"/>
           <w:titlePg/>
           <w:docGrid w:linePitch="286" w:charSpace="0"/>
@@ -953,7 +953,7 @@
       </w:r>
       <w:r>
         <w:rPr>
-          <w:rStyle w:val="10"/>
+          <w:rStyle w:val="9"/>
           <w:rFonts w:eastAsia="仿宋_GB2312"/>
           <w:sz w:val="24"/>
         </w:rPr>
@@ -2085,77 +2085,28 @@
           <w:sz w:val="24"/>
         </w:rPr>
       </w:pPr>
-      <w:permStart w:id="15" w:edGrp="everyone"/>
-      <w:r>
-        <w:rPr>
-          <w:rFonts w:ascii="Times New Roman" w:hAnsi="Times New Roman" w:cs="Times New Roman"/>
+      <w:r>
+        <w:rPr>
+          <w:rFonts w:ascii="Times New Roman" w:hAnsi="Times New Roman" w:eastAsia="宋体"/>
           <w:b/>
           <w:sz w:val="24"/>
-          <w:highlight w:val="yellow"/>
-        </w:rPr>
-        <w:t>本人承诺，中期检查报告正文中文字数</w:t>
-      </w:r>
-      <w:r>
-        <w:rPr>
-          <w:rFonts w:ascii="Times New Roman" w:hAnsi="Times New Roman" w:cs="Times New Roman"/>
-          <w:sz w:val="24"/>
-          <w:u w:val="single"/>
-        </w:rPr>
-        <w:t xml:space="preserve"> </w:t>
-      </w:r>
-      <w:r>
-        <w:rPr>
-          <w:rFonts w:ascii="Times New Roman" w:hAnsi="Times New Roman" w:cs="Times New Roman"/>
-          <w:b/>
-          <w:sz w:val="24"/>
-          <w:u w:val="single"/>
-        </w:rPr>
-        <w:t xml:space="preserve">  </w:t>
-      </w:r>
-      <w:r>
-        <w:rPr>
-          <w:rFonts w:ascii="Times New Roman" w:hAnsi="Times New Roman" w:cs="Times New Roman"/>
-          <w:sz w:val="24"/>
-          <w:u w:val="single"/>
-        </w:rPr>
-        <w:t xml:space="preserve"> </w:t>
-      </w:r>
-      <w:r>
-        <w:rPr>
-          <w:rFonts w:ascii="Times New Roman" w:hAnsi="Times New Roman" w:cs="Times New Roman"/>
-          <w:b/>
-          <w:sz w:val="24"/>
-          <w:highlight w:val="yellow"/>
-        </w:rPr>
-        <w:t xml:space="preserve">，英文字数 </w:t>
-      </w:r>
-      <w:r>
-        <w:rPr>
-          <w:rFonts w:ascii="Times New Roman" w:hAnsi="Times New Roman" w:cs="Times New Roman"/>
-          <w:sz w:val="24"/>
-          <w:highlight w:val="yellow"/>
-          <w:u w:val="single"/>
-        </w:rPr>
-        <w:t xml:space="preserve"> </w:t>
-      </w:r>
-      <w:r>
-        <w:rPr>
-          <w:rFonts w:ascii="Times New Roman" w:hAnsi="Times New Roman" w:cs="Times New Roman"/>
-          <w:b/>
-          <w:sz w:val="24"/>
-          <w:highlight w:val="yellow"/>
-          <w:u w:val="single"/>
-        </w:rPr>
-        <w:t xml:space="preserve">   </w:t>
-      </w:r>
-      <w:r>
-        <w:rPr>
-          <w:rFonts w:ascii="Times New Roman" w:hAnsi="Times New Roman" w:cs="Times New Roman"/>
-          <w:b/>
-          <w:sz w:val="24"/>
-          <w:highlight w:val="yellow"/>
-        </w:rPr>
-        <w:t>。若与事实不符，本人愿承担相应后果。</w:t>
+          <w:lang w:val="zh-CN"/>
+        </w:rPr>
+        <w:t xml:space="preserve">本人承诺，中期检查报告正文中文字数 5747，英文字数 3880。若与事实不符，本人愿承担相应后果。</w:t>
+      </w:r>
+    </w:p>
+    <w:p>
+      <w:pPr>
+        <w:pStyle w:val="19"/>
+      </w:pPr>
+      <w:r>
+        <w:rPr>
+          <w:rFonts w:ascii="Times New Roman" w:hAnsi="Times New Roman" w:eastAsia="宋体"/>
+          <w:color w:val="666666"/>
+          <w:sz w:val="19"/>
+          <w:lang w:val="en-US"/>
+        </w:rPr>
+        <w:t xml:space="preserve">字数统计口径：中文按汉字字符计；英文按单词计（连字符复合词及含撇号的词计为一词）。包含正文标题、图表标题、注释及表内文字；不计参考文献、图片内部文字、网址、纯数字、模板文字和本统计说明。</w:t>
       </w:r>
     </w:p>
     <w:p>
@@ -2606,7 +2557,7 @@
         <w:rPr>
           <w:rFonts w:hint="eastAsia" w:asciiTheme="minorEastAsia" w:hAnsiTheme="minorEastAsia" w:eastAsiaTheme="minorEastAsia" w:cstheme="minorEastAsia"/>
         </w:rPr>
-        <w:instrText xml:space="preserve"> HYPERLINK "https://startrace-306119-11-1416317231.sh.run.tcloudbase.com/" </w:instrText>
+        <w:instrText xml:space="preserve"> HYPERLINK "https://startracepaint.com/" </w:instrText>
       </w:r>
       <w:r>
         <w:rPr>
@@ -2619,7 +2570,7 @@
           <w:rStyle w:val="10"/>
           <w:rFonts w:hint="eastAsia" w:asciiTheme="minorEastAsia" w:hAnsiTheme="minorEastAsia" w:eastAsiaTheme="minorEastAsia" w:cstheme="minorEastAsia"/>
         </w:rPr>
-        <w:t>https://startrace-306119-11-1416317231.sh.run.tcloudbase.com/</w:t>
+        <w:t>https://startracepaint.com/</w:t>
       </w:r>
       <w:r>
         <w:rPr>
@@ -3193,13 +3144,16 @@
     </w:p>
     <w:p>
       <w:pPr>
-        <w:pStyle w:val="18"/>
-        <w:keepNext/>
-        <w:jc w:val="both"/>
-        <w:rPr>
-          <w:rFonts w:hint="eastAsia" w:asciiTheme="minorEastAsia" w:hAnsiTheme="minorEastAsia" w:eastAsiaTheme="minorEastAsia" w:cstheme="minorEastAsia"/>
-        </w:rPr>
-      </w:pPr>
+        <w:rPr>
+          <w:rFonts w:hint="eastAsia" w:asciiTheme="minorEastAsia" w:hAnsiTheme="minorEastAsia" w:eastAsiaTheme="minorEastAsia" w:cstheme="minorEastAsia"/>
+        </w:rPr>
+      </w:pPr>
+      <w:r>
+        <w:rPr>
+          <w:rFonts w:hint="eastAsia" w:asciiTheme="minorEastAsia" w:hAnsiTheme="minorEastAsia" w:eastAsiaTheme="minorEastAsia" w:cstheme="minorEastAsia"/>
+        </w:rPr>
+        <w:br w:type="page"/>
+      </w:r>
     </w:p>
     <w:p>
       <w:pPr>
@@ -3832,8 +3786,8 @@
         </w:rPr>
         <w:drawing>
           <wp:inline distT="0" distB="0" distL="114300" distR="114300">
-            <wp:extent cx="4719320" cy="3898900"/>
-            <wp:effectExtent l="0" t="0" r="5080" b="12700"/>
+            <wp:extent cx="4905375" cy="4053205"/>
+            <wp:effectExtent l="0" t="0" r="22225" b="10795"/>
             <wp:docPr id="3" name="Picture 3" descr="图2 莫奈《日出·印象》的五遍累积重建效果。原图为项目内参考作品；阶段图来自当前五遍规划方法的工程验证。均为算法模拟结果，非用户手绘。"/>
             <wp:cNvGraphicFramePr>
               <a:graphicFrameLocks xmlns:a="http://schemas.openxmlformats.org/drawingml/2006/main" noChangeAspect="1"/>
@@ -3856,7 +3810,7 @@
                   <pic:spPr>
                     <a:xfrm>
                       <a:off x="0" y="0"/>
-                      <a:ext cx="4719320" cy="3898900"/>
+                      <a:ext cx="4905375" cy="4053205"/>
                     </a:xfrm>
                     <a:prstGeom prst="rect">
                       <a:avLst/>
@@ -4907,8 +4861,8 @@
         </w:rPr>
         <w:drawing>
           <wp:inline distT="0" distB="0" distL="114300" distR="114300">
-            <wp:extent cx="4942205" cy="3432175"/>
-            <wp:effectExtent l="0" t="0" r="10795" b="12065"/>
+            <wp:extent cx="4732655" cy="3286760"/>
+            <wp:effectExtent l="0" t="0" r="17145" b="15240"/>
             <wp:docPr id="10" name="Picture 10" descr="图9 笔触引导条件下的研究任务界面。隔离演示环境截图；参与者实际作品与引导计划分别记录。"/>
             <wp:cNvGraphicFramePr>
               <a:graphicFrameLocks xmlns:a="http://schemas.openxmlformats.org/drawingml/2006/main" noChangeAspect="1"/>
@@ -4931,7 +4885,7 @@
                   <pic:spPr>
                     <a:xfrm>
                       <a:off x="0" y="0"/>
-                      <a:ext cx="4942205" cy="3432175"/>
+                      <a:ext cx="4732655" cy="3286760"/>
                     </a:xfrm>
                     <a:prstGeom prst="rect">
                       <a:avLst/>
@@ -6388,7 +6342,20 @@
         <w:rPr>
           <w:rFonts w:hint="eastAsia" w:asciiTheme="minorEastAsia" w:hAnsiTheme="minorEastAsia" w:eastAsiaTheme="minorEastAsia" w:cstheme="minorEastAsia"/>
         </w:rPr>
-        <w:t>下一阶段首先执行6名零基础参与者的预试。预试重点是确认用户能否理解说明、进入练习、独立开始绘画、使用提示并提交作品，以及同一材料在两条件下的任务负担是否合理。研究者将观察关键犹豫点、记录口头反馈，并核查日志、问卷和作品是否配对完整。预试数据用于发现设计和测量问题，不与正式数据直接混合用于证明假设。</w:t>
+        <w:t>下一阶段首先执行6名</w:t>
+      </w:r>
+      <w:r>
+        <w:rPr>
+          <w:rFonts w:hint="eastAsia" w:asciiTheme="minorEastAsia" w:hAnsiTheme="minorEastAsia" w:eastAsiaTheme="minorEastAsia" w:cstheme="minorEastAsia"/>
+          <w:lang w:val="en-US" w:eastAsia="zh-CN"/>
+        </w:rPr>
+        <w:t>绘画初学者的</w:t>
+      </w:r>
+      <w:r>
+        <w:rPr>
+          <w:rFonts w:hint="eastAsia" w:asciiTheme="minorEastAsia" w:hAnsiTheme="minorEastAsia" w:eastAsiaTheme="minorEastAsia" w:cstheme="minorEastAsia"/>
+        </w:rPr>
+        <w:t>参与者的预试。预试重点是确认用户能否理解说明、进入练习、独立开始绘画、使用提示并提交作品，以及同一材料在两条件下的任务负担是否合理。研究者将观察关键犹豫点、记录口头反馈，并核查日志、问卷和作品是否配对完整。预试数据用于发现设计和测量问题，不与正式数据直接混合用于证明假设。</w:t>
       </w:r>
     </w:p>
     <w:p>
@@ -6402,7 +6369,7 @@
         <w:rPr>
           <w:rFonts w:hint="eastAsia" w:asciiTheme="minorEastAsia" w:hAnsiTheme="minorEastAsia" w:eastAsiaTheme="minorEastAsia" w:cstheme="minorEastAsia"/>
         </w:rPr>
-        <w:t>根据预试结果，优先优化与核心任务有关的交互：控制提示信息量、调整面板遮挡与工具触达、明确开始和结束含义、改善细小笔触的可辨识性，并检查撤销是否符合用户预期。材料与笔触预算也根据真实操作时间和完成情况共同确定；不预设名画级复杂材料必须在12分钟内完成1000笔。优化后进行复验，再冻结正式材料、算法计划、界面、问卷和评分规则，使条件之间保持可比。</w:t>
+        <w:t>根据预试结果，优先优化与核心任务有关的交互：控制提示信息量、调整面板遮挡与工具触达、明确开始和结束含义、改善细小笔触的可辨识性，并检查撤销是否符合用户预期。材料与笔触预算也根据真实操作时间和完成情况共同确定；优化后进行复验，再冻结正式材料、算法计划、界面、问卷和评分规则，使条件之间保持可比。</w:t>
       </w:r>
     </w:p>
     <w:p>
@@ -6430,7 +6397,21 @@
         <w:rPr>
           <w:rFonts w:hint="eastAsia" w:asciiTheme="minorEastAsia" w:hAnsiTheme="minorEastAsia" w:eastAsiaTheme="minorEastAsia" w:cstheme="minorEastAsia"/>
         </w:rPr>
-        <w:t>正式研究</w:t>
+        <w:t>正式研究拟取得24名参与者的有效配对记录，招募数量和纳入条件结合预试及导师意见最终确定。参与者使用统一设备和输入方式，对同一图完成A、B两条件，遵循平衡顺序与一致时限。研究者按照统一说明执行，不在某一条件额外提供绘画帮助；口头访谈重点询问哪种方式更容易开始、何时最想停止，以及哪幅作品更有“自己画出来”的感受。</w:t>
+      </w:r>
+    </w:p>
+    <w:p>
+      <w:pPr>
+        <w:pStyle w:val="16"/>
+        <w:rPr>
+          <w:rFonts w:hint="eastAsia" w:asciiTheme="minorEastAsia" w:hAnsiTheme="minorEastAsia" w:eastAsiaTheme="minorEastAsia" w:cstheme="minorEastAsia"/>
+        </w:rPr>
+      </w:pPr>
+      <w:r>
+        <w:rPr>
+          <w:rFonts w:hint="eastAsia" w:asciiTheme="minorEastAsia" w:hAnsiTheme="minorEastAsia" w:eastAsiaTheme="minorEastAsia" w:cstheme="minorEastAsia"/>
+        </w:rPr>
+        <w:t>分析以作品完成度与再次绘画意愿为主要指标，启动等待、任务耗时、停顿、担忧和满足感作为辅助解释。当前平台提供配</w:t>
       </w:r>
       <w:bookmarkStart w:id="8" w:name="_GoBack"/>
       <w:bookmarkEnd w:id="8"/>
@@ -6438,21 +6419,7 @@
         <w:rPr>
           <w:rFonts w:hint="eastAsia" w:asciiTheme="minorEastAsia" w:hAnsiTheme="minorEastAsia" w:eastAsiaTheme="minorEastAsia" w:cstheme="minorEastAsia"/>
         </w:rPr>
-        <w:t>拟取得24名参与者的有效配对记录，招募数量和纳入条件结合预试及导师意见最终确定。参与者使用统一设备和输入方式，对同一图完成A、B两条件，遵循平衡顺序与一致时限。研究者按照统一说明执行，不在某一条件额外提供绘画帮助；口头访谈重点询问哪种方式更容易开始、何时最想停止，以及哪幅作品更有“自己画出来”的感受。</w:t>
-      </w:r>
-    </w:p>
-    <w:p>
-      <w:pPr>
-        <w:pStyle w:val="16"/>
-        <w:rPr>
-          <w:rFonts w:hint="eastAsia" w:asciiTheme="minorEastAsia" w:hAnsiTheme="minorEastAsia" w:eastAsiaTheme="minorEastAsia" w:cstheme="minorEastAsia"/>
-        </w:rPr>
-      </w:pPr>
-      <w:r>
-        <w:rPr>
-          <w:rFonts w:hint="eastAsia" w:asciiTheme="minorEastAsia" w:hAnsiTheme="minorEastAsia" w:eastAsiaTheme="minorEastAsia" w:cstheme="minorEastAsia"/>
-        </w:rPr>
-        <w:t>分析以作品完成度与再次绘画意愿为主要指标，启动等待、任务耗时、停顿、担忧和满足感作为辅助解释。当前平台提供配对差值、方向统计和双侧精确符号检验，并对两项主要指标进行Holm校正。正式分析前将明确缺失记录、超时、退出和技术故障的处理，报告差异及不确定性，避免只选择有利指标。作品评分尽量隐藏条件信息，并检查两位评分者的分歧；界面风格仍可能暴露条件时，将如实说明盲评限制。</w:t>
+        <w:t>对差值、方向统计和双侧精确符号检验，并对两项主要指标进行Holm校正。正式分析前将明确缺失记录、超时、退出和技术故障的处理，报告差异及不确定性，避免只选择有利指标。作品评分尽量隐藏条件信息，并检查两位评分者的分歧；界面风格仍可能暴露条件时，将如实说明盲评限制。</w:t>
       </w:r>
     </w:p>
     <w:p>
@@ -6893,6 +6860,4238 @@
       </w:pPr>
       <w:r>
         <w:t>原文 / 来源：</w:t>
+      </w:r>
+      <w:r>
+        <w:fldChar w:fldCharType="begin"/>
+      </w:r>
+      <w:r>
+        <w:instrText xml:space="preserve"> HYPERLINK "https://www.metmuseum.org/met-publications/technical-study-sargents-madame-pierre-gautreau-the-metropolitan-museum-journal-v-40-2005" \h </w:instrText>
+      </w:r>
+      <w:r>
+        <w:fldChar w:fldCharType="separate"/>
+      </w:r>
+      <w:r>
+        <w:rPr>
+          <w:color w:val="3755A0"/>
+          <w:sz w:val="19"/>
+        </w:rPr>
+        <w:t>https://www.metmuseum.org/met-publications/technical-study-sargents-madame-pierre-gautreau-the-metropolitan-museum-journal-v-40-2005</w:t>
+      </w:r>
+      <w:r>
+        <w:rPr>
+          <w:color w:val="3755A0"/>
+          <w:sz w:val="19"/>
+        </w:rPr>
+        <w:fldChar w:fldCharType="end"/>
+      </w:r>
+    </w:p>
+    <w:p>
+      <w:pPr>
+        <w:pStyle w:val="15"/>
+        <w:rPr>
+          <w:rFonts w:hint="eastAsia" w:asciiTheme="minorEastAsia" w:hAnsiTheme="minorEastAsia" w:eastAsiaTheme="minorEastAsia" w:cstheme="minorEastAsia"/>
+        </w:rPr>
+        <w:pageBreakBefore w:val="1"/>
+      </w:pPr>
+      <w:r>
+        <w:rPr>
+          <w:rFonts w:ascii="Times New Roman" w:hAnsi="Times New Roman" w:eastAsia="宋体"/>
+          <w:lang w:val="en-US"/>
+        </w:rPr>
+        <w:t xml:space="preserve">英文版正文 / English Version of the Report</w:t>
+      </w:r>
+    </w:p>
+    <w:p>
+      <w:pPr>
+        <w:pStyle w:val="15"/>
+        <w:rPr>
+          <w:rFonts w:hint="eastAsia" w:ascii="Times New Roman" w:hAnsi="Times New Roman"/>
+        </w:rPr>
+      </w:pPr>
+      <w:r>
+        <w:rPr>
+          <w:rFonts w:ascii="Times New Roman" w:hAnsi="Times New Roman" w:eastAsia="宋体"/>
+          <w:lang w:val="en-US"/>
+        </w:rPr>
+        <w:t xml:space="preserve">I. Research Objectives and Overview of Work at the Mid-term Stage</w:t>
+      </w:r>
+    </w:p>
+    <w:p>
+      <w:pPr>
+        <w:pStyle w:val="16"/>
+        <w:rPr>
+          <w:rFonts w:hint="eastAsia" w:ascii="Times New Roman" w:hAnsi="Times New Roman"/>
+        </w:rPr>
+      </w:pPr>
+      <w:r>
+        <w:rPr>
+          <w:rFonts w:ascii="Times New Roman" w:hAnsi="Times New Roman" w:eastAsia="宋体"/>
+          <w:lang w:val="en-US"/>
+        </w:rPr>
+        <w:t xml:space="preserve">This project examines the digital painting experience of beginners. It explores how an interactive painting system can translate the computational representation produced by conventional stroke decomposition of existing images into understandable, actionable guidance, helping users begin painting, sustain their progress, and gain satisfaction from creating their own work.</w:t>
+      </w:r>
+    </w:p>
+    <w:p>
+      <w:pPr>
+        <w:pStyle w:val="16"/>
+        <w:rPr>
+          <w:rFonts w:hint="eastAsia" w:ascii="Times New Roman" w:hAnsi="Times New Roman"/>
+          <w:lang w:eastAsia="zh-CN"/>
+        </w:rPr>
+      </w:pPr>
+      <w:r>
+        <w:rPr>
+          <w:rFonts w:ascii="Times New Roman" w:hAnsi="Times New Roman" w:eastAsia="宋体"/>
+          <w:lang w:val="en-US"/>
+        </w:rPr>
+        <w:t xml:space="preserve">The thesis is entitled “Research on the Interaction Design of a Digital Painting Assistance System Based on a Stroke Decomposition Algorithm: A Case Study of Star Trace Paint.” It addresses several difficulties and sources of resistance that beginners encounter in digital painting: “not knowing how to paint,” “not wanting to paint,” and “being afraid of painting poorly.” These correspond to uncertainty about how to proceed, insufficient motivation to act, and uncertainty about the outcome. By designing this painting system, I aim to reduce these barriers through clear, interactive guidance for the next stroke.</w:t>
+      </w:r>
+    </w:p>
+    <w:p>
+      <w:pPr>
+        <w:pStyle w:val="16"/>
+        <w:rPr>
+          <w:rFonts w:hint="eastAsia" w:ascii="Times New Roman" w:hAnsi="Times New Roman"/>
+        </w:rPr>
+      </w:pPr>
+      <w:r>
+        <w:rPr>
+          <w:rFonts w:ascii="Times New Roman" w:hAnsi="Times New Roman" w:eastAsia="宋体"/>
+          <w:lang w:val="en-US"/>
+        </w:rPr>
+        <w:t xml:space="preserve">At the proposal stage, the project had established a preliminary research direction, an understanding of the problem, and a product concept, but had not yet produced a functioning system. Subsequent work has focused on four areas: (1) collecting and reviewing conventional stroke-based rendering and neural painting algorithms; (2) combining methodological ideas and implementing stroke planning suitable for browser interaction; (3) building the interaction flow and visual interface for image selection, painting, feedback, and artwork saving; and (4) developing data collection, research management, and analytical display modules to support a comparative experiment. A usable, demonstrable, independently developed web prototype of Star Trace Paint is now available, and the research has entered the preparation stage for examining the design through actual use.</w:t>
+      </w:r>
+    </w:p>
+    <w:p>
+      <w:pPr>
+        <w:pStyle w:val="16"/>
+        <w:rPr>
+          <w:rFonts w:hint="eastAsia" w:ascii="Times New Roman" w:hAnsi="Times New Roman"/>
+        </w:rPr>
+      </w:pPr>
+      <w:r>
+        <w:rPr>
+          <w:rFonts w:ascii="Times New Roman" w:hAnsi="Times New Roman" w:eastAsia="宋体"/>
+          <w:lang w:val="en-US"/>
+        </w:rPr>
+        <w:t xml:space="preserve">This study brings the adaptation of conventional algorithms for a front-end application, interaction design, and evaluation into a single research framework. The algorithm supplies rules and parameters for an ordered sequence of painting actions. Interaction design translates position, direction, color, width, and progress into understandable guidance. The system records actual actions and subjective feedback, and subsequent experiments will evaluate whether this assistance is effective.</w:t>
+      </w:r>
+    </w:p>
+    <w:p>
+      <w:pPr>
+        <w:pStyle w:val="16"/>
+        <w:rPr>
+          <w:rFonts w:hint="eastAsia" w:ascii="Times New Roman" w:hAnsi="Times New Roman"/>
+          <w:lang w:val="en-US" w:eastAsia="zh-CN"/>
+        </w:rPr>
+      </w:pPr>
+      <w:r>
+        <w:rPr>
+          <w:rFonts w:ascii="Times New Roman" w:hAnsi="Times New Roman" w:eastAsia="宋体"/>
+          <w:lang w:val="en-US"/>
+        </w:rPr>
+        <w:t xml:space="preserve">The project has been deployed to the cloud and can be tried online at https://startracepaint.com/.</w:t>
+      </w:r>
+    </w:p>
+    <w:p>
+      <w:pPr>
+        <w:pStyle w:val="15"/>
+        <w:rPr>
+          <w:rFonts w:hint="eastAsia" w:ascii="Times New Roman" w:hAnsi="Times New Roman"/>
+        </w:rPr>
+      </w:pPr>
+      <w:r>
+        <w:rPr>
+          <w:rFonts w:ascii="Times New Roman" w:hAnsi="Times New Roman" w:eastAsia="宋体"/>
+          <w:lang w:val="en-US"/>
+        </w:rPr>
+        <w:t xml:space="preserve">II. Collection, Understanding, and Integration of Related Algorithms</w:t>
+      </w:r>
+    </w:p>
+    <w:p>
+      <w:pPr>
+        <w:pStyle w:val="17"/>
+        <w:rPr>
+          <w:rFonts w:hint="eastAsia" w:ascii="Times New Roman" w:hAnsi="Times New Roman"/>
+        </w:rPr>
+      </w:pPr>
+      <w:r>
+        <w:rPr>
+          <w:rFonts w:ascii="Times New Roman" w:hAnsi="Times New Roman" w:eastAsia="宋体"/>
+          <w:lang w:val="en-US"/>
+        </w:rPr>
+        <w:t xml:space="preserve">2.1 Fundamentals of Stroke-based Rendering</w:t>
+      </w:r>
+    </w:p>
+    <w:p>
+      <w:pPr>
+        <w:pStyle w:val="16"/>
+        <w:rPr>
+          <w:rFonts w:hint="eastAsia" w:ascii="Times New Roman" w:hAnsi="Times New Roman"/>
+        </w:rPr>
+      </w:pPr>
+      <w:r>
+        <w:rPr>
+          <w:rFonts w:ascii="Times New Roman" w:hAnsi="Times New Roman" w:eastAsia="宋体"/>
+          <w:lang w:val="en-US"/>
+        </w:rPr>
+        <w:t xml:space="preserve">Hertzmann’s method of curved brush strokes at multiple scales is an important foundational reference and a source for the stroke-sequence decomposition algorithm in this project [1]. The method first establishes the image using larger brushes, then uses progressively smaller brushes to refine regions that differ from the corresponding blurred reference image. Curves extend perpendicular to the image gradient to produce painterly marks. The paper also organizes brush size, curvature, color variation, and other properties into adjustable style parameters, providing a methodological reference for representing an image as a sequence of actions and producing different stroke appearances through parameters.</w:t>
+      </w:r>
+    </w:p>
+    <w:p>
+      <w:pPr>
+        <w:pStyle w:val="16"/>
+        <w:rPr>
+          <w:rFonts w:hint="eastAsia" w:ascii="Times New Roman" w:hAnsi="Times New Roman"/>
+        </w:rPr>
+      </w:pPr>
+      <w:r>
+        <w:rPr>
+          <w:rFonts w:ascii="Times New Roman" w:hAnsi="Times New Roman" w:eastAsia="宋体"/>
+          <w:lang w:val="en-US"/>
+        </w:rPr>
+        <w:t xml:space="preserve">In the interaction design, I have paid particular attention to the distinction between image reconstruction and the painting task performed by a person. Automatic rendering primarily concerns image generation, whereas stroke-by-stroke guidance must also consider the number of strokes, the difficulty of locating starting points, changes in position, and the order of actions. Building on a multiscale representation, this project therefore incorporates a limited action budget, a predictable spatial order, and stroke parameters that can be displayed at each step into its implementation objectives. The references provide methodological ideas, while the specific budget allocation, scanning rules, and interface guidance are designed for the application context of this project.</w:t>
+      </w:r>
+    </w:p>
+    <w:p>
+      <w:pPr>
+        <w:pStyle w:val="17"/>
+        <w:rPr>
+          <w:rFonts w:hint="eastAsia" w:ascii="Times New Roman" w:hAnsi="Times New Roman"/>
+        </w:rPr>
+      </w:pPr>
+      <w:r>
+        <w:rPr>
+          <w:rFonts w:ascii="Times New Roman" w:hAnsi="Times New Roman" w:eastAsia="宋体"/>
+          <w:lang w:val="en-US"/>
+        </w:rPr>
+        <w:t xml:space="preserve">2.2 Relevance of Neural Painting Research</w:t>
+      </w:r>
+    </w:p>
+    <w:p>
+      <w:pPr>
+        <w:pStyle w:val="16"/>
+        <w:rPr>
+          <w:rFonts w:hint="eastAsia" w:ascii="Times New Roman" w:hAnsi="Times New Roman"/>
+        </w:rPr>
+      </w:pPr>
+      <w:r>
+        <w:rPr>
+          <w:rFonts w:ascii="Times New Roman" w:hAnsi="Times New Roman" w:eastAsia="宋体"/>
+          <w:lang w:val="en-US"/>
+        </w:rPr>
+        <w:t xml:space="preserve">In 1998, Huang and colleagues described painting as a sequence of stroke decisions and generated stroke sequences using a neural renderer and model-based reinforcement learning [2]. In 2021, Zou Z and colleagues combined parametric stroke rendering with image similarity optimization, examining neural rendering and parameter search [3]. In 2023, Hu T and colleagues further distinguished between “where to paint” and “what to paint,” organizing reconstruction through dynamically predicted painting regions [4]. These three lines of research have helped this project understand the relationships among representation with a limited number of strokes, feedback from parameter optimization, and the organization of painting regions.</w:t>
+      </w:r>
+    </w:p>
+    <w:p>
+      <w:pPr>
+        <w:pStyle w:val="16"/>
+        <w:rPr>
+          <w:rFonts w:hint="eastAsia" w:ascii="Times New Roman" w:hAnsi="Times New Roman"/>
+        </w:rPr>
+      </w:pPr>
+      <w:r>
+        <w:rPr>
+          <w:rFonts w:ascii="Times New Roman" w:hAnsi="Times New Roman" w:eastAsia="宋体"/>
+          <w:lang w:val="en-US"/>
+        </w:rPr>
+        <w:t xml:space="preserve">The work in this project is positioned as algorithm adaptation and system design for interaction needs. It draws on the above studies at the methodological level: retaining replayable parametric actions, evaluating candidate strokes through reconstruction error, and explicitly organizing the order of region visits, while using explicit search and analytical color fitting.</w:t>
+      </w:r>
+    </w:p>
+    <w:p>
+      <w:pPr>
+        <w:pStyle w:val="17"/>
+        <w:rPr>
+          <w:rFonts w:hint="eastAsia" w:ascii="Times New Roman" w:hAnsi="Times New Roman"/>
+        </w:rPr>
+      </w:pPr>
+      <w:r>
+        <w:rPr>
+          <w:rFonts w:ascii="Times New Roman" w:hAnsi="Times New Roman" w:eastAsia="宋体"/>
+          <w:lang w:val="en-US"/>
+        </w:rPr>
+        <w:t xml:space="preserve">2.3 Method Selection and System Structure</w:t>
+      </w:r>
+    </w:p>
+    <w:p>
+      <w:pPr>
+        <w:pStyle w:val="16"/>
+        <w:rPr>
+          <w:rFonts w:hint="eastAsia" w:ascii="Times New Roman" w:hAnsi="Times New Roman"/>
+        </w:rPr>
+      </w:pPr>
+      <w:r>
+        <w:rPr>
+          <w:rFonts w:ascii="Times New Roman" w:hAnsi="Times New Roman" w:eastAsia="宋体"/>
+          <w:lang w:val="en-US"/>
+        </w:rPr>
+        <w:t xml:space="preserve">The project now performs planning in the web browser, allowing users to obtain painting guidance directly after selecting an image and making it easier to incorporate cancellation, progress feedback, and retries into the interaction. The current method converts an input image into a set of strokes containing start and end points, width, color, and pass information, which the canvas module displays and draws in sequence. Computation runs in a background web thread to avoid blocking the main interaction for extended periods. The research module stores approved reference images and plans so that participants in the same batch use consistent materials. Figure 1 shows the structure from reference image input to painting guidance and research records.</w:t>
+      </w:r>
+    </w:p>
+    <w:p>
+      <w:pPr>
+        <w:pStyle w:val="18"/>
+        <w:keepNext w:val="1"/>
+        <w:spacing w:before="120"/>
+        <w:rPr>
+          <w:rFonts w:hint="eastAsia" w:ascii="Times New Roman" w:hAnsi="Times New Roman"/>
+        </w:rPr>
+      </w:pPr>
+      <w:r>
+        <w:rPr>
+          <w:rFonts w:hint="eastAsia" w:asciiTheme="minorEastAsia" w:hAnsiTheme="minorEastAsia" w:eastAsiaTheme="minorEastAsia" w:cstheme="minorEastAsia"/>
+        </w:rPr>
+        <w:drawing>
+          <wp:inline distT="0" distB="0" distL="114300" distR="114300">
+            <wp:extent cx="5939790" cy="3569970"/>
+            <wp:effectExtent l="0" t="0" r="3810" b="11430"/>
+            <wp:docPr id="20" name="English figure 20" descr="图1 图像输入、笔触规划、绘画交互与研究记录的系统结构。依据当前实现绘制；箭头表示模块间的数据与功能连接。"/>
+            <wp:cNvGraphicFramePr>
+              <a:graphicFrameLocks xmlns:a="http://schemas.openxmlformats.org/drawingml/2006/main" noChangeAspect="1"/>
+            </wp:cNvGraphicFramePr>
+            <a:graphic xmlns:a="http://schemas.openxmlformats.org/drawingml/2006/main">
+              <a:graphicData uri="http://schemas.openxmlformats.org/drawingml/2006/picture">
+                <pic:pic xmlns:pic="http://schemas.openxmlformats.org/drawingml/2006/picture">
+                  <pic:nvPicPr>
+                    <pic:cNvPr id="2" name="Picture 2" descr="图1 图像输入、笔触规划、绘画交互与研究记录的系统结构。依据当前实现绘制；箭头表示模块间的数据与功能连接。"/>
+                    <pic:cNvPicPr>
+                      <a:picLocks noChangeAspect="1"/>
+                    </pic:cNvPicPr>
+                  </pic:nvPicPr>
+                  <pic:blipFill>
+                    <a:blip r:embed="rId15"/>
+                    <a:stretch>
+                      <a:fillRect/>
+                    </a:stretch>
+                  </pic:blipFill>
+                  <pic:spPr>
+                    <a:xfrm>
+                      <a:off x="0" y="0"/>
+                      <a:ext cx="5940000" cy="3570188"/>
+                    </a:xfrm>
+                    <a:prstGeom prst="rect">
+                      <a:avLst/>
+                    </a:prstGeom>
+                  </pic:spPr>
+                </pic:pic>
+              </a:graphicData>
+            </a:graphic>
+          </wp:inline>
+        </w:drawing>
+      </w:r>
+    </w:p>
+    <w:p>
+      <w:pPr>
+        <w:pStyle w:val="18"/>
+        <w:keepNext/>
+        <w:rPr>
+          <w:rFonts w:hint="eastAsia" w:ascii="Times New Roman" w:hAnsi="Times New Roman"/>
+        </w:rPr>
+      </w:pPr>
+      <w:r>
+        <w:rPr>
+          <w:rFonts w:ascii="Times New Roman" w:hAnsi="Times New Roman" w:eastAsia="宋体"/>
+          <w:lang w:val="en-US"/>
+        </w:rPr>
+        <w:t xml:space="preserve">Figure 1. System structure linking image input, stroke planning, painting interaction, and research records</w:t>
+      </w:r>
+    </w:p>
+    <w:p>
+      <w:pPr>
+        <w:pStyle w:val="15"/>
+        <w:rPr>
+          <w:rFonts w:hint="eastAsia" w:ascii="Times New Roman" w:hAnsi="Times New Roman"/>
+        </w:rPr>
+      </w:pPr>
+      <w:r>
+        <w:rPr>
+          <w:rFonts w:ascii="Times New Roman" w:hAnsi="Times New Roman" w:eastAsia="宋体"/>
+          <w:lang w:val="en-US"/>
+        </w:rPr>
+        <w:t xml:space="preserve">III. Implementation of the Algorithm for Ordered Stroke-sequence Planning</w:t>
+      </w:r>
+    </w:p>
+    <w:p>
+      <w:pPr>
+        <w:pStyle w:val="17"/>
+        <w:rPr>
+          <w:rFonts w:hint="eastAsia" w:ascii="Times New Roman" w:hAnsi="Times New Roman"/>
+        </w:rPr>
+      </w:pPr>
+      <w:r>
+        <w:rPr>
+          <w:rFonts w:ascii="Times New Roman" w:hAnsi="Times New Roman" w:eastAsia="宋体"/>
+          <w:lang w:val="en-US"/>
+        </w:rPr>
+        <w:t xml:space="preserve">3.1 A Limited Budget and Five-pass Scale Organization</w:t>
+      </w:r>
+    </w:p>
+    <w:p>
+      <w:pPr>
+        <w:pStyle w:val="16"/>
+        <w:rPr>
+          <w:rFonts w:hint="eastAsia" w:ascii="Times New Roman" w:hAnsi="Times New Roman"/>
+        </w:rPr>
+      </w:pPr>
+      <w:r>
+        <w:rPr>
+          <w:rFonts w:ascii="Times New Roman" w:hAnsi="Times New Roman" w:eastAsia="宋体"/>
+          <w:lang w:val="en-US"/>
+        </w:rPr>
+        <w:t xml:space="preserve">The current default planner reorganizes the entire image starting from a white canvas. At each step, the system accepts only strokes that improve the objective error and have valid paths. Painting is organized into five passes: large color blocks, medium color blocks, forms, small strokes, and details. Each pass uses a fixed width, with widths decreasing from one pass to the next. Each pass visits the grid row by row, moving from the upper left to the lower right, and selects positions within the current region that still require refinement. The spatial order refers to the order of region visits, while the endpoints of each stroke are arranged along a diagonal as far as possible. Strokes may cross grid boundaries, and their color fitting and error evaluation always use the same shared canvas, avoiding the rigid stitching together of separately painted blocks.</w:t>
+      </w:r>
+    </w:p>
+    <w:p>
+      <w:pPr>
+        <w:rPr>
+          <w:rFonts w:hint="eastAsia" w:ascii="Times New Roman" w:hAnsi="Times New Roman"/>
+        </w:rPr>
+      </w:pPr>
+      <w:r>
+        <w:rPr>
+          <w:rFonts w:hint="eastAsia" w:asciiTheme="minorEastAsia" w:hAnsiTheme="minorEastAsia" w:eastAsiaTheme="minorEastAsia" w:cstheme="minorEastAsia"/>
+        </w:rPr>
+        <w:br w:type="page"/>
+      </w:r>
+    </w:p>
+    <w:p>
+      <w:pPr>
+        <w:pStyle w:val="18"/>
+        <w:keepNext w:val="1"/>
+        <w:rPr>
+          <w:rFonts w:hint="eastAsia" w:ascii="Times New Roman" w:hAnsi="Times New Roman"/>
+        </w:rPr>
+      </w:pPr>
+      <w:r>
+        <w:rPr>
+          <w:rFonts w:ascii="Times New Roman" w:hAnsi="Times New Roman" w:eastAsia="宋体"/>
+          <w:lang w:val="en-US"/>
+        </w:rPr>
+        <w:t xml:space="preserve">Table 1. Scales and budget settings for the five-pass planner</w:t>
+      </w:r>
+    </w:p>
+    <w:tbl>
+      <w:tblPr>
+        <w:tblStyle w:val="6"/>
+        <w:tblW w:w="0" w:type="auto"/>
+        <w:jc w:val="center"/>
+        <w:tblBorders>
+          <w:top w:val="single" w:color="auto" w:sz="4" w:space="0"/>
+          <w:left w:val="single" w:color="auto" w:sz="4" w:space="0"/>
+          <w:bottom w:val="single" w:color="auto" w:sz="4" w:space="0"/>
+          <w:right w:val="single" w:color="auto" w:sz="4" w:space="0"/>
+          <w:insideH w:val="single" w:color="auto" w:sz="4" w:space="0"/>
+          <w:insideV w:val="single" w:color="auto" w:sz="4" w:space="0"/>
+        </w:tblBorders>
+        <w:tblLayout w:type="fixed"/>
+        <w:tblCellMar>
+          <w:top w:w="0" w:type="dxa"/>
+          <w:left w:w="108" w:type="dxa"/>
+          <w:bottom w:w="0" w:type="dxa"/>
+          <w:right w:w="108" w:type="dxa"/>
+        </w:tblCellMar>
+      </w:tblPr>
+      <w:tblGrid>
+        <w:gridCol w:w="2721"/>
+        <w:gridCol w:w="1871"/>
+        <w:gridCol w:w="1871"/>
+        <w:gridCol w:w="2891"/>
+      </w:tblGrid>
+      <w:tr>
+        <w:trPr>
+          <w:cantSplit/>
+          <w:tblHeader/>
+          <w:jc w:val="center"/>
+        </w:trPr>
+        <w:tc>
+          <w:tcPr>
+            <w:tcW w:w="2721" w:type="dxa"/>
+            <w:shd w:val="clear" w:color="auto" w:fill="ECEAFE"/>
+          </w:tcPr>
+          <w:p>
+            <w:pPr>
+              <w:pStyle w:val="19"/>
+              <w:spacing w:before="0" w:after="60" w:line="264" w:lineRule="auto"/>
+              <w:rPr>
+                <w:rFonts w:hint="eastAsia" w:ascii="Times New Roman" w:hAnsi="Times New Roman"/>
+                <w:sz w:val="21"/>
+              </w:rPr>
+              <w:ind w:firstLine="0" w:firstLineChars="0"/>
+              <w:jc w:val="left"/>
+            </w:pPr>
+            <w:r>
+              <w:rPr>
+                <w:rFonts w:ascii="Times New Roman" w:hAnsi="Times New Roman" w:eastAsia="宋体"/>
+                <w:b/>
+                <w:lang w:val="en-US"/>
+                <w:sz w:val="21"/>
+              </w:rPr>
+              <w:t xml:space="preserve">Pass / Purpose</w:t>
+            </w:r>
+          </w:p>
+        </w:tc>
+        <w:tc>
+          <w:tcPr>
+            <w:tcW w:w="1871" w:type="dxa"/>
+            <w:shd w:val="clear" w:color="auto" w:fill="ECEAFE"/>
+          </w:tcPr>
+          <w:p>
+            <w:pPr>
+              <w:pStyle w:val="19"/>
+              <w:spacing w:before="0" w:after="60" w:line="264" w:lineRule="auto"/>
+              <w:rPr>
+                <w:rFonts w:hint="eastAsia" w:ascii="Times New Roman" w:hAnsi="Times New Roman"/>
+                <w:sz w:val="21"/>
+              </w:rPr>
+              <w:ind w:firstLine="0" w:firstLineChars="0"/>
+              <w:jc w:val="left"/>
+            </w:pPr>
+            <w:r>
+              <w:rPr>
+                <w:rFonts w:ascii="Times New Roman" w:hAnsi="Times New Roman" w:eastAsia="宋体"/>
+                <w:b/>
+                <w:lang w:val="en-US"/>
+                <w:sz w:val="21"/>
+              </w:rPr>
+              <w:t xml:space="preserve">Base width</w:t>
+            </w:r>
+          </w:p>
+        </w:tc>
+        <w:tc>
+          <w:tcPr>
+            <w:tcW w:w="1871" w:type="dxa"/>
+            <w:shd w:val="clear" w:color="auto" w:fill="ECEAFE"/>
+          </w:tcPr>
+          <w:p>
+            <w:pPr>
+              <w:pStyle w:val="19"/>
+              <w:spacing w:before="0" w:after="60" w:line="264" w:lineRule="auto"/>
+              <w:rPr>
+                <w:rFonts w:hint="eastAsia" w:ascii="Times New Roman" w:hAnsi="Times New Roman"/>
+                <w:sz w:val="21"/>
+              </w:rPr>
+              <w:ind w:firstLine="0" w:firstLineChars="0"/>
+              <w:jc w:val="left"/>
+            </w:pPr>
+            <w:r>
+              <w:rPr>
+                <w:rFonts w:ascii="Times New Roman" w:hAnsi="Times New Roman" w:eastAsia="宋体"/>
+                <w:b/>
+                <w:lang w:val="en-US"/>
+                <w:sz w:val="21"/>
+              </w:rPr>
+              <w:t xml:space="preserve">Grid</w:t>
+            </w:r>
+          </w:p>
+        </w:tc>
+        <w:tc>
+          <w:tcPr>
+            <w:tcW w:w="2891" w:type="dxa"/>
+            <w:shd w:val="clear" w:color="auto" w:fill="ECEAFE"/>
+          </w:tcPr>
+          <w:p>
+            <w:pPr>
+              <w:pStyle w:val="19"/>
+              <w:spacing w:before="0" w:after="60" w:line="264" w:lineRule="auto"/>
+              <w:rPr>
+                <w:rFonts w:hint="eastAsia" w:ascii="Times New Roman" w:hAnsi="Times New Roman"/>
+                <w:sz w:val="21"/>
+              </w:rPr>
+              <w:ind w:firstLine="0" w:firstLineChars="0"/>
+              <w:jc w:val="left"/>
+            </w:pPr>
+            <w:r>
+              <w:rPr>
+                <w:rFonts w:ascii="Times New Roman" w:hAnsi="Times New Roman" w:eastAsia="宋体"/>
+                <w:b/>
+                <w:lang w:val="en-US"/>
+                <w:sz w:val="21"/>
+              </w:rPr>
+              <w:t xml:space="preserve">Attempts with a budget of 1,000</w:t>
+            </w:r>
+          </w:p>
+        </w:tc>
+      </w:tr>
+      <w:tr>
+        <w:trPr>
+          <w:cantSplit/>
+          <w:jc w:val="center"/>
+        </w:trPr>
+        <w:tc>
+          <w:tcPr>
+            <w:tcW w:w="2721" w:type="dxa"/>
+          </w:tcPr>
+          <w:p>
+            <w:pPr>
+              <w:pStyle w:val="19"/>
+              <w:spacing w:before="0" w:after="60" w:line="264" w:lineRule="auto"/>
+              <w:rPr>
+                <w:rFonts w:hint="eastAsia" w:ascii="Times New Roman" w:hAnsi="Times New Roman"/>
+                <w:sz w:val="21"/>
+              </w:rPr>
+              <w:ind w:firstLine="0" w:firstLineChars="0"/>
+              <w:jc w:val="left"/>
+            </w:pPr>
+            <w:r>
+              <w:rPr>
+                <w:rFonts w:ascii="Times New Roman" w:hAnsi="Times New Roman" w:eastAsia="宋体"/>
+                <w:b w:val="0"/>
+                <w:lang w:val="en-US"/>
+                <w:sz w:val="21"/>
+              </w:rPr>
+              <w:t xml:space="preserve">1 / Large color blocks</w:t>
+            </w:r>
+          </w:p>
+        </w:tc>
+        <w:tc>
+          <w:tcPr>
+            <w:tcW w:w="1871" w:type="dxa"/>
+          </w:tcPr>
+          <w:p>
+            <w:pPr>
+              <w:pStyle w:val="19"/>
+              <w:spacing w:before="0" w:after="60" w:line="264" w:lineRule="auto"/>
+              <w:rPr>
+                <w:rFonts w:hint="eastAsia" w:ascii="Times New Roman" w:hAnsi="Times New Roman"/>
+                <w:sz w:val="21"/>
+              </w:rPr>
+              <w:ind w:firstLine="0" w:firstLineChars="0"/>
+              <w:jc w:val="left"/>
+            </w:pPr>
+            <w:r>
+              <w:rPr>
+                <w:rFonts w:hint="eastAsia" w:asciiTheme="minorEastAsia" w:hAnsiTheme="minorEastAsia" w:eastAsiaTheme="minorEastAsia" w:cstheme="minorEastAsia"/>
+                <w:b w:val="0"/>
+                <w:sz w:val="21"/>
+              </w:rPr>
+              <w:t>30</w:t>
+            </w:r>
+          </w:p>
+        </w:tc>
+        <w:tc>
+          <w:tcPr>
+            <w:tcW w:w="1871" w:type="dxa"/>
+          </w:tcPr>
+          <w:p>
+            <w:pPr>
+              <w:pStyle w:val="19"/>
+              <w:spacing w:before="0" w:after="60" w:line="264" w:lineRule="auto"/>
+              <w:rPr>
+                <w:rFonts w:hint="eastAsia" w:ascii="Times New Roman" w:hAnsi="Times New Roman"/>
+                <w:sz w:val="21"/>
+              </w:rPr>
+              <w:ind w:firstLine="0" w:firstLineChars="0"/>
+              <w:jc w:val="left"/>
+            </w:pPr>
+            <w:r>
+              <w:rPr>
+                <w:rFonts w:hint="eastAsia" w:asciiTheme="minorEastAsia" w:hAnsiTheme="minorEastAsia" w:eastAsiaTheme="minorEastAsia" w:cstheme="minorEastAsia"/>
+                <w:b w:val="0"/>
+                <w:sz w:val="21"/>
+              </w:rPr>
+              <w:t>3 × 3</w:t>
+            </w:r>
+          </w:p>
+        </w:tc>
+        <w:tc>
+          <w:tcPr>
+            <w:tcW w:w="2891" w:type="dxa"/>
+          </w:tcPr>
+          <w:p>
+            <w:pPr>
+              <w:pStyle w:val="19"/>
+              <w:spacing w:before="0" w:after="60" w:line="264" w:lineRule="auto"/>
+              <w:rPr>
+                <w:rFonts w:hint="eastAsia" w:ascii="Times New Roman" w:hAnsi="Times New Roman"/>
+                <w:sz w:val="21"/>
+              </w:rPr>
+              <w:ind w:firstLine="0" w:firstLineChars="0"/>
+              <w:jc w:val="left"/>
+            </w:pPr>
+            <w:r>
+              <w:rPr>
+                <w:rFonts w:hint="eastAsia" w:asciiTheme="minorEastAsia" w:hAnsiTheme="minorEastAsia" w:eastAsiaTheme="minorEastAsia" w:cstheme="minorEastAsia"/>
+                <w:b w:val="0"/>
+                <w:sz w:val="21"/>
+              </w:rPr>
+              <w:t>60</w:t>
+            </w:r>
+          </w:p>
+        </w:tc>
+      </w:tr>
+      <w:tr>
+        <w:trPr>
+          <w:cantSplit/>
+          <w:jc w:val="center"/>
+        </w:trPr>
+        <w:tc>
+          <w:tcPr>
+            <w:tcW w:w="2721" w:type="dxa"/>
+          </w:tcPr>
+          <w:p>
+            <w:pPr>
+              <w:pStyle w:val="19"/>
+              <w:spacing w:before="0" w:after="60" w:line="264" w:lineRule="auto"/>
+              <w:rPr>
+                <w:rFonts w:hint="eastAsia" w:ascii="Times New Roman" w:hAnsi="Times New Roman"/>
+                <w:sz w:val="21"/>
+              </w:rPr>
+              <w:ind w:firstLine="0" w:firstLineChars="0"/>
+              <w:jc w:val="left"/>
+            </w:pPr>
+            <w:r>
+              <w:rPr>
+                <w:rFonts w:ascii="Times New Roman" w:hAnsi="Times New Roman" w:eastAsia="宋体"/>
+                <w:b w:val="0"/>
+                <w:lang w:val="en-US"/>
+                <w:sz w:val="21"/>
+              </w:rPr>
+              <w:t xml:space="preserve">2 / Medium color blocks</w:t>
+            </w:r>
+          </w:p>
+        </w:tc>
+        <w:tc>
+          <w:tcPr>
+            <w:tcW w:w="1871" w:type="dxa"/>
+          </w:tcPr>
+          <w:p>
+            <w:pPr>
+              <w:pStyle w:val="19"/>
+              <w:spacing w:before="0" w:after="60" w:line="264" w:lineRule="auto"/>
+              <w:rPr>
+                <w:rFonts w:hint="eastAsia" w:ascii="Times New Roman" w:hAnsi="Times New Roman"/>
+                <w:sz w:val="21"/>
+              </w:rPr>
+              <w:ind w:firstLine="0" w:firstLineChars="0"/>
+              <w:jc w:val="left"/>
+            </w:pPr>
+            <w:r>
+              <w:rPr>
+                <w:rFonts w:hint="eastAsia" w:asciiTheme="minorEastAsia" w:hAnsiTheme="minorEastAsia" w:eastAsiaTheme="minorEastAsia" w:cstheme="minorEastAsia"/>
+                <w:b w:val="0"/>
+                <w:sz w:val="21"/>
+              </w:rPr>
+              <w:t>16</w:t>
+            </w:r>
+          </w:p>
+        </w:tc>
+        <w:tc>
+          <w:tcPr>
+            <w:tcW w:w="1871" w:type="dxa"/>
+          </w:tcPr>
+          <w:p>
+            <w:pPr>
+              <w:pStyle w:val="19"/>
+              <w:spacing w:before="0" w:after="60" w:line="264" w:lineRule="auto"/>
+              <w:rPr>
+                <w:rFonts w:hint="eastAsia" w:ascii="Times New Roman" w:hAnsi="Times New Roman"/>
+                <w:sz w:val="21"/>
+              </w:rPr>
+              <w:ind w:firstLine="0" w:firstLineChars="0"/>
+              <w:jc w:val="left"/>
+            </w:pPr>
+            <w:r>
+              <w:rPr>
+                <w:rFonts w:hint="eastAsia" w:asciiTheme="minorEastAsia" w:hAnsiTheme="minorEastAsia" w:eastAsiaTheme="minorEastAsia" w:cstheme="minorEastAsia"/>
+                <w:b w:val="0"/>
+                <w:sz w:val="21"/>
+              </w:rPr>
+              <w:t>4 × 4</w:t>
+            </w:r>
+          </w:p>
+        </w:tc>
+        <w:tc>
+          <w:tcPr>
+            <w:tcW w:w="2891" w:type="dxa"/>
+          </w:tcPr>
+          <w:p>
+            <w:pPr>
+              <w:pStyle w:val="19"/>
+              <w:spacing w:before="0" w:after="60" w:line="264" w:lineRule="auto"/>
+              <w:rPr>
+                <w:rFonts w:hint="eastAsia" w:ascii="Times New Roman" w:hAnsi="Times New Roman"/>
+                <w:sz w:val="21"/>
+              </w:rPr>
+              <w:ind w:firstLine="0" w:firstLineChars="0"/>
+              <w:jc w:val="left"/>
+            </w:pPr>
+            <w:r>
+              <w:rPr>
+                <w:rFonts w:hint="eastAsia" w:asciiTheme="minorEastAsia" w:hAnsiTheme="minorEastAsia" w:eastAsiaTheme="minorEastAsia" w:cstheme="minorEastAsia"/>
+                <w:b w:val="0"/>
+                <w:sz w:val="21"/>
+              </w:rPr>
+              <w:t>120</w:t>
+            </w:r>
+          </w:p>
+        </w:tc>
+      </w:tr>
+      <w:tr>
+        <w:trPr>
+          <w:cantSplit/>
+          <w:jc w:val="center"/>
+        </w:trPr>
+        <w:tc>
+          <w:tcPr>
+            <w:tcW w:w="2721" w:type="dxa"/>
+          </w:tcPr>
+          <w:p>
+            <w:pPr>
+              <w:pStyle w:val="19"/>
+              <w:spacing w:before="0" w:after="60" w:line="264" w:lineRule="auto"/>
+              <w:rPr>
+                <w:rFonts w:hint="eastAsia" w:ascii="Times New Roman" w:hAnsi="Times New Roman"/>
+                <w:sz w:val="21"/>
+              </w:rPr>
+              <w:ind w:firstLine="0" w:firstLineChars="0"/>
+              <w:jc w:val="left"/>
+            </w:pPr>
+            <w:r>
+              <w:rPr>
+                <w:rFonts w:ascii="Times New Roman" w:hAnsi="Times New Roman" w:eastAsia="宋体"/>
+                <w:b w:val="0"/>
+                <w:lang w:val="en-US"/>
+                <w:sz w:val="21"/>
+              </w:rPr>
+              <w:t xml:space="preserve">3 / Forms</w:t>
+            </w:r>
+          </w:p>
+        </w:tc>
+        <w:tc>
+          <w:tcPr>
+            <w:tcW w:w="1871" w:type="dxa"/>
+          </w:tcPr>
+          <w:p>
+            <w:pPr>
+              <w:pStyle w:val="19"/>
+              <w:spacing w:before="0" w:after="60" w:line="264" w:lineRule="auto"/>
+              <w:rPr>
+                <w:rFonts w:hint="eastAsia" w:ascii="Times New Roman" w:hAnsi="Times New Roman"/>
+                <w:sz w:val="21"/>
+              </w:rPr>
+              <w:ind w:firstLine="0" w:firstLineChars="0"/>
+              <w:jc w:val="left"/>
+            </w:pPr>
+            <w:r>
+              <w:rPr>
+                <w:rFonts w:hint="eastAsia" w:asciiTheme="minorEastAsia" w:hAnsiTheme="minorEastAsia" w:eastAsiaTheme="minorEastAsia" w:cstheme="minorEastAsia"/>
+                <w:b w:val="0"/>
+                <w:sz w:val="21"/>
+              </w:rPr>
+              <w:t>8</w:t>
+            </w:r>
+          </w:p>
+        </w:tc>
+        <w:tc>
+          <w:tcPr>
+            <w:tcW w:w="1871" w:type="dxa"/>
+          </w:tcPr>
+          <w:p>
+            <w:pPr>
+              <w:pStyle w:val="19"/>
+              <w:spacing w:before="0" w:after="60" w:line="264" w:lineRule="auto"/>
+              <w:rPr>
+                <w:rFonts w:hint="eastAsia" w:ascii="Times New Roman" w:hAnsi="Times New Roman"/>
+                <w:sz w:val="21"/>
+              </w:rPr>
+              <w:ind w:firstLine="0" w:firstLineChars="0"/>
+              <w:jc w:val="left"/>
+            </w:pPr>
+            <w:r>
+              <w:rPr>
+                <w:rFonts w:hint="eastAsia" w:asciiTheme="minorEastAsia" w:hAnsiTheme="minorEastAsia" w:eastAsiaTheme="minorEastAsia" w:cstheme="minorEastAsia"/>
+                <w:b w:val="0"/>
+                <w:sz w:val="21"/>
+              </w:rPr>
+              <w:t>5 × 5</w:t>
+            </w:r>
+          </w:p>
+        </w:tc>
+        <w:tc>
+          <w:tcPr>
+            <w:tcW w:w="2891" w:type="dxa"/>
+          </w:tcPr>
+          <w:p>
+            <w:pPr>
+              <w:pStyle w:val="19"/>
+              <w:spacing w:before="0" w:after="60" w:line="264" w:lineRule="auto"/>
+              <w:rPr>
+                <w:rFonts w:hint="eastAsia" w:ascii="Times New Roman" w:hAnsi="Times New Roman"/>
+                <w:sz w:val="21"/>
+              </w:rPr>
+              <w:ind w:firstLine="0" w:firstLineChars="0"/>
+              <w:jc w:val="left"/>
+            </w:pPr>
+            <w:r>
+              <w:rPr>
+                <w:rFonts w:hint="eastAsia" w:asciiTheme="minorEastAsia" w:hAnsiTheme="minorEastAsia" w:eastAsiaTheme="minorEastAsia" w:cstheme="minorEastAsia"/>
+                <w:b w:val="0"/>
+                <w:sz w:val="21"/>
+              </w:rPr>
+              <w:t>220</w:t>
+            </w:r>
+          </w:p>
+        </w:tc>
+      </w:tr>
+      <w:tr>
+        <w:trPr>
+          <w:cantSplit/>
+          <w:jc w:val="center"/>
+        </w:trPr>
+        <w:tc>
+          <w:tcPr>
+            <w:tcW w:w="2721" w:type="dxa"/>
+          </w:tcPr>
+          <w:p>
+            <w:pPr>
+              <w:pStyle w:val="19"/>
+              <w:spacing w:before="0" w:after="60" w:line="264" w:lineRule="auto"/>
+              <w:rPr>
+                <w:rFonts w:hint="eastAsia" w:ascii="Times New Roman" w:hAnsi="Times New Roman"/>
+                <w:sz w:val="21"/>
+              </w:rPr>
+              <w:ind w:firstLine="0" w:firstLineChars="0"/>
+              <w:jc w:val="left"/>
+            </w:pPr>
+            <w:r>
+              <w:rPr>
+                <w:rFonts w:ascii="Times New Roman" w:hAnsi="Times New Roman" w:eastAsia="宋体"/>
+                <w:b w:val="0"/>
+                <w:lang w:val="en-US"/>
+                <w:sz w:val="21"/>
+              </w:rPr>
+              <w:t xml:space="preserve">4 / Small strokes</w:t>
+            </w:r>
+          </w:p>
+        </w:tc>
+        <w:tc>
+          <w:tcPr>
+            <w:tcW w:w="1871" w:type="dxa"/>
+          </w:tcPr>
+          <w:p>
+            <w:pPr>
+              <w:pStyle w:val="19"/>
+              <w:spacing w:before="0" w:after="60" w:line="264" w:lineRule="auto"/>
+              <w:rPr>
+                <w:rFonts w:hint="eastAsia" w:ascii="Times New Roman" w:hAnsi="Times New Roman"/>
+                <w:sz w:val="21"/>
+              </w:rPr>
+              <w:ind w:firstLine="0" w:firstLineChars="0"/>
+              <w:jc w:val="left"/>
+            </w:pPr>
+            <w:r>
+              <w:rPr>
+                <w:rFonts w:hint="eastAsia" w:asciiTheme="minorEastAsia" w:hAnsiTheme="minorEastAsia" w:eastAsiaTheme="minorEastAsia" w:cstheme="minorEastAsia"/>
+                <w:b w:val="0"/>
+                <w:sz w:val="21"/>
+              </w:rPr>
+              <w:t>4</w:t>
+            </w:r>
+          </w:p>
+        </w:tc>
+        <w:tc>
+          <w:tcPr>
+            <w:tcW w:w="1871" w:type="dxa"/>
+          </w:tcPr>
+          <w:p>
+            <w:pPr>
+              <w:pStyle w:val="19"/>
+              <w:spacing w:before="0" w:after="60" w:line="264" w:lineRule="auto"/>
+              <w:rPr>
+                <w:rFonts w:hint="eastAsia" w:ascii="Times New Roman" w:hAnsi="Times New Roman"/>
+                <w:sz w:val="21"/>
+              </w:rPr>
+              <w:ind w:firstLine="0" w:firstLineChars="0"/>
+              <w:jc w:val="left"/>
+            </w:pPr>
+            <w:r>
+              <w:rPr>
+                <w:rFonts w:hint="eastAsia" w:asciiTheme="minorEastAsia" w:hAnsiTheme="minorEastAsia" w:eastAsiaTheme="minorEastAsia" w:cstheme="minorEastAsia"/>
+                <w:b w:val="0"/>
+                <w:sz w:val="21"/>
+              </w:rPr>
+              <w:t>6 × 6</w:t>
+            </w:r>
+          </w:p>
+        </w:tc>
+        <w:tc>
+          <w:tcPr>
+            <w:tcW w:w="2891" w:type="dxa"/>
+          </w:tcPr>
+          <w:p>
+            <w:pPr>
+              <w:pStyle w:val="19"/>
+              <w:spacing w:before="0" w:after="60" w:line="264" w:lineRule="auto"/>
+              <w:rPr>
+                <w:rFonts w:hint="eastAsia" w:ascii="Times New Roman" w:hAnsi="Times New Roman"/>
+                <w:sz w:val="21"/>
+              </w:rPr>
+              <w:ind w:firstLine="0" w:firstLineChars="0"/>
+              <w:jc w:val="left"/>
+            </w:pPr>
+            <w:r>
+              <w:rPr>
+                <w:rFonts w:hint="eastAsia" w:asciiTheme="minorEastAsia" w:hAnsiTheme="minorEastAsia" w:eastAsiaTheme="minorEastAsia" w:cstheme="minorEastAsia"/>
+                <w:b w:val="0"/>
+                <w:sz w:val="21"/>
+              </w:rPr>
+              <w:t>280</w:t>
+            </w:r>
+          </w:p>
+        </w:tc>
+      </w:tr>
+      <w:tr>
+        <w:trPr>
+          <w:cantSplit/>
+          <w:jc w:val="center"/>
+        </w:trPr>
+        <w:tc>
+          <w:tcPr>
+            <w:tcW w:w="2721" w:type="dxa"/>
+          </w:tcPr>
+          <w:p>
+            <w:pPr>
+              <w:pStyle w:val="19"/>
+              <w:spacing w:before="0" w:after="60" w:line="264" w:lineRule="auto"/>
+              <w:rPr>
+                <w:rFonts w:hint="eastAsia" w:ascii="Times New Roman" w:hAnsi="Times New Roman"/>
+                <w:sz w:val="21"/>
+              </w:rPr>
+              <w:ind w:firstLine="0" w:firstLineChars="0"/>
+              <w:jc w:val="left"/>
+            </w:pPr>
+            <w:r>
+              <w:rPr>
+                <w:rFonts w:ascii="Times New Roman" w:hAnsi="Times New Roman" w:eastAsia="宋体"/>
+                <w:b w:val="0"/>
+                <w:lang w:val="en-US"/>
+                <w:sz w:val="21"/>
+              </w:rPr>
+              <w:t xml:space="preserve">5 / Details</w:t>
+            </w:r>
+          </w:p>
+        </w:tc>
+        <w:tc>
+          <w:tcPr>
+            <w:tcW w:w="1871" w:type="dxa"/>
+          </w:tcPr>
+          <w:p>
+            <w:pPr>
+              <w:pStyle w:val="19"/>
+              <w:spacing w:before="0" w:after="60" w:line="264" w:lineRule="auto"/>
+              <w:rPr>
+                <w:rFonts w:hint="eastAsia" w:ascii="Times New Roman" w:hAnsi="Times New Roman"/>
+                <w:sz w:val="21"/>
+              </w:rPr>
+              <w:ind w:firstLine="0" w:firstLineChars="0"/>
+              <w:jc w:val="left"/>
+            </w:pPr>
+            <w:r>
+              <w:rPr>
+                <w:rFonts w:hint="eastAsia" w:asciiTheme="minorEastAsia" w:hAnsiTheme="minorEastAsia" w:eastAsiaTheme="minorEastAsia" w:cstheme="minorEastAsia"/>
+                <w:b w:val="0"/>
+                <w:sz w:val="21"/>
+              </w:rPr>
+              <w:t>2.2</w:t>
+            </w:r>
+          </w:p>
+        </w:tc>
+        <w:tc>
+          <w:tcPr>
+            <w:tcW w:w="1871" w:type="dxa"/>
+          </w:tcPr>
+          <w:p>
+            <w:pPr>
+              <w:pStyle w:val="19"/>
+              <w:spacing w:before="0" w:after="60" w:line="264" w:lineRule="auto"/>
+              <w:rPr>
+                <w:rFonts w:hint="eastAsia" w:ascii="Times New Roman" w:hAnsi="Times New Roman"/>
+                <w:sz w:val="21"/>
+              </w:rPr>
+              <w:ind w:firstLine="0" w:firstLineChars="0"/>
+              <w:jc w:val="left"/>
+            </w:pPr>
+            <w:r>
+              <w:rPr>
+                <w:rFonts w:hint="eastAsia" w:asciiTheme="minorEastAsia" w:hAnsiTheme="minorEastAsia" w:eastAsiaTheme="minorEastAsia" w:cstheme="minorEastAsia"/>
+                <w:b w:val="0"/>
+                <w:sz w:val="21"/>
+              </w:rPr>
+              <w:t>6 × 6</w:t>
+            </w:r>
+          </w:p>
+        </w:tc>
+        <w:tc>
+          <w:tcPr>
+            <w:tcW w:w="2891" w:type="dxa"/>
+          </w:tcPr>
+          <w:p>
+            <w:pPr>
+              <w:pStyle w:val="19"/>
+              <w:spacing w:before="0" w:after="60" w:line="264" w:lineRule="auto"/>
+              <w:rPr>
+                <w:rFonts w:hint="eastAsia" w:ascii="Times New Roman" w:hAnsi="Times New Roman"/>
+                <w:sz w:val="21"/>
+              </w:rPr>
+              <w:ind w:firstLine="0" w:firstLineChars="0"/>
+              <w:jc w:val="left"/>
+            </w:pPr>
+            <w:r>
+              <w:rPr>
+                <w:rFonts w:hint="eastAsia" w:asciiTheme="minorEastAsia" w:hAnsiTheme="minorEastAsia" w:eastAsiaTheme="minorEastAsia" w:cstheme="minorEastAsia"/>
+                <w:b w:val="0"/>
+                <w:sz w:val="21"/>
+              </w:rPr>
+              <w:t>320</w:t>
+            </w:r>
+          </w:p>
+        </w:tc>
+      </w:tr>
+    </w:tbl>
+    <w:p>
+      <w:pPr>
+        <w:pStyle w:val="19"/>
+        <w:rPr>
+          <w:rFonts w:hint="eastAsia" w:ascii="Times New Roman" w:hAnsi="Times New Roman"/>
+        </w:rPr>
+      </w:pPr>
+      <w:r>
+        <w:rPr>
+          <w:rFonts w:ascii="Times New Roman" w:hAnsi="Times New Roman" w:eastAsia="宋体"/>
+          <w:lang w:val="en-US"/>
+        </w:rPr>
+        <w:t xml:space="preserve">Note: Widths are scaled relative to an analysis image whose shorter side is 200 pixels. Candidates that provide no improvement are skipped, so the number of attempts is not the final number of accepted strokes.</w:t>
+      </w:r>
+    </w:p>
+    <w:p>
+      <w:pPr>
+        <w:pStyle w:val="16"/>
+        <w:rPr>
+          <w:rFonts w:hint="eastAsia" w:ascii="Times New Roman" w:hAnsi="Times New Roman"/>
+        </w:rPr>
+      </w:pPr>
+      <w:r>
+        <w:rPr>
+          <w:rFonts w:ascii="Times New Roman" w:hAnsi="Times New Roman" w:eastAsia="宋体"/>
+          <w:lang w:val="en-US"/>
+        </w:rPr>
+        <w:t xml:space="preserve">The widths in Table 1 use an analysis image with a shorter side of 200 pixels as the baseline and are then scaled to the actual dimensions. The number of attempts in each pass is allocated as a proportion of the budget. Within regions, allocation depends on the current weighted residual: regions that remain insufficiently represented receive more opportunities, while those already close to the reference image receive less repeated coverage. Figure 2 shows the cumulative reconstruction across five passes from a single plan for Monet’s Impression, Sunrise, making it possible to observe the gradual formation of overall color, forms, and details.</w:t>
+      </w:r>
+    </w:p>
+    <w:p>
+      <w:pPr>
+        <w:pStyle w:val="18"/>
+        <w:keepNext w:val="1"/>
+        <w:spacing w:before="120"/>
+        <w:rPr>
+          <w:rFonts w:hint="eastAsia" w:ascii="Times New Roman" w:hAnsi="Times New Roman"/>
+        </w:rPr>
+      </w:pPr>
+      <w:r>
+        <w:rPr>
+          <w:rFonts w:hint="eastAsia" w:asciiTheme="minorEastAsia" w:hAnsiTheme="minorEastAsia" w:eastAsiaTheme="minorEastAsia" w:cstheme="minorEastAsia"/>
+        </w:rPr>
+        <w:drawing>
+          <wp:inline distT="0" distB="0" distL="114300" distR="114300">
+            <wp:extent cx="4905375" cy="4053205"/>
+            <wp:effectExtent l="0" t="0" r="22225" b="10795"/>
+            <wp:docPr id="21" name="English figure 21" descr="图2 莫奈《日出·印象》的五遍累积重建效果。原图为项目内参考作品；阶段图来自当前五遍规划方法的工程验证。均为算法模拟结果，非用户手绘。"/>
+            <wp:cNvGraphicFramePr>
+              <a:graphicFrameLocks xmlns:a="http://schemas.openxmlformats.org/drawingml/2006/main" noChangeAspect="1"/>
+            </wp:cNvGraphicFramePr>
+            <a:graphic xmlns:a="http://schemas.openxmlformats.org/drawingml/2006/main">
+              <a:graphicData uri="http://schemas.openxmlformats.org/drawingml/2006/picture">
+                <pic:pic xmlns:pic="http://schemas.openxmlformats.org/drawingml/2006/picture">
+                  <pic:nvPicPr>
+                    <pic:cNvPr id="3" name="Picture 3" descr="图2 莫奈《日出·印象》的五遍累积重建效果。原图为项目内参考作品；阶段图来自当前五遍规划方法的工程验证。均为算法模拟结果，非用户手绘。"/>
+                    <pic:cNvPicPr>
+                      <a:picLocks noChangeAspect="1"/>
+                    </pic:cNvPicPr>
+                  </pic:nvPicPr>
+                  <pic:blipFill>
+                    <a:blip r:embed="rId16"/>
+                    <a:stretch>
+                      <a:fillRect/>
+                    </a:stretch>
+                  </pic:blipFill>
+                  <pic:spPr>
+                    <a:xfrm>
+                      <a:off x="0" y="0"/>
+                      <a:ext cx="4905375" cy="4053205"/>
+                    </a:xfrm>
+                    <a:prstGeom prst="rect">
+                      <a:avLst/>
+                    </a:prstGeom>
+                  </pic:spPr>
+                </pic:pic>
+              </a:graphicData>
+            </a:graphic>
+          </wp:inline>
+        </w:drawing>
+      </w:r>
+    </w:p>
+    <w:p>
+      <w:pPr>
+        <w:pStyle w:val="18"/>
+        <w:keepNext/>
+        <w:rPr>
+          <w:rFonts w:hint="eastAsia" w:ascii="Times New Roman" w:hAnsi="Times New Roman"/>
+        </w:rPr>
+      </w:pPr>
+      <w:r>
+        <w:rPr>
+          <w:rFonts w:ascii="Times New Roman" w:hAnsi="Times New Roman" w:eastAsia="宋体"/>
+          <w:lang w:val="en-US"/>
+        </w:rPr>
+        <w:t xml:space="preserve">Figure 2. Cumulative reconstruction of Monet’s Impression, Sunrise across five passes</w:t>
+      </w:r>
+    </w:p>
+    <w:p>
+      <w:pPr>
+        <w:pStyle w:val="15"/>
+        <w:rPr>
+          <w:rFonts w:hint="eastAsia" w:ascii="Times New Roman" w:hAnsi="Times New Roman"/>
+        </w:rPr>
+      </w:pPr>
+      <w:r>
+        <w:rPr>
+          <w:rFonts w:ascii="Times New Roman" w:hAnsi="Times New Roman" w:eastAsia="宋体"/>
+          <w:lang w:val="en-US"/>
+        </w:rPr>
+        <w:t xml:space="preserve">IV. Development of the Interaction Flow and UI Design</w:t>
+      </w:r>
+    </w:p>
+    <w:p>
+      <w:pPr>
+        <w:pStyle w:val="17"/>
+        <w:rPr>
+          <w:rFonts w:hint="eastAsia" w:ascii="Times New Roman" w:hAnsi="Times New Roman"/>
+        </w:rPr>
+      </w:pPr>
+      <w:r>
+        <w:rPr>
+          <w:rFonts w:ascii="Times New Roman" w:hAnsi="Times New Roman" w:eastAsia="宋体"/>
+          <w:lang w:val="en-US"/>
+        </w:rPr>
+        <w:t xml:space="preserve">4.1 Information Architecture and Entry Points for Creation</w:t>
+      </w:r>
+    </w:p>
+    <w:p>
+      <w:pPr>
+        <w:pStyle w:val="16"/>
+        <w:rPr>
+          <w:rFonts w:hint="eastAsia" w:ascii="Times New Roman" w:hAnsi="Times New Roman"/>
+        </w:rPr>
+      </w:pPr>
+      <w:r>
+        <w:rPr>
+          <w:rFonts w:ascii="Times New Roman" w:hAnsi="Times New Roman" w:eastAsia="宋体"/>
+          <w:lang w:val="en-US"/>
+        </w:rPr>
+        <w:t xml:space="preserve">Star Trace Paint now includes the main pages for the home screen, image selection, painting, artwork viewing, product introduction, and research testing. The ordinary user experience follows the sequence “choose an image to paint—obtain ordered strokes—paint by hand—save the artwork,” while user testing has a separate entry point leading to a standardized task. The home page emphasizes the primary action, “Start My First Painting,” and collapses the longer introduction by default to reduce the amount of reading required on a first visit. The product introduction page presents the full explanation of features, algorithm principles, and reference sources, keeping extensive technical details out of the painting task interface.</w:t>
+      </w:r>
+    </w:p>
+    <w:p>
+      <w:pPr>
+        <w:pStyle w:val="18"/>
+        <w:keepNext w:val="1"/>
+        <w:spacing w:before="120"/>
+        <w:rPr>
+          <w:rFonts w:hint="eastAsia" w:ascii="Times New Roman" w:hAnsi="Times New Roman"/>
+        </w:rPr>
+      </w:pPr>
+      <w:r>
+        <w:rPr>
+          <w:rFonts w:hint="eastAsia" w:asciiTheme="minorEastAsia" w:hAnsiTheme="minorEastAsia" w:eastAsiaTheme="minorEastAsia" w:cstheme="minorEastAsia"/>
+        </w:rPr>
+        <w:drawing>
+          <wp:inline distT="0" distB="0" distL="114300" distR="114300">
+            <wp:extent cx="3879215" cy="2694305"/>
+            <wp:effectExtent l="0" t="0" r="6985" b="3175"/>
+            <wp:docPr id="22" name="English figure 22" descr="图3 星迹智绘首页与主要创作入口。当前程序截图；首页的长介绍默认收起。"/>
+            <wp:cNvGraphicFramePr>
+              <a:graphicFrameLocks xmlns:a="http://schemas.openxmlformats.org/drawingml/2006/main" noChangeAspect="1"/>
+            </wp:cNvGraphicFramePr>
+            <a:graphic xmlns:a="http://schemas.openxmlformats.org/drawingml/2006/main">
+              <a:graphicData uri="http://schemas.openxmlformats.org/drawingml/2006/picture">
+                <pic:pic xmlns:pic="http://schemas.openxmlformats.org/drawingml/2006/picture">
+                  <pic:nvPicPr>
+                    <pic:cNvPr id="4" name="Picture 4" descr="图3 星迹智绘首页与主要创作入口。当前程序截图；首页的长介绍默认收起。"/>
+                    <pic:cNvPicPr>
+                      <a:picLocks noChangeAspect="1"/>
+                    </pic:cNvPicPr>
+                  </pic:nvPicPr>
+                  <pic:blipFill>
+                    <a:blip r:embed="rId17"/>
+                    <a:stretch>
+                      <a:fillRect/>
+                    </a:stretch>
+                  </pic:blipFill>
+                  <pic:spPr>
+                    <a:xfrm>
+                      <a:off x="0" y="0"/>
+                      <a:ext cx="3879215" cy="2694305"/>
+                    </a:xfrm>
+                    <a:prstGeom prst="rect">
+                      <a:avLst/>
+                    </a:prstGeom>
+                  </pic:spPr>
+                </pic:pic>
+              </a:graphicData>
+            </a:graphic>
+          </wp:inline>
+        </w:drawing>
+      </w:r>
+      <w:r>
+        <w:rPr>
+          <w:rFonts w:hint="eastAsia" w:asciiTheme="minorEastAsia" w:hAnsiTheme="minorEastAsia" w:eastAsiaTheme="minorEastAsia" w:cstheme="minorEastAsia"/>
+        </w:rPr>
+        <w:drawing>
+          <wp:inline distT="0" distB="0" distL="114300" distR="114300">
+            <wp:extent cx="1859280" cy="2696210"/>
+            <wp:effectExtent l="0" t="0" r="0" b="1270"/>
+            <wp:docPr id="23" name="English figure 23"/>
+            <wp:cNvGraphicFramePr>
+              <a:graphicFrameLocks xmlns:a="http://schemas.openxmlformats.org/drawingml/2006/main" noChangeAspect="1"/>
+            </wp:cNvGraphicFramePr>
+            <a:graphic xmlns:a="http://schemas.openxmlformats.org/drawingml/2006/main">
+              <a:graphicData uri="http://schemas.openxmlformats.org/drawingml/2006/picture">
+                <pic:pic xmlns:pic="http://schemas.openxmlformats.org/drawingml/2006/picture">
+                  <pic:nvPicPr>
+                    <pic:cNvPr id="13" name="图片 1"/>
+                    <pic:cNvPicPr>
+                      <a:picLocks noChangeAspect="1"/>
+                    </pic:cNvPicPr>
+                  </pic:nvPicPr>
+                  <pic:blipFill>
+                    <a:blip r:embed="rId18"/>
+                    <a:stretch>
+                      <a:fillRect/>
+                    </a:stretch>
+                  </pic:blipFill>
+                  <pic:spPr>
+                    <a:xfrm>
+                      <a:off x="0" y="0"/>
+                      <a:ext cx="1859280" cy="2696210"/>
+                    </a:xfrm>
+                    <a:prstGeom prst="rect">
+                      <a:avLst/>
+                    </a:prstGeom>
+                    <a:noFill/>
+                    <a:ln>
+                      <a:noFill/>
+                    </a:ln>
+                  </pic:spPr>
+                </pic:pic>
+              </a:graphicData>
+            </a:graphic>
+          </wp:inline>
+        </w:drawing>
+      </w:r>
+    </w:p>
+    <w:p>
+      <w:pPr>
+        <w:pStyle w:val="18"/>
+        <w:keepNext/>
+        <w:rPr>
+          <w:rFonts w:hint="eastAsia" w:ascii="Times New Roman" w:hAnsi="Times New Roman"/>
+        </w:rPr>
+      </w:pPr>
+      <w:r>
+        <w:rPr>
+          <w:rFonts w:ascii="Times New Roman" w:hAnsi="Times New Roman" w:eastAsia="宋体"/>
+          <w:lang w:val="en-US"/>
+        </w:rPr>
+        <w:t xml:space="preserve">Figure 3. Star Trace Paint home page and main entry point for creation</w:t>
+      </w:r>
+    </w:p>
+    <w:p>
+      <w:pPr>
+        <w:pStyle w:val="19"/>
+        <w:rPr>
+          <w:rFonts w:hint="eastAsia" w:ascii="Times New Roman" w:hAnsi="Times New Roman"/>
+        </w:rPr>
+      </w:pPr>
+      <w:r>
+        <w:rPr>
+          <w:rFonts w:ascii="Times New Roman" w:hAnsi="Times New Roman" w:eastAsia="宋体"/>
+          <w:lang w:val="en-US"/>
+        </w:rPr>
+        <w:t xml:space="preserve">Note: Screenshots of the current application. The long introduction on the home page is collapsed by default.</w:t>
+      </w:r>
+    </w:p>
+    <w:p>
+      <w:pPr>
+        <w:pStyle w:val="16"/>
+        <w:rPr>
+          <w:rFonts w:hint="eastAsia" w:ascii="Times New Roman" w:hAnsi="Times New Roman"/>
+        </w:rPr>
+      </w:pPr>
+      <w:r>
+        <w:rPr>
+          <w:rFonts w:ascii="Times New Roman" w:hAnsi="Times New Roman" w:eastAsia="宋体"/>
+          <w:lang w:val="en-US"/>
+        </w:rPr>
+        <w:t xml:space="preserve">Reference images can be selected from the artwork library or chosen locally and uploaded by clicking or dragging and dropping. The current system supports JPG, PNG, and other browser-decodable images smaller than 20 MB, with file checks, previews, and loading feedback. Users can inspect the expected result of decomposition before deciding whether to begin painting. This step helps clarify the goal when a reference image is overly complex or lacks sufficient detail. The free canvas allows users to paint directly without selecting a theme first, leaving room for independent expression for those who do not want to follow a fixed reference image.</w:t>
+      </w:r>
+    </w:p>
+    <w:p>
+      <w:pPr>
+        <w:pStyle w:val="18"/>
+        <w:keepNext w:val="1"/>
+        <w:spacing w:before="120"/>
+        <w:rPr>
+          <w:rFonts w:hint="eastAsia" w:ascii="Times New Roman" w:hAnsi="Times New Roman"/>
+        </w:rPr>
+      </w:pPr>
+      <w:r>
+        <w:rPr>
+          <w:rFonts w:hint="eastAsia" w:asciiTheme="minorEastAsia" w:hAnsiTheme="minorEastAsia" w:eastAsiaTheme="minorEastAsia" w:cstheme="minorEastAsia"/>
+        </w:rPr>
+        <w:drawing>
+          <wp:inline distT="0" distB="0" distL="114300" distR="114300">
+            <wp:extent cx="2038350" cy="2217420"/>
+            <wp:effectExtent l="0" t="0" r="3810" b="7620"/>
+            <wp:docPr id="24" name="English figure 24"/>
+            <wp:cNvGraphicFramePr>
+              <a:graphicFrameLocks xmlns:a="http://schemas.openxmlformats.org/drawingml/2006/main" noChangeAspect="1"/>
+            </wp:cNvGraphicFramePr>
+            <a:graphic xmlns:a="http://schemas.openxmlformats.org/drawingml/2006/main">
+              <a:graphicData uri="http://schemas.openxmlformats.org/drawingml/2006/picture">
+                <pic:pic xmlns:pic="http://schemas.openxmlformats.org/drawingml/2006/picture">
+                  <pic:nvPicPr>
+                    <pic:cNvPr id="15" name="图片 3"/>
+                    <pic:cNvPicPr>
+                      <a:picLocks noChangeAspect="1"/>
+                    </pic:cNvPicPr>
+                  </pic:nvPicPr>
+                  <pic:blipFill>
+                    <a:blip r:embed="rId19"/>
+                    <a:stretch>
+                      <a:fillRect/>
+                    </a:stretch>
+                  </pic:blipFill>
+                  <pic:spPr>
+                    <a:xfrm>
+                      <a:off x="0" y="0"/>
+                      <a:ext cx="2038350" cy="2217420"/>
+                    </a:xfrm>
+                    <a:prstGeom prst="rect">
+                      <a:avLst/>
+                    </a:prstGeom>
+                    <a:noFill/>
+                    <a:ln>
+                      <a:noFill/>
+                    </a:ln>
+                  </pic:spPr>
+                </pic:pic>
+              </a:graphicData>
+            </a:graphic>
+          </wp:inline>
+        </w:drawing>
+      </w:r>
+      <w:r>
+        <w:rPr>
+          <w:rFonts w:hint="eastAsia" w:asciiTheme="minorEastAsia" w:hAnsiTheme="minorEastAsia" w:eastAsiaTheme="minorEastAsia" w:cstheme="minorEastAsia"/>
+        </w:rPr>
+        <w:drawing>
+          <wp:inline distT="0" distB="0" distL="114300" distR="114300">
+            <wp:extent cx="1485900" cy="2216150"/>
+            <wp:effectExtent l="0" t="0" r="7620" b="8890"/>
+            <wp:docPr id="25" name="English figure 25"/>
+            <wp:cNvGraphicFramePr>
+              <a:graphicFrameLocks xmlns:a="http://schemas.openxmlformats.org/drawingml/2006/main" noChangeAspect="1"/>
+            </wp:cNvGraphicFramePr>
+            <a:graphic xmlns:a="http://schemas.openxmlformats.org/drawingml/2006/main">
+              <a:graphicData uri="http://schemas.openxmlformats.org/drawingml/2006/picture">
+                <pic:pic xmlns:pic="http://schemas.openxmlformats.org/drawingml/2006/picture">
+                  <pic:nvPicPr>
+                    <pic:cNvPr id="14" name="图片 2"/>
+                    <pic:cNvPicPr>
+                      <a:picLocks noChangeAspect="1"/>
+                    </pic:cNvPicPr>
+                  </pic:nvPicPr>
+                  <pic:blipFill>
+                    <a:blip r:embed="rId20"/>
+                    <a:stretch>
+                      <a:fillRect/>
+                    </a:stretch>
+                  </pic:blipFill>
+                  <pic:spPr>
+                    <a:xfrm>
+                      <a:off x="0" y="0"/>
+                      <a:ext cx="1485900" cy="2216150"/>
+                    </a:xfrm>
+                    <a:prstGeom prst="rect">
+                      <a:avLst/>
+                    </a:prstGeom>
+                    <a:noFill/>
+                    <a:ln>
+                      <a:noFill/>
+                    </a:ln>
+                  </pic:spPr>
+                </pic:pic>
+              </a:graphicData>
+            </a:graphic>
+          </wp:inline>
+        </w:drawing>
+      </w:r>
+      <w:r>
+        <w:rPr>
+          <w:rFonts w:hint="eastAsia" w:asciiTheme="minorEastAsia" w:hAnsiTheme="minorEastAsia" w:eastAsiaTheme="minorEastAsia" w:cstheme="minorEastAsia"/>
+        </w:rPr>
+        <w:drawing>
+          <wp:inline distT="0" distB="0" distL="114300" distR="114300">
+            <wp:extent cx="2414905" cy="2233930"/>
+            <wp:effectExtent l="0" t="0" r="8255" b="6350"/>
+            <wp:docPr id="26" name="English figure 26"/>
+            <wp:cNvGraphicFramePr>
+              <a:graphicFrameLocks xmlns:a="http://schemas.openxmlformats.org/drawingml/2006/main" noChangeAspect="1"/>
+            </wp:cNvGraphicFramePr>
+            <a:graphic xmlns:a="http://schemas.openxmlformats.org/drawingml/2006/main">
+              <a:graphicData uri="http://schemas.openxmlformats.org/drawingml/2006/picture">
+                <pic:pic xmlns:pic="http://schemas.openxmlformats.org/drawingml/2006/picture">
+                  <pic:nvPicPr>
+                    <pic:cNvPr id="16" name="图片 4"/>
+                    <pic:cNvPicPr>
+                      <a:picLocks noChangeAspect="1"/>
+                    </pic:cNvPicPr>
+                  </pic:nvPicPr>
+                  <pic:blipFill>
+                    <a:blip r:embed="rId21"/>
+                    <a:stretch>
+                      <a:fillRect/>
+                    </a:stretch>
+                  </pic:blipFill>
+                  <pic:spPr>
+                    <a:xfrm>
+                      <a:off x="0" y="0"/>
+                      <a:ext cx="2414905" cy="2233930"/>
+                    </a:xfrm>
+                    <a:prstGeom prst="rect">
+                      <a:avLst/>
+                    </a:prstGeom>
+                    <a:noFill/>
+                    <a:ln>
+                      <a:noFill/>
+                    </a:ln>
+                  </pic:spPr>
+                </pic:pic>
+              </a:graphicData>
+            </a:graphic>
+          </wp:inline>
+        </w:drawing>
+      </w:r>
+    </w:p>
+    <w:p>
+      <w:pPr>
+        <w:pStyle w:val="18"/>
+        <w:keepNext/>
+        <w:rPr>
+          <w:rFonts w:hint="eastAsia" w:ascii="Times New Roman" w:hAnsi="Times New Roman"/>
+        </w:rPr>
+      </w:pPr>
+      <w:r>
+        <w:rPr>
+          <w:rFonts w:ascii="Times New Roman" w:hAnsi="Times New Roman" w:eastAsia="宋体"/>
+          <w:lang w:val="en-US"/>
+        </w:rPr>
+        <w:t xml:space="preserve">Figure 4. Interfaces for image upload, selected reference artworks, and free-canvas selection</w:t>
+      </w:r>
+    </w:p>
+    <w:p>
+      <w:pPr>
+        <w:pStyle w:val="19"/>
+        <w:rPr>
+          <w:rFonts w:hint="eastAsia" w:ascii="Times New Roman" w:hAnsi="Times New Roman"/>
+        </w:rPr>
+      </w:pPr>
+      <w:r>
+        <w:rPr>
+          <w:rFonts w:ascii="Times New Roman" w:hAnsi="Times New Roman" w:eastAsia="宋体"/>
+          <w:lang w:val="en-US"/>
+        </w:rPr>
+        <w:t xml:space="preserve">Note: Screenshots of the current application. Users can click to select an image, drag and drop an upload, or enter the free canvas.</w:t>
+      </w:r>
+    </w:p>
+    <w:p>
+      <w:pPr>
+        <w:pStyle w:val="17"/>
+        <w:rPr>
+          <w:rFonts w:hint="eastAsia" w:ascii="Times New Roman" w:hAnsi="Times New Roman"/>
+        </w:rPr>
+      </w:pPr>
+      <w:r>
+        <w:rPr>
+          <w:rFonts w:ascii="Times New Roman" w:hAnsi="Times New Roman" w:eastAsia="宋体"/>
+          <w:lang w:val="en-US"/>
+        </w:rPr>
+        <w:t xml:space="preserve">4.2 Guidance, Control, and Feedback During Painting</w:t>
+      </w:r>
+    </w:p>
+    <w:p>
+      <w:pPr>
+        <w:pStyle w:val="16"/>
+        <w:rPr>
+          <w:rFonts w:hint="eastAsia" w:ascii="Times New Roman" w:hAnsi="Times New Roman"/>
+        </w:rPr>
+      </w:pPr>
+      <w:r>
+        <w:rPr>
+          <w:rFonts w:ascii="Times New Roman" w:hAnsi="Times New Roman" w:eastAsia="宋体"/>
+          <w:lang w:val="en-US"/>
+        </w:rPr>
+        <w:t xml:space="preserve">The painting interface centers on the canvas. The current stroke is represented by a translucent region, numbered start and end points, and a directional arrow. Numbers, circles, arrows, and paths scale proportionally with stroke size, reducing the likelihood that large icons obscure small strokes. Users receive full guidance by default but can select moderate guidance or retain only the starting point through the tools. Progress and pass descriptions together indicate whether the user is establishing large color blocks or refining details, connecting the “next stroke” to the formation of the whole painting.</w:t>
+      </w:r>
+    </w:p>
+    <w:p>
+      <w:pPr>
+        <w:pStyle w:val="16"/>
+        <w:rPr>
+          <w:rFonts w:hint="eastAsia" w:ascii="Times New Roman" w:hAnsi="Times New Roman"/>
+        </w:rPr>
+      </w:pPr>
+      <w:r>
+        <w:rPr>
+          <w:rFonts w:ascii="Times New Roman" w:hAnsi="Times New Roman" w:eastAsia="宋体"/>
+          <w:lang w:val="en-US"/>
+        </w:rPr>
+        <w:t xml:space="preserve">The original reference image appears in the guidance panel, fitted to its container; clicking enlarges it and allows it to be restored. The panel can be moved, locked, or collapsed into a rounded-square icon, helping users arrange information around the canvas. The bottom toolbar groups modes, brushes, and common actions, with hover text for buttons and a tutorial entry explaining the tools. Follow the Star Trail mode supports undo, making accidental actions recoverable and allowing users to retry the current action.</w:t>
+      </w:r>
+    </w:p>
+    <w:p>
+      <w:pPr>
+        <w:pStyle w:val="18"/>
+        <w:keepNext w:val="1"/>
+        <w:spacing w:before="120"/>
+        <w:rPr>
+          <w:rFonts w:hint="eastAsia" w:ascii="Times New Roman" w:hAnsi="Times New Roman"/>
+        </w:rPr>
+      </w:pPr>
+      <w:r>
+        <w:rPr>
+          <w:rFonts w:hint="eastAsia" w:asciiTheme="minorEastAsia" w:hAnsiTheme="minorEastAsia" w:eastAsiaTheme="minorEastAsia" w:cstheme="minorEastAsia"/>
+        </w:rPr>
+        <w:drawing>
+          <wp:inline distT="0" distB="0" distL="114300" distR="114300">
+            <wp:extent cx="1508125" cy="1371600"/>
+            <wp:effectExtent l="0" t="0" r="635" b="0"/>
+            <wp:docPr id="27" name="English figure 27"/>
+            <wp:cNvGraphicFramePr>
+              <a:graphicFrameLocks xmlns:a="http://schemas.openxmlformats.org/drawingml/2006/main" noChangeAspect="1"/>
+            </wp:cNvGraphicFramePr>
+            <a:graphic xmlns:a="http://schemas.openxmlformats.org/drawingml/2006/main">
+              <a:graphicData uri="http://schemas.openxmlformats.org/drawingml/2006/picture">
+                <pic:pic xmlns:pic="http://schemas.openxmlformats.org/drawingml/2006/picture">
+                  <pic:nvPicPr>
+                    <pic:cNvPr id="17" name="图片 5"/>
+                    <pic:cNvPicPr>
+                      <a:picLocks noChangeAspect="1"/>
+                    </pic:cNvPicPr>
+                  </pic:nvPicPr>
+                  <pic:blipFill>
+                    <a:blip r:embed="rId22"/>
+                    <a:stretch>
+                      <a:fillRect/>
+                    </a:stretch>
+                  </pic:blipFill>
+                  <pic:spPr>
+                    <a:xfrm>
+                      <a:off x="0" y="0"/>
+                      <a:ext cx="1508125" cy="1371600"/>
+                    </a:xfrm>
+                    <a:prstGeom prst="rect">
+                      <a:avLst/>
+                    </a:prstGeom>
+                    <a:noFill/>
+                    <a:ln>
+                      <a:noFill/>
+                    </a:ln>
+                  </pic:spPr>
+                </pic:pic>
+              </a:graphicData>
+            </a:graphic>
+          </wp:inline>
+        </w:drawing>
+      </w:r>
+      <w:r>
+        <w:rPr>
+          <w:rFonts w:hint="eastAsia" w:asciiTheme="minorEastAsia" w:hAnsiTheme="minorEastAsia" w:eastAsiaTheme="minorEastAsia" w:cstheme="minorEastAsia"/>
+        </w:rPr>
+        <w:drawing>
+          <wp:inline distT="0" distB="0" distL="114300" distR="114300">
+            <wp:extent cx="1964055" cy="1364615"/>
+            <wp:effectExtent l="0" t="0" r="1905" b="6985"/>
+            <wp:docPr id="28" name="English figure 28" descr="图5 沿星迹绘画、参考原图与可移动提示面板。当前程序截图；图中画布为绘画起始状态，紫色区域表示待执行笔触，非用户作品。"/>
+            <wp:cNvGraphicFramePr>
+              <a:graphicFrameLocks xmlns:a="http://schemas.openxmlformats.org/drawingml/2006/main" noChangeAspect="1"/>
+            </wp:cNvGraphicFramePr>
+            <a:graphic xmlns:a="http://schemas.openxmlformats.org/drawingml/2006/main">
+              <a:graphicData uri="http://schemas.openxmlformats.org/drawingml/2006/picture">
+                <pic:pic xmlns:pic="http://schemas.openxmlformats.org/drawingml/2006/picture">
+                  <pic:nvPicPr>
+                    <pic:cNvPr id="6" name="Picture 6" descr="图5 沿星迹绘画、参考原图与可移动提示面板。当前程序截图；图中画布为绘画起始状态，紫色区域表示待执行笔触，非用户作品。"/>
+                    <pic:cNvPicPr>
+                      <a:picLocks noChangeAspect="1"/>
+                    </pic:cNvPicPr>
+                  </pic:nvPicPr>
+                  <pic:blipFill>
+                    <a:blip r:embed="rId23"/>
+                    <a:stretch>
+                      <a:fillRect/>
+                    </a:stretch>
+                  </pic:blipFill>
+                  <pic:spPr>
+                    <a:xfrm>
+                      <a:off x="0" y="0"/>
+                      <a:ext cx="1964055" cy="1364615"/>
+                    </a:xfrm>
+                    <a:prstGeom prst="rect">
+                      <a:avLst/>
+                    </a:prstGeom>
+                  </pic:spPr>
+                </pic:pic>
+              </a:graphicData>
+            </a:graphic>
+          </wp:inline>
+        </w:drawing>
+      </w:r>
+      <w:r>
+        <w:rPr>
+          <w:rFonts w:hint="eastAsia" w:asciiTheme="minorEastAsia" w:hAnsiTheme="minorEastAsia" w:eastAsiaTheme="minorEastAsia" w:cstheme="minorEastAsia"/>
+        </w:rPr>
+        <w:drawing>
+          <wp:inline distT="0" distB="0" distL="114300" distR="114300">
+            <wp:extent cx="1464310" cy="1349375"/>
+            <wp:effectExtent l="0" t="0" r="13970" b="6985"/>
+            <wp:docPr id="29" name="English figure 29"/>
+            <wp:cNvGraphicFramePr>
+              <a:graphicFrameLocks xmlns:a="http://schemas.openxmlformats.org/drawingml/2006/main" noChangeAspect="1"/>
+            </wp:cNvGraphicFramePr>
+            <a:graphic xmlns:a="http://schemas.openxmlformats.org/drawingml/2006/main">
+              <a:graphicData uri="http://schemas.openxmlformats.org/drawingml/2006/picture">
+                <pic:pic xmlns:pic="http://schemas.openxmlformats.org/drawingml/2006/picture">
+                  <pic:nvPicPr>
+                    <pic:cNvPr id="18" name="图片 6"/>
+                    <pic:cNvPicPr>
+                      <a:picLocks noChangeAspect="1"/>
+                    </pic:cNvPicPr>
+                  </pic:nvPicPr>
+                  <pic:blipFill>
+                    <a:blip r:embed="rId24"/>
+                    <a:stretch>
+                      <a:fillRect/>
+                    </a:stretch>
+                  </pic:blipFill>
+                  <pic:spPr>
+                    <a:xfrm>
+                      <a:off x="0" y="0"/>
+                      <a:ext cx="1464310" cy="1349375"/>
+                    </a:xfrm>
+                    <a:prstGeom prst="rect">
+                      <a:avLst/>
+                    </a:prstGeom>
+                    <a:noFill/>
+                    <a:ln>
+                      <a:noFill/>
+                    </a:ln>
+                  </pic:spPr>
+                </pic:pic>
+              </a:graphicData>
+            </a:graphic>
+          </wp:inline>
+        </w:drawing>
+      </w:r>
+      <w:r>
+        <w:rPr>
+          <w:rFonts w:hint="eastAsia" w:asciiTheme="minorEastAsia" w:hAnsiTheme="minorEastAsia" w:eastAsiaTheme="minorEastAsia" w:cstheme="minorEastAsia"/>
+        </w:rPr>
+        <w:drawing>
+          <wp:inline distT="0" distB="0" distL="114300" distR="114300">
+            <wp:extent cx="1015365" cy="1380490"/>
+            <wp:effectExtent l="0" t="0" r="5715" b="6350"/>
+            <wp:docPr id="30" name="English figure 30"/>
+            <wp:cNvGraphicFramePr>
+              <a:graphicFrameLocks xmlns:a="http://schemas.openxmlformats.org/drawingml/2006/main" noChangeAspect="1"/>
+            </wp:cNvGraphicFramePr>
+            <a:graphic xmlns:a="http://schemas.openxmlformats.org/drawingml/2006/main">
+              <a:graphicData uri="http://schemas.openxmlformats.org/drawingml/2006/picture">
+                <pic:pic xmlns:pic="http://schemas.openxmlformats.org/drawingml/2006/picture">
+                  <pic:nvPicPr>
+                    <pic:cNvPr id="19" name="图片 7"/>
+                    <pic:cNvPicPr>
+                      <a:picLocks noChangeAspect="1"/>
+                    </pic:cNvPicPr>
+                  </pic:nvPicPr>
+                  <pic:blipFill>
+                    <a:blip r:embed="rId25"/>
+                    <a:stretch>
+                      <a:fillRect/>
+                    </a:stretch>
+                  </pic:blipFill>
+                  <pic:spPr>
+                    <a:xfrm>
+                      <a:off x="0" y="0"/>
+                      <a:ext cx="1015365" cy="1380490"/>
+                    </a:xfrm>
+                    <a:prstGeom prst="rect">
+                      <a:avLst/>
+                    </a:prstGeom>
+                    <a:noFill/>
+                    <a:ln>
+                      <a:noFill/>
+                    </a:ln>
+                  </pic:spPr>
+                </pic:pic>
+              </a:graphicData>
+            </a:graphic>
+          </wp:inline>
+        </w:drawing>
+      </w:r>
+    </w:p>
+    <w:p>
+      <w:pPr>
+        <w:pStyle w:val="18"/>
+        <w:keepNext/>
+        <w:rPr>
+          <w:rFonts w:hint="eastAsia" w:ascii="Times New Roman" w:hAnsi="Times New Roman"/>
+        </w:rPr>
+      </w:pPr>
+      <w:r>
+        <w:rPr>
+          <w:rFonts w:ascii="Times New Roman" w:hAnsi="Times New Roman" w:eastAsia="宋体"/>
+          <w:lang w:val="en-US"/>
+        </w:rPr>
+        <w:t xml:space="preserve">Figure 5. Guided painting along the star trail, the original reference image, and the movable guidance panel</w:t>
+      </w:r>
+    </w:p>
+    <w:p>
+      <w:pPr>
+        <w:pStyle w:val="19"/>
+        <w:rPr>
+          <w:rFonts w:hint="eastAsia" w:ascii="Times New Roman" w:hAnsi="Times New Roman"/>
+        </w:rPr>
+      </w:pPr>
+      <w:r>
+        <w:rPr>
+          <w:rFonts w:ascii="Times New Roman" w:hAnsi="Times New Roman" w:eastAsia="宋体"/>
+          <w:lang w:val="en-US"/>
+        </w:rPr>
+        <w:t xml:space="preserve">Note: Screenshots of the current application. The canvas is shown at the start of painting; the purple region indicates the stroke to be executed.</w:t>
+      </w:r>
+    </w:p>
+    <w:p>
+      <w:pPr>
+        <w:pStyle w:val="16"/>
+        <w:rPr>
+          <w:rFonts w:hint="eastAsia" w:ascii="Times New Roman" w:hAnsi="Times New Roman"/>
+        </w:rPr>
+      </w:pPr>
+      <w:r>
+        <w:rPr>
+          <w:rFonts w:ascii="Times New Roman" w:hAnsi="Times New Roman" w:eastAsia="宋体"/>
+          <w:lang w:val="en-US"/>
+        </w:rPr>
+        <w:t xml:space="preserve">The ordinary user experience offers three modes: Follow the Star Trail, Automatic Continuation, and Free Star Field. Follow the Star Trail emphasizes drawing according to the current guidance. Automatic Continuation allows users to observe how the sequence forms an image; the interval between strokes can be adjusted from 200 milliseconds to 1 second, with a default of 1 second, and pausing preserves the current mode and progress. Free Star Field responds directly to the user’s drawing gestures. Brush width, color, and style can be adjusted during painting, and brush width is displayed as an integer.</w:t>
+      </w:r>
+    </w:p>
+    <w:p>
+      <w:pPr>
+        <w:pStyle w:val="15"/>
+        <w:rPr>
+          <w:rFonts w:hint="eastAsia" w:ascii="Times New Roman" w:hAnsi="Times New Roman"/>
+        </w:rPr>
+      </w:pPr>
+      <w:r>
+        <w:rPr>
+          <w:rFonts w:ascii="Times New Roman" w:hAnsi="Times New Roman" w:eastAsia="宋体"/>
+          <w:lang w:val="en-US"/>
+        </w:rPr>
+        <w:t xml:space="preserve">V. Development of the Application and Experimental Platform</w:t>
+      </w:r>
+    </w:p>
+    <w:p>
+      <w:pPr>
+        <w:pStyle w:val="17"/>
+        <w:rPr>
+          <w:rFonts w:hint="eastAsia" w:ascii="Times New Roman" w:hAnsi="Times New Roman"/>
+        </w:rPr>
+      </w:pPr>
+      <w:r>
+        <w:rPr>
+          <w:rFonts w:ascii="Times New Roman" w:hAnsi="Times New Roman" w:eastAsia="宋体"/>
+          <w:lang w:val="en-US"/>
+        </w:rPr>
+        <w:t xml:space="preserve">5.1 Front-end, Back-end, and Data Flow</w:t>
+      </w:r>
+    </w:p>
+    <w:p>
+      <w:pPr>
+        <w:pStyle w:val="16"/>
+        <w:rPr>
+          <w:rFonts w:hint="eastAsia" w:ascii="Times New Roman" w:hAnsi="Times New Roman"/>
+        </w:rPr>
+      </w:pPr>
+      <w:r>
+        <w:rPr>
+          <w:rFonts w:ascii="Times New Roman" w:hAnsi="Times New Roman" w:eastAsia="宋体"/>
+          <w:lang w:val="en-US"/>
+        </w:rPr>
+        <w:t xml:space="preserve">The application uses Next.js, React, and TypeScript for pages and state management. Browser Canvas displays reference images, guidance, and actual strokes, while the web application performs the more demanding image-planning computation. The server provides interfaces for research configuration, enrollment, round records, artwork saving, scoring, and export, and uses a persistent database and file directories to manage research materials. The algorithm module is separated from painting operations. Research materials retain versions and hashes, making it possible to verify which image, stroke plan, and rule version were used for a particular record.</w:t>
+      </w:r>
+    </w:p>
+    <w:p>
+      <w:pPr>
+        <w:pStyle w:val="16"/>
+        <w:rPr>
+          <w:rFonts w:hint="eastAsia" w:ascii="Times New Roman" w:hAnsi="Times New Roman"/>
+        </w:rPr>
+      </w:pPr>
+      <w:r>
+        <w:rPr>
+          <w:rFonts w:ascii="Times New Roman" w:hAnsi="Times New Roman" w:eastAsia="宋体"/>
+          <w:lang w:val="en-US"/>
+        </w:rPr>
+        <w:t xml:space="preserve">The ordinary user experience and research tasks have different boundaries of use. Ordinary use permits independent image selection, style changes, and observation of Automatic Continuation. Research tasks use materials, tool capabilities, and time limits configured centrally by the researcher. The same research code links one person’s two task rounds. Duplicate research codes trigger a message and do not serve as credentials for accessing arbitrary existing records. The researcher workspace brings together test records, material status, and paired results; participants do not need to select a back-end batch. Whether testing is open depends on material approval and batch publication status. Completing the software features does not mean that a particular research batch has begun recruitment.</w:t>
+      </w:r>
+    </w:p>
+    <w:p>
+      <w:pPr>
+        <w:pStyle w:val="17"/>
+        <w:rPr>
+          <w:rFonts w:hint="eastAsia" w:ascii="Times New Roman" w:hAnsi="Times New Roman"/>
+        </w:rPr>
+      </w:pPr>
+      <w:r>
+        <w:rPr>
+          <w:rFonts w:ascii="Times New Roman" w:hAnsi="Times New Roman" w:eastAsia="宋体"/>
+          <w:lang w:val="en-US"/>
+        </w:rPr>
+        <w:t xml:space="preserve">5.2 The Implemented Five-step User-testing Procedure</w:t>
+      </w:r>
+    </w:p>
+    <w:p>
+      <w:pPr>
+        <w:pStyle w:val="16"/>
+        <w:rPr>
+          <w:rFonts w:hint="eastAsia" w:ascii="Times New Roman" w:hAnsi="Times New Roman"/>
+        </w:rPr>
+      </w:pPr>
+      <w:r>
+        <w:rPr>
+          <w:rFonts w:ascii="Times New Roman" w:hAnsi="Times New Roman" w:eastAsia="宋体"/>
+          <w:lang w:val="en-US"/>
+        </w:rPr>
+        <w:t xml:space="preserve">The participant procedure consists of “entry—tool familiarization—first round—second round—completion of the comparison.” At entry, the system explains the purpose, estimated duration, information to be saved, and withdrawal procedure, and confirms research consent and eligibility. The practice image is prepared automatically, and participants actively start a 90-second practice session. Before each painting round, they answer two self-assessment questions and then begin the task directly, avoiding repeated transitions between preparation pages. A rest is scheduled between rounds. After the second round, the system displays paired results, and the researcher records the oral interview in the back end. Figure 7 summarizes this procedure and the two experimental conditions.</w:t>
+      </w:r>
+    </w:p>
+    <w:p>
+      <w:pPr>
+        <w:pStyle w:val="18"/>
+        <w:keepNext w:val="1"/>
+        <w:spacing w:before="120"/>
+        <w:rPr>
+          <w:rFonts w:hint="eastAsia" w:ascii="Times New Roman" w:hAnsi="Times New Roman"/>
+        </w:rPr>
+      </w:pPr>
+      <w:r>
+        <w:rPr>
+          <w:rFonts w:hint="eastAsia" w:asciiTheme="minorEastAsia" w:hAnsiTheme="minorEastAsia" w:eastAsiaTheme="minorEastAsia" w:cstheme="minorEastAsia"/>
+        </w:rPr>
+        <w:drawing>
+          <wp:inline distT="0" distB="0" distL="114300" distR="114300">
+            <wp:extent cx="4575810" cy="3322320"/>
+            <wp:effectExtent l="0" t="0" r="11430" b="0"/>
+            <wp:docPr id="31" name="English figure 31" descr="图7 五步参与流程与两条件对比结构。依据当前程序绘制；展示的是研究方案与已实现流程，非已完成实验。"/>
+            <wp:cNvGraphicFramePr>
+              <a:graphicFrameLocks xmlns:a="http://schemas.openxmlformats.org/drawingml/2006/main" noChangeAspect="1"/>
+            </wp:cNvGraphicFramePr>
+            <a:graphic xmlns:a="http://schemas.openxmlformats.org/drawingml/2006/main">
+              <a:graphicData uri="http://schemas.openxmlformats.org/drawingml/2006/picture">
+                <pic:pic xmlns:pic="http://schemas.openxmlformats.org/drawingml/2006/picture">
+                  <pic:nvPicPr>
+                    <pic:cNvPr id="8" name="Picture 8" descr="图7 五步参与流程与两条件对比结构。依据当前程序绘制；展示的是研究方案与已实现流程，非已完成实验。"/>
+                    <pic:cNvPicPr>
+                      <a:picLocks noChangeAspect="1"/>
+                    </pic:cNvPicPr>
+                  </pic:nvPicPr>
+                  <pic:blipFill>
+                    <a:blip r:embed="rId26"/>
+                    <a:stretch>
+                      <a:fillRect/>
+                    </a:stretch>
+                  </pic:blipFill>
+                  <pic:spPr>
+                    <a:xfrm>
+                      <a:off x="0" y="0"/>
+                      <a:ext cx="4575810" cy="3322320"/>
+                    </a:xfrm>
+                    <a:prstGeom prst="rect">
+                      <a:avLst/>
+                    </a:prstGeom>
+                  </pic:spPr>
+                </pic:pic>
+              </a:graphicData>
+            </a:graphic>
+          </wp:inline>
+        </w:drawing>
+      </w:r>
+    </w:p>
+    <w:p>
+      <w:pPr>
+        <w:pStyle w:val="18"/>
+        <w:keepNext/>
+        <w:rPr>
+          <w:rFonts w:hint="eastAsia" w:ascii="Times New Roman" w:hAnsi="Times New Roman"/>
+        </w:rPr>
+      </w:pPr>
+      <w:r>
+        <w:rPr>
+          <w:rFonts w:ascii="Times New Roman" w:hAnsi="Times New Roman" w:eastAsia="宋体"/>
+          <w:lang w:val="en-US"/>
+        </w:rPr>
+        <w:t xml:space="preserve">Figure 6. The five-step participation procedure and two-condition comparison structure</w:t>
+      </w:r>
+    </w:p>
+    <w:p>
+      <w:pPr>
+        <w:pStyle w:val="18"/>
+        <w:keepNext w:val="1"/>
+        <w:spacing w:before="120"/>
+        <w:rPr>
+          <w:rFonts w:hint="eastAsia" w:ascii="Times New Roman" w:hAnsi="Times New Roman"/>
+        </w:rPr>
+      </w:pPr>
+      <w:r>
+        <w:rPr>
+          <w:rFonts w:hint="eastAsia" w:asciiTheme="minorEastAsia" w:hAnsiTheme="minorEastAsia" w:eastAsiaTheme="minorEastAsia" w:cstheme="minorEastAsia"/>
+        </w:rPr>
+        <w:drawing>
+          <wp:inline distT="0" distB="0" distL="114300" distR="114300">
+            <wp:extent cx="4354195" cy="3023870"/>
+            <wp:effectExtent l="0" t="0" r="4445" b="8890"/>
+            <wp:docPr id="32" name="English figure 32" descr="图8 研究参与说明、研究码与同意入口。截图来自隔离演示环境，不表示实际研究批次已经发布。"/>
+            <wp:cNvGraphicFramePr>
+              <a:graphicFrameLocks xmlns:a="http://schemas.openxmlformats.org/drawingml/2006/main" noChangeAspect="1"/>
+            </wp:cNvGraphicFramePr>
+            <a:graphic xmlns:a="http://schemas.openxmlformats.org/drawingml/2006/main">
+              <a:graphicData uri="http://schemas.openxmlformats.org/drawingml/2006/picture">
+                <pic:pic xmlns:pic="http://schemas.openxmlformats.org/drawingml/2006/picture">
+                  <pic:nvPicPr>
+                    <pic:cNvPr id="9" name="Picture 9" descr="图8 研究参与说明、研究码与同意入口。截图来自隔离演示环境，不表示实际研究批次已经发布。"/>
+                    <pic:cNvPicPr>
+                      <a:picLocks noChangeAspect="1"/>
+                    </pic:cNvPicPr>
+                  </pic:nvPicPr>
+                  <pic:blipFill>
+                    <a:blip r:embed="rId27"/>
+                    <a:stretch>
+                      <a:fillRect/>
+                    </a:stretch>
+                  </pic:blipFill>
+                  <pic:spPr>
+                    <a:xfrm>
+                      <a:off x="0" y="0"/>
+                      <a:ext cx="4354195" cy="3023870"/>
+                    </a:xfrm>
+                    <a:prstGeom prst="rect">
+                      <a:avLst/>
+                    </a:prstGeom>
+                  </pic:spPr>
+                </pic:pic>
+              </a:graphicData>
+            </a:graphic>
+          </wp:inline>
+        </w:drawing>
+      </w:r>
+    </w:p>
+    <w:p>
+      <w:pPr>
+        <w:pStyle w:val="18"/>
+        <w:keepNext/>
+        <w:rPr>
+          <w:rFonts w:hint="eastAsia" w:ascii="Times New Roman" w:hAnsi="Times New Roman"/>
+        </w:rPr>
+      </w:pPr>
+      <w:r>
+        <w:rPr>
+          <w:rFonts w:ascii="Times New Roman" w:hAnsi="Times New Roman" w:eastAsia="宋体"/>
+          <w:lang w:val="en-US"/>
+        </w:rPr>
+        <w:t xml:space="preserve">Figure 7. Research participation information, research code, and consent entry</w:t>
+      </w:r>
+    </w:p>
+    <w:p>
+      <w:pPr>
+        <w:pStyle w:val="16"/>
+        <w:rPr>
+          <w:rFonts w:hint="eastAsia" w:ascii="Times New Roman" w:hAnsi="Times New Roman"/>
+        </w:rPr>
+      </w:pPr>
+    </w:p>
+    <w:p>
+      <w:pPr>
+        <w:pStyle w:val="16"/>
+        <w:rPr>
+          <w:rFonts w:hint="eastAsia" w:ascii="Times New Roman" w:hAnsi="Times New Roman"/>
+        </w:rPr>
+      </w:pPr>
+      <w:r>
+        <w:rPr>
+          <w:rFonts w:ascii="Times New Roman" w:hAnsi="Times New Roman" w:eastAsia="宋体"/>
+          <w:lang w:val="en-US"/>
+        </w:rPr>
+        <w:t xml:space="preserve">The study compares two conditions using the same participant and the same reference image. In Condition A, participants undertake ordinary digital painting with a reference image. Condition B provides a stroke sequence and guidance on the same basic canvas. The system assigns an AB or BA order to balance order effects. Both conditions share basic tools including brushes, an eraser, undo and redo, and layers, while disabling Automatic Continuation and standard-stroke substitution. Condition B includes suggestions for position, direction, and parameters. The experiment therefore evaluates the complete stroke-guidance interaction, rather than attributing its effects solely to a path line.</w:t>
+      </w:r>
+    </w:p>
+    <w:p>
+      <w:pPr>
+        <w:pStyle w:val="16"/>
+        <w:ind w:left="0" w:leftChars="0" w:firstLine="0" w:firstLineChars="0"/>
+        <w:rPr>
+          <w:rFonts w:hint="eastAsia" w:ascii="Times New Roman" w:hAnsi="Times New Roman"/>
+        </w:rPr>
+      </w:pPr>
+    </w:p>
+    <w:p>
+      <w:pPr>
+        <w:pStyle w:val="18"/>
+        <w:keepNext w:val="1"/>
+        <w:spacing w:before="120"/>
+        <w:rPr>
+          <w:rFonts w:hint="eastAsia" w:ascii="Times New Roman" w:hAnsi="Times New Roman"/>
+        </w:rPr>
+      </w:pPr>
+      <w:r>
+        <w:rPr>
+          <w:rFonts w:hint="eastAsia" w:asciiTheme="minorEastAsia" w:hAnsiTheme="minorEastAsia" w:eastAsiaTheme="minorEastAsia" w:cstheme="minorEastAsia"/>
+        </w:rPr>
+        <w:drawing>
+          <wp:inline distT="0" distB="0" distL="114300" distR="114300">
+            <wp:extent cx="4732655" cy="3286760"/>
+            <wp:effectExtent l="0" t="0" r="17145" b="15240"/>
+            <wp:docPr id="33" name="English figure 33" descr="图9 笔触引导条件下的研究任务界面。隔离演示环境截图；参与者实际作品与引导计划分别记录。"/>
+            <wp:cNvGraphicFramePr>
+              <a:graphicFrameLocks xmlns:a="http://schemas.openxmlformats.org/drawingml/2006/main" noChangeAspect="1"/>
+            </wp:cNvGraphicFramePr>
+            <a:graphic xmlns:a="http://schemas.openxmlformats.org/drawingml/2006/main">
+              <a:graphicData uri="http://schemas.openxmlformats.org/drawingml/2006/picture">
+                <pic:pic xmlns:pic="http://schemas.openxmlformats.org/drawingml/2006/picture">
+                  <pic:nvPicPr>
+                    <pic:cNvPr id="10" name="Picture 10" descr="图9 笔触引导条件下的研究任务界面。隔离演示环境截图；参与者实际作品与引导计划分别记录。"/>
+                    <pic:cNvPicPr>
+                      <a:picLocks noChangeAspect="1"/>
+                    </pic:cNvPicPr>
+                  </pic:nvPicPr>
+                  <pic:blipFill>
+                    <a:blip r:embed="rId28"/>
+                    <a:stretch>
+                      <a:fillRect/>
+                    </a:stretch>
+                  </pic:blipFill>
+                  <pic:spPr>
+                    <a:xfrm>
+                      <a:off x="0" y="0"/>
+                      <a:ext cx="4732655" cy="3286760"/>
+                    </a:xfrm>
+                    <a:prstGeom prst="rect">
+                      <a:avLst/>
+                    </a:prstGeom>
+                  </pic:spPr>
+                </pic:pic>
+              </a:graphicData>
+            </a:graphic>
+          </wp:inline>
+        </w:drawing>
+      </w:r>
+    </w:p>
+    <w:p>
+      <w:pPr>
+        <w:pStyle w:val="18"/>
+        <w:keepNext/>
+        <w:rPr>
+          <w:rFonts w:hint="eastAsia" w:ascii="Times New Roman" w:hAnsi="Times New Roman"/>
+        </w:rPr>
+      </w:pPr>
+      <w:r>
+        <w:rPr>
+          <w:rFonts w:ascii="Times New Roman" w:hAnsi="Times New Roman" w:eastAsia="宋体"/>
+          <w:lang w:val="en-US"/>
+        </w:rPr>
+        <w:t xml:space="preserve">Figure 8. The research task interface under the stroke-guidance condition</w:t>
+      </w:r>
+    </w:p>
+    <w:p>
+      <w:pPr>
+        <w:pStyle w:val="16"/>
+        <w:rPr>
+          <w:rFonts w:hint="eastAsia" w:ascii="Times New Roman" w:hAnsi="Times New Roman"/>
+        </w:rPr>
+      </w:pPr>
+    </w:p>
+    <w:p>
+      <w:pPr>
+        <w:pStyle w:val="16"/>
+        <w:rPr>
+          <w:rFonts w:hint="eastAsia" w:ascii="Times New Roman" w:hAnsi="Times New Roman"/>
+        </w:rPr>
+      </w:pPr>
+      <w:r>
+        <w:rPr>
+          <w:rFonts w:ascii="Times New Roman" w:hAnsi="Times New Roman" w:eastAsia="宋体"/>
+          <w:lang w:val="en-US"/>
+        </w:rPr>
+        <w:t xml:space="preserve">Each round currently has a 12-minute limit, with a 2-minute rest between rounds. Brief responses about participants’ feelings are collected before and after both rounds. The pre-task questions address willingness to paint again and concern about painting poorly. The post-task questions additionally cover satisfaction with the experience and confidence in completing a similar task. Responses use a seven-point scale, and participants may leave questions unanswered. These brief self-assessment items were written around the objectives of this project and cannot yet be treated as a validated standard psychological scale. Before formal data collection, a pilot study is needed to check whether the wording is understandable, the task is too long, and participants interpret the guidance as an assessment that they must complete in full.</w:t>
+      </w:r>
+    </w:p>
+    <w:p>
+      <w:pPr>
+        <w:pStyle w:val="17"/>
+        <w:rPr>
+          <w:rFonts w:hint="eastAsia" w:ascii="Times New Roman" w:hAnsi="Times New Roman"/>
+        </w:rPr>
+      </w:pPr>
+      <w:r>
+        <w:rPr>
+          <w:rFonts w:ascii="Times New Roman" w:hAnsi="Times New Roman" w:eastAsia="宋体"/>
+          <w:lang w:val="en-US"/>
+        </w:rPr>
+        <w:t xml:space="preserve">5.3 Event Logging, Scoring, and Visualization</w:t>
+      </w:r>
+    </w:p>
+    <w:p>
+      <w:pPr>
+        <w:pStyle w:val="16"/>
+        <w:rPr>
+          <w:rFonts w:hint="eastAsia" w:ascii="Times New Roman" w:hAnsi="Times New Roman"/>
+        </w:rPr>
+      </w:pPr>
+      <w:r>
+        <w:rPr>
+          <w:rFonts w:ascii="Times New Roman" w:hAnsi="Times New Roman" w:eastAsia="宋体"/>
+          <w:lang w:val="en-US"/>
+        </w:rPr>
+        <w:t xml:space="preserve">The system now records events including task start and end, stroke initiation, undo, guidance advancement, rest, page switching, and system blocking, and links behavioral summaries, artworks, and questionnaires to the same round. Records support server-side saving, retries after failure, and export. In the back end, individual tests can be reviewed for paired analysis, independent artwork scoring, and examination of problems.</w:t>
+      </w:r>
+    </w:p>
+    <w:p>
+      <w:pPr>
+        <w:pStyle w:val="18"/>
+        <w:keepNext/>
+        <w:spacing w:before="120"/>
+        <w:rPr>
+          <w:rFonts w:hint="eastAsia" w:ascii="Times New Roman" w:hAnsi="Times New Roman"/>
+        </w:rPr>
+      </w:pPr>
+    </w:p>
+    <w:p>
+      <w:pPr>
+        <w:pStyle w:val="18"/>
+        <w:keepNext w:val="1"/>
+        <w:spacing w:before="120"/>
+        <w:rPr>
+          <w:rFonts w:hint="eastAsia" w:ascii="Times New Roman" w:hAnsi="Times New Roman"/>
+        </w:rPr>
+      </w:pPr>
+      <w:r>
+        <w:rPr>
+          <w:rFonts w:hint="eastAsia" w:asciiTheme="minorEastAsia" w:hAnsiTheme="minorEastAsia" w:eastAsiaTheme="minorEastAsia" w:cstheme="minorEastAsia"/>
+        </w:rPr>
+        <w:drawing>
+          <wp:inline distT="0" distB="0" distL="114300" distR="114300">
+            <wp:extent cx="4934585" cy="3427095"/>
+            <wp:effectExtent l="0" t="0" r="3175" b="1905"/>
+            <wp:docPr id="34" name="English figure 34" descr="图10 研究者工作台、测试记录与材料配置。页面中的一份记录为合成演示；不是真人预试人数或实验结果。"/>
+            <wp:cNvGraphicFramePr>
+              <a:graphicFrameLocks xmlns:a="http://schemas.openxmlformats.org/drawingml/2006/main" noChangeAspect="1"/>
+            </wp:cNvGraphicFramePr>
+            <a:graphic xmlns:a="http://schemas.openxmlformats.org/drawingml/2006/main">
+              <a:graphicData uri="http://schemas.openxmlformats.org/drawingml/2006/picture">
+                <pic:pic xmlns:pic="http://schemas.openxmlformats.org/drawingml/2006/picture">
+                  <pic:nvPicPr>
+                    <pic:cNvPr id="11" name="Picture 11" descr="图10 研究者工作台、测试记录与材料配置。页面中的一份记录为合成演示；不是真人预试人数或实验结果。"/>
+                    <pic:cNvPicPr>
+                      <a:picLocks noChangeAspect="1"/>
+                    </pic:cNvPicPr>
+                  </pic:nvPicPr>
+                  <pic:blipFill>
+                    <a:blip r:embed="rId29"/>
+                    <a:stretch>
+                      <a:fillRect/>
+                    </a:stretch>
+                  </pic:blipFill>
+                  <pic:spPr>
+                    <a:xfrm>
+                      <a:off x="0" y="0"/>
+                      <a:ext cx="4934585" cy="3427095"/>
+                    </a:xfrm>
+                    <a:prstGeom prst="rect">
+                      <a:avLst/>
+                    </a:prstGeom>
+                  </pic:spPr>
+                </pic:pic>
+              </a:graphicData>
+            </a:graphic>
+          </wp:inline>
+        </w:drawing>
+      </w:r>
+    </w:p>
+    <w:p>
+      <w:pPr>
+        <w:pStyle w:val="18"/>
+        <w:keepNext/>
+        <w:rPr>
+          <w:rFonts w:hint="eastAsia" w:ascii="Times New Roman" w:hAnsi="Times New Roman"/>
+        </w:rPr>
+      </w:pPr>
+      <w:r>
+        <w:rPr>
+          <w:rFonts w:ascii="Times New Roman" w:hAnsi="Times New Roman" w:eastAsia="宋体"/>
+          <w:lang w:val="en-US"/>
+        </w:rPr>
+        <w:t xml:space="preserve">Figure 9. Researcher workspace, test records, and material configuration</w:t>
+      </w:r>
+    </w:p>
+    <w:p>
+      <w:pPr>
+        <w:pStyle w:val="18"/>
+        <w:keepNext/>
+        <w:rPr>
+          <w:rFonts w:hint="eastAsia" w:ascii="Times New Roman" w:hAnsi="Times New Roman"/>
+        </w:rPr>
+      </w:pPr>
+    </w:p>
+    <w:p>
+      <w:pPr>
+        <w:pStyle w:val="18"/>
+        <w:keepNext w:val="1"/>
+        <w:rPr>
+          <w:rFonts w:hint="eastAsia" w:ascii="Times New Roman" w:hAnsi="Times New Roman"/>
+        </w:rPr>
+      </w:pPr>
+      <w:r>
+        <w:rPr>
+          <w:rFonts w:ascii="Times New Roman" w:hAnsi="Times New Roman" w:eastAsia="宋体"/>
+          <w:lang w:val="en-US"/>
+        </w:rPr>
+        <w:t xml:space="preserve">Table 3. Research objectives and implemented measurement definitions</w:t>
+      </w:r>
+    </w:p>
+    <w:tbl>
+      <w:tblPr>
+        <w:tblStyle w:val="6"/>
+        <w:tblW w:w="0" w:type="auto"/>
+        <w:jc w:val="center"/>
+        <w:tblBorders>
+          <w:top w:val="single" w:color="auto" w:sz="4" w:space="0"/>
+          <w:left w:val="single" w:color="auto" w:sz="4" w:space="0"/>
+          <w:bottom w:val="single" w:color="auto" w:sz="4" w:space="0"/>
+          <w:right w:val="single" w:color="auto" w:sz="4" w:space="0"/>
+          <w:insideH w:val="single" w:color="auto" w:sz="4" w:space="0"/>
+          <w:insideV w:val="single" w:color="auto" w:sz="4" w:space="0"/>
+        </w:tblBorders>
+        <w:tblLayout w:type="fixed"/>
+        <w:tblCellMar>
+          <w:top w:w="0" w:type="dxa"/>
+          <w:left w:w="108" w:type="dxa"/>
+          <w:bottom w:w="0" w:type="dxa"/>
+          <w:right w:w="108" w:type="dxa"/>
+        </w:tblCellMar>
+      </w:tblPr>
+      <w:tblGrid>
+        <w:gridCol w:w="1757"/>
+        <w:gridCol w:w="2948"/>
+        <w:gridCol w:w="4649"/>
+      </w:tblGrid>
+      <w:tr>
+        <w:trPr>
+          <w:cantSplit/>
+          <w:tblHeader/>
+          <w:jc w:val="center"/>
+        </w:trPr>
+        <w:tc>
+          <w:tcPr>
+            <w:tcW w:w="1757" w:type="dxa"/>
+            <w:shd w:val="clear" w:color="auto" w:fill="ECEAFE"/>
+          </w:tcPr>
+          <w:p>
+            <w:pPr>
+              <w:pStyle w:val="19"/>
+              <w:spacing w:before="0" w:after="60" w:line="264" w:lineRule="auto"/>
+              <w:rPr>
+                <w:rFonts w:hint="eastAsia" w:ascii="Times New Roman" w:hAnsi="Times New Roman"/>
+                <w:sz w:val="21"/>
+              </w:rPr>
+              <w:ind w:firstLine="0" w:firstLineChars="0"/>
+              <w:jc w:val="left"/>
+            </w:pPr>
+            <w:r>
+              <w:rPr>
+                <w:rFonts w:ascii="Times New Roman" w:hAnsi="Times New Roman" w:eastAsia="宋体"/>
+                <w:b/>
+                <w:lang w:val="en-US"/>
+                <w:sz w:val="21"/>
+              </w:rPr>
+              <w:t xml:space="preserve">Research objective</w:t>
+            </w:r>
+          </w:p>
+        </w:tc>
+        <w:tc>
+          <w:tcPr>
+            <w:tcW w:w="2948" w:type="dxa"/>
+            <w:shd w:val="clear" w:color="auto" w:fill="ECEAFE"/>
+          </w:tcPr>
+          <w:p>
+            <w:pPr>
+              <w:pStyle w:val="19"/>
+              <w:spacing w:before="0" w:after="60" w:line="264" w:lineRule="auto"/>
+              <w:rPr>
+                <w:rFonts w:hint="eastAsia" w:ascii="Times New Roman" w:hAnsi="Times New Roman"/>
+                <w:sz w:val="21"/>
+              </w:rPr>
+              <w:ind w:firstLine="0" w:firstLineChars="0"/>
+              <w:jc w:val="left"/>
+            </w:pPr>
+            <w:r>
+              <w:rPr>
+                <w:rFonts w:ascii="Times New Roman" w:hAnsi="Times New Roman" w:eastAsia="宋体"/>
+                <w:b/>
+                <w:lang w:val="en-US"/>
+                <w:sz w:val="21"/>
+              </w:rPr>
+              <w:t xml:space="preserve">Main records</w:t>
+            </w:r>
+          </w:p>
+        </w:tc>
+        <w:tc>
+          <w:tcPr>
+            <w:tcW w:w="4649" w:type="dxa"/>
+            <w:shd w:val="clear" w:color="auto" w:fill="ECEAFE"/>
+          </w:tcPr>
+          <w:p>
+            <w:pPr>
+              <w:pStyle w:val="19"/>
+              <w:spacing w:before="0" w:after="60" w:line="264" w:lineRule="auto"/>
+              <w:rPr>
+                <w:rFonts w:hint="eastAsia" w:ascii="Times New Roman" w:hAnsi="Times New Roman"/>
+                <w:sz w:val="21"/>
+              </w:rPr>
+              <w:ind w:firstLine="0" w:firstLineChars="0"/>
+              <w:jc w:val="left"/>
+            </w:pPr>
+            <w:r>
+              <w:rPr>
+                <w:rFonts w:ascii="Times New Roman" w:hAnsi="Times New Roman" w:eastAsia="宋体"/>
+                <w:b/>
+                <w:lang w:val="en-US"/>
+                <w:sz w:val="21"/>
+              </w:rPr>
+              <w:t xml:space="preserve">Interpretation and limitations</w:t>
+            </w:r>
+          </w:p>
+        </w:tc>
+      </w:tr>
+      <w:tr>
+        <w:trPr>
+          <w:cantSplit/>
+          <w:jc w:val="center"/>
+        </w:trPr>
+        <w:tc>
+          <w:tcPr>
+            <w:tcW w:w="1757" w:type="dxa"/>
+          </w:tcPr>
+          <w:p>
+            <w:pPr>
+              <w:pStyle w:val="19"/>
+              <w:spacing w:before="0" w:after="60" w:line="264" w:lineRule="auto"/>
+              <w:rPr>
+                <w:rFonts w:hint="eastAsia" w:ascii="Times New Roman" w:hAnsi="Times New Roman"/>
+                <w:sz w:val="21"/>
+              </w:rPr>
+              <w:ind w:firstLine="0" w:firstLineChars="0"/>
+              <w:jc w:val="left"/>
+            </w:pPr>
+            <w:r>
+              <w:rPr>
+                <w:rFonts w:ascii="Times New Roman" w:hAnsi="Times New Roman" w:eastAsia="宋体"/>
+                <w:b w:val="0"/>
+                <w:lang w:val="en-US"/>
+                <w:sz w:val="21"/>
+              </w:rPr>
+              <w:t xml:space="preserve">Willingness to start and paint again</w:t>
+            </w:r>
+          </w:p>
+        </w:tc>
+        <w:tc>
+          <w:tcPr>
+            <w:tcW w:w="2948" w:type="dxa"/>
+          </w:tcPr>
+          <w:p>
+            <w:pPr>
+              <w:pStyle w:val="19"/>
+              <w:spacing w:before="0" w:after="60" w:line="264" w:lineRule="auto"/>
+              <w:rPr>
+                <w:rFonts w:hint="eastAsia" w:ascii="Times New Roman" w:hAnsi="Times New Roman"/>
+                <w:sz w:val="21"/>
+              </w:rPr>
+              <w:ind w:firstLine="0" w:firstLineChars="0"/>
+              <w:jc w:val="left"/>
+            </w:pPr>
+            <w:r>
+              <w:rPr>
+                <w:rFonts w:ascii="Times New Roman" w:hAnsi="Times New Roman" w:eastAsia="宋体"/>
+                <w:b w:val="0"/>
+                <w:lang w:val="en-US"/>
+                <w:sz w:val="21"/>
+              </w:rPr>
+              <w:t xml:space="preserve">Waiting time to the first valid stroke; willingness self-ratings before and after each round</w:t>
+            </w:r>
+          </w:p>
+        </w:tc>
+        <w:tc>
+          <w:tcPr>
+            <w:tcW w:w="4649" w:type="dxa"/>
+          </w:tcPr>
+          <w:p>
+            <w:pPr>
+              <w:pStyle w:val="19"/>
+              <w:spacing w:before="0" w:after="60" w:line="264" w:lineRule="auto"/>
+              <w:rPr>
+                <w:rFonts w:hint="eastAsia" w:ascii="Times New Roman" w:hAnsi="Times New Roman"/>
+                <w:sz w:val="21"/>
+              </w:rPr>
+              <w:ind w:firstLine="0" w:firstLineChars="0"/>
+              <w:jc w:val="left"/>
+            </w:pPr>
+            <w:r>
+              <w:rPr>
+                <w:rFonts w:ascii="Times New Roman" w:hAnsi="Times New Roman" w:eastAsia="宋体"/>
+                <w:b w:val="0"/>
+                <w:lang w:val="en-US"/>
+                <w:sz w:val="21"/>
+              </w:rPr>
+              <w:t xml:space="preserve">Waiting time indicates initiation behavior; willingness is not the actual frequency of long-term practice.</w:t>
+            </w:r>
+          </w:p>
+        </w:tc>
+      </w:tr>
+      <w:tr>
+        <w:trPr>
+          <w:cantSplit/>
+          <w:jc w:val="center"/>
+        </w:trPr>
+        <w:tc>
+          <w:tcPr>
+            <w:tcW w:w="1757" w:type="dxa"/>
+          </w:tcPr>
+          <w:p>
+            <w:pPr>
+              <w:pStyle w:val="19"/>
+              <w:spacing w:before="0" w:after="60" w:line="264" w:lineRule="auto"/>
+              <w:rPr>
+                <w:rFonts w:hint="eastAsia" w:ascii="Times New Roman" w:hAnsi="Times New Roman"/>
+                <w:sz w:val="21"/>
+              </w:rPr>
+              <w:ind w:firstLine="0" w:firstLineChars="0"/>
+              <w:jc w:val="left"/>
+            </w:pPr>
+            <w:r>
+              <w:rPr>
+                <w:rFonts w:ascii="Times New Roman" w:hAnsi="Times New Roman" w:eastAsia="宋体"/>
+                <w:b w:val="0"/>
+                <w:lang w:val="en-US"/>
+                <w:sz w:val="21"/>
+              </w:rPr>
+              <w:t xml:space="preserve">Painting progress and speed</w:t>
+            </w:r>
+          </w:p>
+        </w:tc>
+        <w:tc>
+          <w:tcPr>
+            <w:tcW w:w="2948" w:type="dxa"/>
+          </w:tcPr>
+          <w:p>
+            <w:pPr>
+              <w:pStyle w:val="19"/>
+              <w:spacing w:before="0" w:after="60" w:line="264" w:lineRule="auto"/>
+              <w:rPr>
+                <w:rFonts w:hint="eastAsia" w:ascii="Times New Roman" w:hAnsi="Times New Roman"/>
+                <w:sz w:val="21"/>
+              </w:rPr>
+              <w:ind w:firstLine="0" w:firstLineChars="0"/>
+              <w:jc w:val="left"/>
+            </w:pPr>
+            <w:r>
+              <w:rPr>
+                <w:rFonts w:ascii="Times New Roman" w:hAnsi="Times New Roman" w:eastAsia="宋体"/>
+                <w:b w:val="0"/>
+                <w:lang w:val="en-US"/>
+                <w:sz w:val="21"/>
+              </w:rPr>
+              <w:t xml:space="preserve">Start/end time; effective painting duration; reason for ending</w:t>
+            </w:r>
+          </w:p>
+        </w:tc>
+        <w:tc>
+          <w:tcPr>
+            <w:tcW w:w="4649" w:type="dxa"/>
+          </w:tcPr>
+          <w:p>
+            <w:pPr>
+              <w:pStyle w:val="19"/>
+              <w:spacing w:before="0" w:after="60" w:line="264" w:lineRule="auto"/>
+              <w:rPr>
+                <w:rFonts w:hint="eastAsia" w:ascii="Times New Roman" w:hAnsi="Times New Roman"/>
+                <w:sz w:val="21"/>
+              </w:rPr>
+              <w:ind w:firstLine="0" w:firstLineChars="0"/>
+              <w:jc w:val="left"/>
+            </w:pPr>
+            <w:r>
+              <w:rPr>
+                <w:rFonts w:ascii="Times New Roman" w:hAnsi="Times New Roman" w:eastAsia="宋体"/>
+                <w:b w:val="0"/>
+                <w:lang w:val="en-US"/>
+                <w:sz w:val="21"/>
+              </w:rPr>
+              <w:t xml:space="preserve">Time must be considered alongside completion; timeout, voluntary ending, and technical exit are interpreted separately.</w:t>
+            </w:r>
+          </w:p>
+        </w:tc>
+      </w:tr>
+      <w:tr>
+        <w:trPr>
+          <w:cantSplit/>
+          <w:jc w:val="center"/>
+        </w:trPr>
+        <w:tc>
+          <w:tcPr>
+            <w:tcW w:w="1757" w:type="dxa"/>
+          </w:tcPr>
+          <w:p>
+            <w:pPr>
+              <w:pStyle w:val="19"/>
+              <w:spacing w:before="0" w:after="60" w:line="264" w:lineRule="auto"/>
+              <w:rPr>
+                <w:rFonts w:hint="eastAsia" w:ascii="Times New Roman" w:hAnsi="Times New Roman"/>
+                <w:sz w:val="21"/>
+              </w:rPr>
+              <w:ind w:firstLine="0" w:firstLineChars="0"/>
+              <w:jc w:val="left"/>
+            </w:pPr>
+            <w:r>
+              <w:rPr>
+                <w:rFonts w:ascii="Times New Roman" w:hAnsi="Times New Roman" w:eastAsia="宋体"/>
+                <w:b w:val="0"/>
+                <w:lang w:val="en-US"/>
+                <w:sz w:val="21"/>
+              </w:rPr>
+              <w:t xml:space="preserve">Pauses during the process</w:t>
+            </w:r>
+          </w:p>
+        </w:tc>
+        <w:tc>
+          <w:tcPr>
+            <w:tcW w:w="2948" w:type="dxa"/>
+          </w:tcPr>
+          <w:p>
+            <w:pPr>
+              <w:pStyle w:val="19"/>
+              <w:spacing w:before="0" w:after="60" w:line="264" w:lineRule="auto"/>
+              <w:rPr>
+                <w:rFonts w:hint="eastAsia" w:ascii="Times New Roman" w:hAnsi="Times New Roman"/>
+                <w:sz w:val="21"/>
+              </w:rPr>
+              <w:ind w:firstLine="0" w:firstLineChars="0"/>
+              <w:jc w:val="left"/>
+            </w:pPr>
+            <w:r>
+              <w:rPr>
+                <w:rFonts w:ascii="Times New Roman" w:hAnsi="Times New Roman" w:eastAsia="宋体"/>
+                <w:b w:val="0"/>
+                <w:lang w:val="en-US"/>
+                <w:sz w:val="21"/>
+              </w:rPr>
+              <w:t xml:space="preserve">Pauses of ≥5 seconds between valid stroke initiations; rest/hidden page/blocking</w:t>
+            </w:r>
+          </w:p>
+        </w:tc>
+        <w:tc>
+          <w:tcPr>
+            <w:tcW w:w="4649" w:type="dxa"/>
+          </w:tcPr>
+          <w:p>
+            <w:pPr>
+              <w:pStyle w:val="19"/>
+              <w:spacing w:before="0" w:after="60" w:line="264" w:lineRule="auto"/>
+              <w:rPr>
+                <w:rFonts w:hint="eastAsia" w:ascii="Times New Roman" w:hAnsi="Times New Roman"/>
+                <w:sz w:val="21"/>
+              </w:rPr>
+              <w:ind w:firstLine="0" w:firstLineChars="0"/>
+              <w:jc w:val="left"/>
+            </w:pPr>
+            <w:r>
+              <w:rPr>
+                <w:rFonts w:ascii="Times New Roman" w:hAnsi="Times New Roman" w:eastAsia="宋体"/>
+                <w:b w:val="0"/>
+                <w:lang w:val="en-US"/>
+                <w:sz w:val="21"/>
+              </w:rPr>
+              <w:t xml:space="preserve">Pauses do not necessarily indicate difficulty; initial waiting time and the interval after the last stroke are recorded separately.</w:t>
+            </w:r>
+          </w:p>
+        </w:tc>
+      </w:tr>
+      <w:tr>
+        <w:trPr>
+          <w:cantSplit/>
+          <w:jc w:val="center"/>
+        </w:trPr>
+        <w:tc>
+          <w:tcPr>
+            <w:tcW w:w="1757" w:type="dxa"/>
+          </w:tcPr>
+          <w:p>
+            <w:pPr>
+              <w:pStyle w:val="19"/>
+              <w:spacing w:before="0" w:after="60" w:line="264" w:lineRule="auto"/>
+              <w:rPr>
+                <w:rFonts w:hint="eastAsia" w:ascii="Times New Roman" w:hAnsi="Times New Roman"/>
+                <w:sz w:val="21"/>
+              </w:rPr>
+              <w:ind w:firstLine="0" w:firstLineChars="0"/>
+              <w:jc w:val="left"/>
+            </w:pPr>
+            <w:r>
+              <w:rPr>
+                <w:rFonts w:ascii="Times New Roman" w:hAnsi="Times New Roman" w:eastAsia="宋体"/>
+                <w:b w:val="0"/>
+                <w:lang w:val="en-US"/>
+                <w:sz w:val="21"/>
+              </w:rPr>
+              <w:t xml:space="preserve">Artwork completion</w:t>
+            </w:r>
+          </w:p>
+        </w:tc>
+        <w:tc>
+          <w:tcPr>
+            <w:tcW w:w="2948" w:type="dxa"/>
+          </w:tcPr>
+          <w:p>
+            <w:pPr>
+              <w:pStyle w:val="19"/>
+              <w:spacing w:before="0" w:after="60" w:line="264" w:lineRule="auto"/>
+              <w:rPr>
+                <w:rFonts w:hint="eastAsia" w:ascii="Times New Roman" w:hAnsi="Times New Roman"/>
+                <w:sz w:val="21"/>
+              </w:rPr>
+              <w:ind w:firstLine="0" w:firstLineChars="0"/>
+              <w:jc w:val="left"/>
+            </w:pPr>
+            <w:r>
+              <w:rPr>
+                <w:rFonts w:ascii="Times New Roman" w:hAnsi="Times New Roman" w:eastAsia="宋体"/>
+                <w:b w:val="0"/>
+                <w:lang w:val="en-US"/>
+                <w:sz w:val="21"/>
+              </w:rPr>
+              <w:t xml:space="preserve">A common ten-item checklist; independent scoring by two raters</w:t>
+            </w:r>
+          </w:p>
+        </w:tc>
+        <w:tc>
+          <w:tcPr>
+            <w:tcW w:w="4649" w:type="dxa"/>
+          </w:tcPr>
+          <w:p>
+            <w:pPr>
+              <w:pStyle w:val="19"/>
+              <w:spacing w:before="0" w:after="60" w:line="264" w:lineRule="auto"/>
+              <w:rPr>
+                <w:rFonts w:hint="eastAsia" w:ascii="Times New Roman" w:hAnsi="Times New Roman"/>
+                <w:sz w:val="21"/>
+              </w:rPr>
+              <w:ind w:firstLine="0" w:firstLineChars="0"/>
+              <w:jc w:val="left"/>
+            </w:pPr>
+            <w:r>
+              <w:rPr>
+                <w:rFonts w:ascii="Times New Roman" w:hAnsi="Times New Roman" w:eastAsia="宋体"/>
+                <w:b w:val="0"/>
+                <w:lang w:val="en-US"/>
+                <w:sz w:val="21"/>
+              </w:rPr>
+              <w:t xml:space="preserve">Each item receives 0/1/2 points; scores are converted to percentages and averaged, separately from guidance progress.</w:t>
+            </w:r>
+          </w:p>
+        </w:tc>
+      </w:tr>
+      <w:tr>
+        <w:trPr>
+          <w:cantSplit/>
+          <w:jc w:val="center"/>
+        </w:trPr>
+        <w:tc>
+          <w:tcPr>
+            <w:tcW w:w="1757" w:type="dxa"/>
+          </w:tcPr>
+          <w:p>
+            <w:pPr>
+              <w:pStyle w:val="19"/>
+              <w:spacing w:before="0" w:after="60" w:line="264" w:lineRule="auto"/>
+              <w:rPr>
+                <w:rFonts w:hint="eastAsia" w:ascii="Times New Roman" w:hAnsi="Times New Roman"/>
+                <w:sz w:val="21"/>
+              </w:rPr>
+              <w:ind w:firstLine="0" w:firstLineChars="0"/>
+              <w:jc w:val="left"/>
+            </w:pPr>
+            <w:r>
+              <w:rPr>
+                <w:rFonts w:ascii="Times New Roman" w:hAnsi="Times New Roman" w:eastAsia="宋体"/>
+                <w:b w:val="0"/>
+                <w:lang w:val="en-US"/>
+                <w:sz w:val="21"/>
+              </w:rPr>
+              <w:t xml:space="preserve">Concern, satisfaction, and confidence</w:t>
+            </w:r>
+          </w:p>
+        </w:tc>
+        <w:tc>
+          <w:tcPr>
+            <w:tcW w:w="2948" w:type="dxa"/>
+          </w:tcPr>
+          <w:p>
+            <w:pPr>
+              <w:pStyle w:val="19"/>
+              <w:spacing w:before="0" w:after="60" w:line="264" w:lineRule="auto"/>
+              <w:rPr>
+                <w:rFonts w:hint="eastAsia" w:ascii="Times New Roman" w:hAnsi="Times New Roman"/>
+                <w:sz w:val="21"/>
+              </w:rPr>
+              <w:ind w:firstLine="0" w:firstLineChars="0"/>
+              <w:jc w:val="left"/>
+            </w:pPr>
+            <w:r>
+              <w:rPr>
+                <w:rFonts w:ascii="Times New Roman" w:hAnsi="Times New Roman" w:eastAsia="宋体"/>
+                <w:b w:val="0"/>
+                <w:lang w:val="en-US"/>
+                <w:sz w:val="21"/>
+              </w:rPr>
+              <w:t xml:space="preserve">Two pre-task and four post-task items; seven-point self-ratings</w:t>
+            </w:r>
+          </w:p>
+        </w:tc>
+        <w:tc>
+          <w:tcPr>
+            <w:tcW w:w="4649" w:type="dxa"/>
+          </w:tcPr>
+          <w:p>
+            <w:pPr>
+              <w:pStyle w:val="19"/>
+              <w:spacing w:before="0" w:after="60" w:line="264" w:lineRule="auto"/>
+              <w:rPr>
+                <w:rFonts w:hint="eastAsia" w:ascii="Times New Roman" w:hAnsi="Times New Roman"/>
+                <w:sz w:val="21"/>
+              </w:rPr>
+              <w:ind w:firstLine="0" w:firstLineChars="0"/>
+              <w:jc w:val="left"/>
+            </w:pPr>
+            <w:r>
+              <w:rPr>
+                <w:rFonts w:ascii="Times New Roman" w:hAnsi="Times New Roman" w:eastAsia="宋体"/>
+                <w:b w:val="0"/>
+                <w:lang w:val="en-US"/>
+                <w:sz w:val="21"/>
+              </w:rPr>
+              <w:t xml:space="preserve">Project-specific items; answers are optional, and the items are not treated as a validated psychological scale.</w:t>
+            </w:r>
+          </w:p>
+        </w:tc>
+      </w:tr>
+      <w:tr>
+        <w:trPr>
+          <w:cantSplit/>
+          <w:jc w:val="center"/>
+        </w:trPr>
+        <w:tc>
+          <w:tcPr>
+            <w:tcW w:w="1757" w:type="dxa"/>
+          </w:tcPr>
+          <w:p>
+            <w:pPr>
+              <w:pStyle w:val="19"/>
+              <w:spacing w:before="0" w:after="60" w:line="264" w:lineRule="auto"/>
+              <w:rPr>
+                <w:rFonts w:hint="eastAsia" w:ascii="Times New Roman" w:hAnsi="Times New Roman"/>
+                <w:sz w:val="21"/>
+              </w:rPr>
+              <w:ind w:firstLine="0" w:firstLineChars="0"/>
+              <w:jc w:val="left"/>
+            </w:pPr>
+            <w:r>
+              <w:rPr>
+                <w:rFonts w:ascii="Times New Roman" w:hAnsi="Times New Roman" w:eastAsia="宋体"/>
+                <w:b w:val="0"/>
+                <w:lang w:val="en-US"/>
+                <w:sz w:val="21"/>
+              </w:rPr>
+              <w:t xml:space="preserve">Process interpretation and data integrity</w:t>
+            </w:r>
+          </w:p>
+        </w:tc>
+        <w:tc>
+          <w:tcPr>
+            <w:tcW w:w="2948" w:type="dxa"/>
+          </w:tcPr>
+          <w:p>
+            <w:pPr>
+              <w:pStyle w:val="19"/>
+              <w:spacing w:before="0" w:after="60" w:line="264" w:lineRule="auto"/>
+              <w:rPr>
+                <w:rFonts w:hint="eastAsia" w:ascii="Times New Roman" w:hAnsi="Times New Roman"/>
+                <w:sz w:val="21"/>
+              </w:rPr>
+              <w:ind w:firstLine="0" w:firstLineChars="0"/>
+              <w:jc w:val="left"/>
+            </w:pPr>
+            <w:r>
+              <w:rPr>
+                <w:rFonts w:ascii="Times New Roman" w:hAnsi="Times New Roman" w:eastAsia="宋体"/>
+                <w:b w:val="0"/>
+                <w:lang w:val="en-US"/>
+                <w:sz w:val="21"/>
+              </w:rPr>
+              <w:t xml:space="preserve">Stroke initiation, undo, advancement, questionnaires, artworks, and interviews</w:t>
+            </w:r>
+          </w:p>
+        </w:tc>
+        <w:tc>
+          <w:tcPr>
+            <w:tcW w:w="4649" w:type="dxa"/>
+          </w:tcPr>
+          <w:p>
+            <w:pPr>
+              <w:pStyle w:val="19"/>
+              <w:spacing w:before="0" w:after="60" w:line="264" w:lineRule="auto"/>
+              <w:rPr>
+                <w:rFonts w:hint="eastAsia" w:ascii="Times New Roman" w:hAnsi="Times New Roman"/>
+                <w:sz w:val="21"/>
+              </w:rPr>
+              <w:ind w:firstLine="0" w:firstLineChars="0"/>
+              <w:jc w:val="left"/>
+            </w:pPr>
+            <w:r>
+              <w:rPr>
+                <w:rFonts w:ascii="Times New Roman" w:hAnsi="Times New Roman" w:eastAsia="宋体"/>
+                <w:b w:val="0"/>
+                <w:lang w:val="en-US"/>
+                <w:sz w:val="21"/>
+              </w:rPr>
+              <w:t xml:space="preserve">The researcher enters oral interview responses; JSON and back-end records support cross-checking.</w:t>
+            </w:r>
+          </w:p>
+        </w:tc>
+      </w:tr>
+    </w:tbl>
+    <w:p>
+      <w:pPr>
+        <w:pStyle w:val="16"/>
+        <w:rPr>
+          <w:rFonts w:hint="eastAsia" w:ascii="Times New Roman" w:hAnsi="Times New Roman"/>
+        </w:rPr>
+      </w:pPr>
+    </w:p>
+    <w:p>
+      <w:pPr>
+        <w:pStyle w:val="16"/>
+        <w:rPr>
+          <w:rFonts w:hint="eastAsia" w:ascii="Times New Roman" w:hAnsi="Times New Roman"/>
+        </w:rPr>
+      </w:pPr>
+      <w:r>
+        <w:rPr>
+          <w:rFonts w:ascii="Times New Roman" w:hAnsi="Times New Roman" w:eastAsia="宋体"/>
+          <w:lang w:val="en-US"/>
+        </w:rPr>
+        <w:t xml:space="preserve">Pauses have an explicit definition in the current application: an interval is counted as a pause only if it reaches 5 seconds between two consecutive valid non-eraser stroke initiations and does not overlap with a hidden page, a voluntary rest, or system blocking. Waiting before the first stroke and the final interval before the task ends are recorded separately and must not be combined with the same pause measure. This helps distinguish observation and reflection, voluntary pauses, and technical waiting. Nevertheless, logs alone cannot establish participants’ psychological reasons, which require interpretation alongside oral interviews.</w:t>
+      </w:r>
+    </w:p>
+    <w:p>
+      <w:pPr>
+        <w:pStyle w:val="16"/>
+        <w:rPr>
+          <w:rFonts w:hint="eastAsia" w:ascii="Times New Roman" w:hAnsi="Times New Roman"/>
+        </w:rPr>
+      </w:pPr>
+      <w:r>
+        <w:rPr>
+          <w:rFonts w:ascii="Times New Roman" w:hAnsi="Times New Roman" w:eastAsia="宋体"/>
+          <w:lang w:val="en-US"/>
+        </w:rPr>
+        <w:t xml:space="preserve">Artwork completion is assessed using a common ten-item content checklist. Two raters independently score each item as 0, 1, or 2, and their scores are converted to percentages and averaged. Additional basic requirements apply to key subject items. This measure is stored separately from guidance progress, the number of matches, and algorithmic coverage. Researchers can configure a scoring checklist for the reference image. Before the formal experiment, scoring rules should be fixed and consistency checked. Exported structured JSON and records saved in the back end support traceability. Missing values in the report remain blank; unfinished scoring is not replaced with zero.</w:t>
+      </w:r>
+    </w:p>
+    <w:p>
+      <w:pPr>
+        <w:pStyle w:val="18"/>
+        <w:keepNext w:val="1"/>
+        <w:spacing w:before="120"/>
+        <w:rPr>
+          <w:rFonts w:hint="eastAsia" w:ascii="Times New Roman" w:hAnsi="Times New Roman"/>
+        </w:rPr>
+      </w:pPr>
+      <w:r>
+        <w:rPr>
+          <w:rFonts w:hint="eastAsia" w:asciiTheme="minorEastAsia" w:hAnsiTheme="minorEastAsia" w:eastAsiaTheme="minorEastAsia" w:cstheme="minorEastAsia"/>
+        </w:rPr>
+        <w:drawing>
+          <wp:inline distT="0" distB="0" distL="114300" distR="114300">
+            <wp:extent cx="5657215" cy="3660775"/>
+            <wp:effectExtent l="0" t="0" r="12065" b="12065"/>
+            <wp:docPr id="35" name="English figure 35" descr="图11 两轮绘画的指标对比与过程时间线。仅为隔离环境的合成记录展示，计时经过加速且作品未评分；不用于任何效果结论。"/>
+            <wp:cNvGraphicFramePr>
+              <a:graphicFrameLocks xmlns:a="http://schemas.openxmlformats.org/drawingml/2006/main" noChangeAspect="1"/>
+            </wp:cNvGraphicFramePr>
+            <a:graphic xmlns:a="http://schemas.openxmlformats.org/drawingml/2006/main">
+              <a:graphicData uri="http://schemas.openxmlformats.org/drawingml/2006/picture">
+                <pic:pic xmlns:pic="http://schemas.openxmlformats.org/drawingml/2006/picture">
+                  <pic:nvPicPr>
+                    <pic:cNvPr id="12" name="Picture 12" descr="图11 两轮绘画的指标对比与过程时间线。仅为隔离环境的合成记录展示，计时经过加速且作品未评分；不用于任何效果结论。"/>
+                    <pic:cNvPicPr>
+                      <a:picLocks noChangeAspect="1"/>
+                    </pic:cNvPicPr>
+                  </pic:nvPicPr>
+                  <pic:blipFill>
+                    <a:blip r:embed="rId30"/>
+                    <a:stretch>
+                      <a:fillRect/>
+                    </a:stretch>
+                  </pic:blipFill>
+                  <pic:spPr>
+                    <a:xfrm>
+                      <a:off x="0" y="0"/>
+                      <a:ext cx="5657215" cy="3660775"/>
+                    </a:xfrm>
+                    <a:prstGeom prst="rect">
+                      <a:avLst/>
+                    </a:prstGeom>
+                  </pic:spPr>
+                </pic:pic>
+              </a:graphicData>
+            </a:graphic>
+          </wp:inline>
+        </w:drawing>
+      </w:r>
+    </w:p>
+    <w:p>
+      <w:pPr>
+        <w:pStyle w:val="18"/>
+        <w:keepNext/>
+        <w:rPr>
+          <w:rFonts w:hint="eastAsia" w:ascii="Times New Roman" w:hAnsi="Times New Roman"/>
+        </w:rPr>
+      </w:pPr>
+      <w:r>
+        <w:rPr>
+          <w:rFonts w:ascii="Times New Roman" w:hAnsi="Times New Roman" w:eastAsia="宋体"/>
+          <w:lang w:val="en-US"/>
+        </w:rPr>
+        <w:t xml:space="preserve">Figure 10. Comparison of measures and process timelines across the two painting rounds</w:t>
+      </w:r>
+    </w:p>
+    <w:p>
+      <w:pPr>
+        <w:pStyle w:val="16"/>
+        <w:rPr>
+          <w:rFonts w:hint="eastAsia" w:ascii="Times New Roman" w:hAnsi="Times New Roman"/>
+        </w:rPr>
+      </w:pPr>
+    </w:p>
+    <w:p>
+      <w:pPr>
+        <w:pStyle w:val="16"/>
+        <w:rPr>
+          <w:rFonts w:hint="eastAsia" w:ascii="Times New Roman" w:hAnsi="Times New Roman"/>
+        </w:rPr>
+      </w:pPr>
+      <w:r>
+        <w:rPr>
+          <w:rFonts w:ascii="Times New Roman" w:hAnsi="Times New Roman" w:eastAsia="宋体"/>
+          <w:lang w:val="en-US"/>
+        </w:rPr>
+        <w:t xml:space="preserve">Software verification has covered material preparation, task execution in both orders, questionnaire submission, saving retries after going offline, back-end interviews, scoring, permissions, and mobile layouts. The existing checks show that these procedures can run in an isolated environment, but real devices and participants may still present different problems. The result of this stage is an implemented tool for conducting the experiment, rather than completed validation of the product’s effectiveness. The research retains options to exit and withdraw, stores research artworks privately for the specified retention period, and does not disclose participants’ identities or complete touch-point trajectories.</w:t>
+      </w:r>
+    </w:p>
+    <w:p>
+      <w:pPr>
+        <w:pStyle w:val="15"/>
+        <w:rPr>
+          <w:rFonts w:hint="eastAsia" w:ascii="Times New Roman" w:hAnsi="Times New Roman"/>
+        </w:rPr>
+      </w:pPr>
+      <w:r>
+        <w:rPr>
+          <w:rFonts w:ascii="Times New Roman" w:hAnsi="Times New Roman" w:eastAsia="宋体"/>
+          <w:lang w:val="en-US"/>
+        </w:rPr>
+        <w:t xml:space="preserve">VI. Interim Outcomes and Questions Awaiting Validation</w:t>
+      </w:r>
+    </w:p>
+    <w:p>
+      <w:pPr>
+        <w:pStyle w:val="16"/>
+        <w:rPr>
+          <w:rFonts w:hint="eastAsia" w:ascii="Times New Roman" w:hAnsi="Times New Roman"/>
+        </w:rPr>
+      </w:pPr>
+      <w:r>
+        <w:rPr>
+          <w:rFonts w:ascii="Times New Roman" w:hAnsi="Times New Roman" w:eastAsia="宋体"/>
+          <w:lang w:val="en-US"/>
+        </w:rPr>
+        <w:t xml:space="preserve">This stage has produced a functioning web prototype, an independent stroke-planning module, a coarse-to-fine five-pass sequence, six freehand brushes, interactive tutorials and product explanations, and front-end and back-end modules covering research execution and record management. Literature review has been translated into specific methodological choices, implementation explanations, and reference sources. UI design has progressed from page presentation to usable procedures for uploading, guidance, undo, mode switching, and saving. These outcomes prepare the project for user testing and constitute the main work completed by the mid-term stage.</w:t>
+      </w:r>
+    </w:p>
+    <w:p>
+      <w:pPr>
+        <w:pStyle w:val="16"/>
+        <w:rPr>
+          <w:rFonts w:hint="eastAsia" w:ascii="Times New Roman" w:hAnsi="Times New Roman"/>
+        </w:rPr>
+      </w:pPr>
+      <w:r>
+        <w:rPr>
+          <w:rFonts w:ascii="Times New Roman" w:hAnsi="Times New Roman" w:eastAsia="宋体"/>
+          <w:lang w:val="en-US"/>
+        </w:rPr>
+        <w:t xml:space="preserve">The main questions awaiting validation concern task burden and interaction effectiveness. A budget of 1,000 strokes can improve the representation of detail in some images, but extensive stroke-by-stroke operations may increase waiting and repetitive actions. A coarse-to-fine order is easier to explain, yet it does not guarantee that every user can understand the relationship between local strokes and the original image. The distribution of attention among the reference image, canvas, guidance card, and toolbar also requires direct observation. Subsequent work will focus on recording where users hesitate, make accidental inputs, repeatedly consult guidance, or end early, to determine whether problems arise from material difficulty, algorithmic actions, or interface organization.</w:t>
+      </w:r>
+    </w:p>
+    <w:p>
+      <w:pPr>
+        <w:pStyle w:val="16"/>
+        <w:rPr>
+          <w:rFonts w:hint="eastAsia" w:ascii="Times New Roman" w:hAnsi="Times New Roman"/>
+        </w:rPr>
+      </w:pPr>
+      <w:r>
+        <w:rPr>
+          <w:rFonts w:ascii="Times New Roman" w:hAnsi="Times New Roman" w:eastAsia="宋体"/>
+          <w:lang w:val="en-US"/>
+        </w:rPr>
+        <w:t xml:space="preserve">The interpretation of the research also requires clear boundaries. Repainting the same image produces memory and familiarity effects, which balancing AB and BA orders can reduce but cannot eliminate. A single self-rating of willingness cannot demonstrate the formation of a long-term habit, and finishing sooner may also reflect early abandonment. Analyses of speed must therefore consider completion, reasons for ending, and artwork content. Analyses of satisfaction must attend to the relationship between the feeling of creating something by hand and the assistance provided by the system. The thesis will address these limitations in the discussion and retain findings that do not match expectations.</w:t>
+      </w:r>
+    </w:p>
+    <w:p>
+      <w:pPr>
+        <w:pStyle w:val="15"/>
+        <w:rPr>
+          <w:rFonts w:hint="eastAsia" w:ascii="Times New Roman" w:hAnsi="Times New Roman"/>
+        </w:rPr>
+      </w:pPr>
+      <w:r>
+        <w:rPr>
+          <w:rFonts w:ascii="Times New Roman" w:hAnsi="Times New Roman" w:eastAsia="宋体"/>
+          <w:lang w:val="en-US"/>
+        </w:rPr>
+        <w:t xml:space="preserve">VII. User-testing Plan for the Next Stage</w:t>
+      </w:r>
+    </w:p>
+    <w:p>
+      <w:pPr>
+        <w:pStyle w:val="18"/>
+        <w:keepNext w:val="1"/>
+        <w:rPr>
+          <w:rFonts w:hint="eastAsia" w:ascii="Times New Roman" w:hAnsi="Times New Roman"/>
+        </w:rPr>
+      </w:pPr>
+      <w:r>
+        <w:rPr>
+          <w:rFonts w:ascii="Times New Roman" w:hAnsi="Times New Roman" w:eastAsia="宋体"/>
+          <w:lang w:val="en-US"/>
+        </w:rPr>
+        <w:t xml:space="preserve">Table 4. Work plan and stage deliverables for the next phase</w:t>
+      </w:r>
+    </w:p>
+    <w:tbl>
+      <w:tblPr>
+        <w:tblStyle w:val="6"/>
+        <w:tblW w:w="0" w:type="auto"/>
+        <w:jc w:val="center"/>
+        <w:tblBorders>
+          <w:top w:val="single" w:color="auto" w:sz="4" w:space="0"/>
+          <w:left w:val="single" w:color="auto" w:sz="4" w:space="0"/>
+          <w:bottom w:val="single" w:color="auto" w:sz="4" w:space="0"/>
+          <w:right w:val="single" w:color="auto" w:sz="4" w:space="0"/>
+          <w:insideH w:val="single" w:color="auto" w:sz="4" w:space="0"/>
+          <w:insideV w:val="single" w:color="auto" w:sz="4" w:space="0"/>
+        </w:tblBorders>
+        <w:tblLayout w:type="fixed"/>
+        <w:tblCellMar>
+          <w:top w:w="0" w:type="dxa"/>
+          <w:left w:w="108" w:type="dxa"/>
+          <w:bottom w:w="0" w:type="dxa"/>
+          <w:right w:w="108" w:type="dxa"/>
+        </w:tblCellMar>
+      </w:tblPr>
+      <w:tblGrid>
+        <w:gridCol w:w="1757"/>
+        <w:gridCol w:w="2948"/>
+        <w:gridCol w:w="4649"/>
+      </w:tblGrid>
+      <w:tr>
+        <w:trPr>
+          <w:cantSplit/>
+          <w:tblHeader/>
+          <w:jc w:val="center"/>
+        </w:trPr>
+        <w:tc>
+          <w:tcPr>
+            <w:tcW w:w="1757" w:type="dxa"/>
+            <w:shd w:val="clear" w:color="auto" w:fill="ECEAFE"/>
+          </w:tcPr>
+          <w:p>
+            <w:pPr>
+              <w:pStyle w:val="19"/>
+              <w:keepNext/>
+              <w:spacing w:before="0" w:after="60" w:line="264" w:lineRule="auto"/>
+              <w:rPr>
+                <w:rFonts w:hint="eastAsia" w:ascii="Times New Roman" w:hAnsi="Times New Roman"/>
+                <w:sz w:val="21"/>
+              </w:rPr>
+              <w:ind w:firstLine="0" w:firstLineChars="0"/>
+              <w:jc w:val="left"/>
+            </w:pPr>
+            <w:r>
+              <w:rPr>
+                <w:rFonts w:ascii="Times New Roman" w:hAnsi="Times New Roman" w:eastAsia="宋体"/>
+                <w:b/>
+                <w:lang w:val="en-US"/>
+                <w:sz w:val="21"/>
+              </w:rPr>
+              <w:t xml:space="preserve">Sequence</w:t>
+            </w:r>
+          </w:p>
+        </w:tc>
+        <w:tc>
+          <w:tcPr>
+            <w:tcW w:w="2948" w:type="dxa"/>
+            <w:shd w:val="clear" w:color="auto" w:fill="ECEAFE"/>
+          </w:tcPr>
+          <w:p>
+            <w:pPr>
+              <w:pStyle w:val="19"/>
+              <w:keepNext/>
+              <w:spacing w:before="0" w:after="60" w:line="264" w:lineRule="auto"/>
+              <w:rPr>
+                <w:rFonts w:hint="eastAsia" w:ascii="Times New Roman" w:hAnsi="Times New Roman"/>
+                <w:sz w:val="21"/>
+              </w:rPr>
+              <w:ind w:firstLine="0" w:firstLineChars="0"/>
+              <w:jc w:val="left"/>
+            </w:pPr>
+            <w:r>
+              <w:rPr>
+                <w:rFonts w:ascii="Times New Roman" w:hAnsi="Times New Roman" w:eastAsia="宋体"/>
+                <w:b/>
+                <w:lang w:val="en-US"/>
+                <w:sz w:val="21"/>
+              </w:rPr>
+              <w:t xml:space="preserve">Main work</w:t>
+            </w:r>
+          </w:p>
+        </w:tc>
+        <w:tc>
+          <w:tcPr>
+            <w:tcW w:w="4649" w:type="dxa"/>
+            <w:shd w:val="clear" w:color="auto" w:fill="ECEAFE"/>
+          </w:tcPr>
+          <w:p>
+            <w:pPr>
+              <w:pStyle w:val="19"/>
+              <w:keepNext/>
+              <w:spacing w:before="0" w:after="60" w:line="264" w:lineRule="auto"/>
+              <w:rPr>
+                <w:rFonts w:hint="eastAsia" w:ascii="Times New Roman" w:hAnsi="Times New Roman"/>
+                <w:sz w:val="21"/>
+              </w:rPr>
+              <w:ind w:firstLine="0" w:firstLineChars="0"/>
+              <w:jc w:val="left"/>
+            </w:pPr>
+            <w:r>
+              <w:rPr>
+                <w:rFonts w:ascii="Times New Roman" w:hAnsi="Times New Roman" w:eastAsia="宋体"/>
+                <w:b/>
+                <w:lang w:val="en-US"/>
+                <w:sz w:val="21"/>
+              </w:rPr>
+              <w:t xml:space="preserve">Completion criteria</w:t>
+            </w:r>
+          </w:p>
+        </w:tc>
+      </w:tr>
+      <w:tr>
+        <w:trPr>
+          <w:cantSplit/>
+          <w:jc w:val="center"/>
+        </w:trPr>
+        <w:tc>
+          <w:tcPr>
+            <w:tcW w:w="1757" w:type="dxa"/>
+          </w:tcPr>
+          <w:p>
+            <w:pPr>
+              <w:pStyle w:val="19"/>
+              <w:keepNext/>
+              <w:spacing w:before="0" w:after="60" w:line="264" w:lineRule="auto"/>
+              <w:rPr>
+                <w:rFonts w:hint="eastAsia" w:ascii="Times New Roman" w:hAnsi="Times New Roman"/>
+                <w:sz w:val="21"/>
+              </w:rPr>
+              <w:ind w:firstLine="0" w:firstLineChars="0"/>
+              <w:jc w:val="left"/>
+            </w:pPr>
+            <w:r>
+              <w:rPr>
+                <w:rFonts w:ascii="Times New Roman" w:hAnsi="Times New Roman" w:eastAsia="宋体"/>
+                <w:b w:val="0"/>
+                <w:lang w:val="en-US"/>
+                <w:sz w:val="21"/>
+              </w:rPr>
+              <w:t xml:space="preserve">1 / Pilot preparation</w:t>
+            </w:r>
+          </w:p>
+        </w:tc>
+        <w:tc>
+          <w:tcPr>
+            <w:tcW w:w="2948" w:type="dxa"/>
+          </w:tcPr>
+          <w:p>
+            <w:pPr>
+              <w:pStyle w:val="19"/>
+              <w:keepNext/>
+              <w:spacing w:before="0" w:after="60" w:line="264" w:lineRule="auto"/>
+              <w:rPr>
+                <w:rFonts w:hint="eastAsia" w:ascii="Times New Roman" w:hAnsi="Times New Roman"/>
+                <w:sz w:val="21"/>
+              </w:rPr>
+              <w:ind w:firstLine="0" w:firstLineChars="0"/>
+              <w:jc w:val="left"/>
+            </w:pPr>
+            <w:r>
+              <w:rPr>
+                <w:rFonts w:ascii="Times New Roman" w:hAnsi="Times New Roman" w:eastAsia="宋体"/>
+                <w:b w:val="0"/>
+                <w:lang w:val="en-US"/>
+                <w:sz w:val="21"/>
+              </w:rPr>
+              <w:t xml:space="preserve">Check research information, candidate materials, devices, and scoring checklists</w:t>
+            </w:r>
+          </w:p>
+        </w:tc>
+        <w:tc>
+          <w:tcPr>
+            <w:tcW w:w="4649" w:type="dxa"/>
+          </w:tcPr>
+          <w:p>
+            <w:pPr>
+              <w:pStyle w:val="19"/>
+              <w:keepNext/>
+              <w:spacing w:before="0" w:after="60" w:line="264" w:lineRule="auto"/>
+              <w:rPr>
+                <w:rFonts w:hint="eastAsia" w:ascii="Times New Roman" w:hAnsi="Times New Roman"/>
+                <w:sz w:val="21"/>
+              </w:rPr>
+              <w:ind w:firstLine="0" w:firstLineChars="0"/>
+              <w:jc w:val="left"/>
+            </w:pPr>
+            <w:r>
+              <w:rPr>
+                <w:rFonts w:ascii="Times New Roman" w:hAnsi="Times New Roman" w:eastAsia="宋体"/>
+                <w:b w:val="0"/>
+                <w:lang w:val="en-US"/>
+                <w:sz w:val="21"/>
+              </w:rPr>
+              <w:t xml:space="preserve">Produce usable, standardized instructions and a material package.</w:t>
+            </w:r>
+          </w:p>
+        </w:tc>
+      </w:tr>
+      <w:tr>
+        <w:trPr>
+          <w:cantSplit/>
+          <w:jc w:val="center"/>
+        </w:trPr>
+        <w:tc>
+          <w:tcPr>
+            <w:tcW w:w="1757" w:type="dxa"/>
+          </w:tcPr>
+          <w:p>
+            <w:pPr>
+              <w:pStyle w:val="19"/>
+              <w:keepNext/>
+              <w:spacing w:before="0" w:after="60" w:line="264" w:lineRule="auto"/>
+              <w:rPr>
+                <w:rFonts w:hint="eastAsia" w:ascii="Times New Roman" w:hAnsi="Times New Roman"/>
+                <w:sz w:val="21"/>
+              </w:rPr>
+              <w:ind w:firstLine="0" w:firstLineChars="0"/>
+              <w:jc w:val="left"/>
+            </w:pPr>
+            <w:r>
+              <w:rPr>
+                <w:rFonts w:ascii="Times New Roman" w:hAnsi="Times New Roman" w:eastAsia="宋体"/>
+                <w:b w:val="0"/>
+                <w:lang w:val="en-US"/>
+                <w:sz w:val="21"/>
+              </w:rPr>
+              <w:t xml:space="preserve">2 / Six-person pilot</w:t>
+            </w:r>
+          </w:p>
+        </w:tc>
+        <w:tc>
+          <w:tcPr>
+            <w:tcW w:w="2948" w:type="dxa"/>
+          </w:tcPr>
+          <w:p>
+            <w:pPr>
+              <w:pStyle w:val="19"/>
+              <w:keepNext/>
+              <w:spacing w:before="0" w:after="60" w:line="264" w:lineRule="auto"/>
+              <w:rPr>
+                <w:rFonts w:hint="eastAsia" w:ascii="Times New Roman" w:hAnsi="Times New Roman"/>
+                <w:sz w:val="21"/>
+              </w:rPr>
+              <w:ind w:firstLine="0" w:firstLineChars="0"/>
+              <w:jc w:val="left"/>
+            </w:pPr>
+            <w:r>
+              <w:rPr>
+                <w:rFonts w:ascii="Times New Roman" w:hAnsi="Times New Roman" w:eastAsia="宋体"/>
+                <w:b w:val="0"/>
+                <w:lang w:val="en-US"/>
+                <w:sz w:val="21"/>
+              </w:rPr>
+              <w:t xml:space="preserve">Observe the five-step procedure, task burden, and data integrity</w:t>
+            </w:r>
+          </w:p>
+        </w:tc>
+        <w:tc>
+          <w:tcPr>
+            <w:tcW w:w="4649" w:type="dxa"/>
+          </w:tcPr>
+          <w:p>
+            <w:pPr>
+              <w:pStyle w:val="19"/>
+              <w:keepNext/>
+              <w:spacing w:before="0" w:after="60" w:line="264" w:lineRule="auto"/>
+              <w:rPr>
+                <w:rFonts w:hint="eastAsia" w:ascii="Times New Roman" w:hAnsi="Times New Roman"/>
+                <w:sz w:val="21"/>
+              </w:rPr>
+              <w:ind w:firstLine="0" w:firstLineChars="0"/>
+              <w:jc w:val="left"/>
+            </w:pPr>
+            <w:r>
+              <w:rPr>
+                <w:rFonts w:ascii="Times New Roman" w:hAnsi="Times New Roman" w:eastAsia="宋体"/>
+                <w:b w:val="0"/>
+                <w:lang w:val="en-US"/>
+                <w:sz w:val="21"/>
+              </w:rPr>
+              <w:t xml:space="preserve">Record problems, interviews, and the basis for each revision.</w:t>
+            </w:r>
+          </w:p>
+        </w:tc>
+      </w:tr>
+      <w:tr>
+        <w:trPr>
+          <w:cantSplit/>
+          <w:jc w:val="center"/>
+        </w:trPr>
+        <w:tc>
+          <w:tcPr>
+            <w:tcW w:w="1757" w:type="dxa"/>
+          </w:tcPr>
+          <w:p>
+            <w:pPr>
+              <w:pStyle w:val="19"/>
+              <w:keepNext/>
+              <w:spacing w:before="0" w:after="60" w:line="264" w:lineRule="auto"/>
+              <w:rPr>
+                <w:rFonts w:hint="eastAsia" w:ascii="Times New Roman" w:hAnsi="Times New Roman"/>
+                <w:sz w:val="21"/>
+              </w:rPr>
+              <w:ind w:firstLine="0" w:firstLineChars="0"/>
+              <w:jc w:val="left"/>
+            </w:pPr>
+            <w:r>
+              <w:rPr>
+                <w:rFonts w:ascii="Times New Roman" w:hAnsi="Times New Roman" w:eastAsia="宋体"/>
+                <w:b w:val="0"/>
+                <w:lang w:val="en-US"/>
+                <w:sz w:val="21"/>
+              </w:rPr>
+              <w:t xml:space="preserve">3 / Interaction refinement and retesting</w:t>
+            </w:r>
+          </w:p>
+        </w:tc>
+        <w:tc>
+          <w:tcPr>
+            <w:tcW w:w="2948" w:type="dxa"/>
+          </w:tcPr>
+          <w:p>
+            <w:pPr>
+              <w:pStyle w:val="19"/>
+              <w:keepNext/>
+              <w:spacing w:before="0" w:after="60" w:line="264" w:lineRule="auto"/>
+              <w:rPr>
+                <w:rFonts w:hint="eastAsia" w:ascii="Times New Roman" w:hAnsi="Times New Roman"/>
+                <w:sz w:val="21"/>
+              </w:rPr>
+              <w:ind w:firstLine="0" w:firstLineChars="0"/>
+              <w:jc w:val="left"/>
+            </w:pPr>
+            <w:r>
+              <w:rPr>
+                <w:rFonts w:ascii="Times New Roman" w:hAnsi="Times New Roman" w:eastAsia="宋体"/>
+                <w:b w:val="0"/>
+                <w:lang w:val="en-US"/>
+                <w:sz w:val="21"/>
+              </w:rPr>
+              <w:t xml:space="preserve">Improve guidance, occlusion, button meanings, and task pacing</w:t>
+            </w:r>
+          </w:p>
+        </w:tc>
+        <w:tc>
+          <w:tcPr>
+            <w:tcW w:w="4649" w:type="dxa"/>
+          </w:tcPr>
+          <w:p>
+            <w:pPr>
+              <w:pStyle w:val="19"/>
+              <w:keepNext/>
+              <w:spacing w:before="0" w:after="60" w:line="264" w:lineRule="auto"/>
+              <w:rPr>
+                <w:rFonts w:hint="eastAsia" w:ascii="Times New Roman" w:hAnsi="Times New Roman"/>
+                <w:sz w:val="21"/>
+              </w:rPr>
+              <w:ind w:firstLine="0" w:firstLineChars="0"/>
+              <w:jc w:val="left"/>
+            </w:pPr>
+            <w:r>
+              <w:rPr>
+                <w:rFonts w:ascii="Times New Roman" w:hAnsi="Times New Roman" w:eastAsia="宋体"/>
+                <w:b w:val="0"/>
+                <w:lang w:val="en-US"/>
+                <w:sz w:val="21"/>
+              </w:rPr>
+              <w:t xml:space="preserve">Pass retesting and fix the formal version and protocol.</w:t>
+            </w:r>
+          </w:p>
+        </w:tc>
+      </w:tr>
+      <w:tr>
+        <w:trPr>
+          <w:cantSplit/>
+          <w:jc w:val="center"/>
+        </w:trPr>
+        <w:tc>
+          <w:tcPr>
+            <w:tcW w:w="1757" w:type="dxa"/>
+          </w:tcPr>
+          <w:p>
+            <w:pPr>
+              <w:pStyle w:val="19"/>
+              <w:keepNext/>
+              <w:spacing w:before="0" w:after="60" w:line="264" w:lineRule="auto"/>
+              <w:rPr>
+                <w:rFonts w:hint="eastAsia" w:ascii="Times New Roman" w:hAnsi="Times New Roman"/>
+                <w:sz w:val="21"/>
+              </w:rPr>
+              <w:ind w:firstLine="0" w:firstLineChars="0"/>
+              <w:jc w:val="left"/>
+            </w:pPr>
+            <w:r>
+              <w:rPr>
+                <w:rFonts w:ascii="Times New Roman" w:hAnsi="Times New Roman" w:eastAsia="宋体"/>
+                <w:b w:val="0"/>
+                <w:lang w:val="en-US"/>
+                <w:sz w:val="21"/>
+              </w:rPr>
+              <w:t xml:space="preserve">4 / Formal comparative experiment</w:t>
+            </w:r>
+          </w:p>
+        </w:tc>
+        <w:tc>
+          <w:tcPr>
+            <w:tcW w:w="2948" w:type="dxa"/>
+          </w:tcPr>
+          <w:p>
+            <w:pPr>
+              <w:pStyle w:val="19"/>
+              <w:keepNext/>
+              <w:spacing w:before="0" w:after="60" w:line="264" w:lineRule="auto"/>
+              <w:rPr>
+                <w:rFonts w:hint="eastAsia" w:ascii="Times New Roman" w:hAnsi="Times New Roman"/>
+                <w:sz w:val="21"/>
+              </w:rPr>
+              <w:ind w:firstLine="0" w:firstLineChars="0"/>
+              <w:jc w:val="left"/>
+            </w:pPr>
+            <w:r>
+              <w:rPr>
+                <w:rFonts w:ascii="Times New Roman" w:hAnsi="Times New Roman" w:eastAsia="宋体"/>
+                <w:b w:val="0"/>
+                <w:lang w:val="en-US"/>
+                <w:sz w:val="21"/>
+              </w:rPr>
+              <w:t xml:space="preserve">Obtain a planned 24 valid paired records using AB/BA orders</w:t>
+            </w:r>
+          </w:p>
+        </w:tc>
+        <w:tc>
+          <w:tcPr>
+            <w:tcW w:w="4649" w:type="dxa"/>
+          </w:tcPr>
+          <w:p>
+            <w:pPr>
+              <w:pStyle w:val="19"/>
+              <w:keepNext/>
+              <w:spacing w:before="0" w:after="60" w:line="264" w:lineRule="auto"/>
+              <w:rPr>
+                <w:rFonts w:hint="eastAsia" w:ascii="Times New Roman" w:hAnsi="Times New Roman"/>
+                <w:sz w:val="21"/>
+              </w:rPr>
+              <w:ind w:firstLine="0" w:firstLineChars="0"/>
+              <w:jc w:val="left"/>
+            </w:pPr>
+            <w:r>
+              <w:rPr>
+                <w:rFonts w:ascii="Times New Roman" w:hAnsi="Times New Roman" w:eastAsia="宋体"/>
+                <w:b w:val="0"/>
+                <w:lang w:val="en-US"/>
+                <w:sz w:val="21"/>
+              </w:rPr>
+              <w:t xml:space="preserve">Complete both rounds of artworks, questionnaires, and checks of scoring by two raters.</w:t>
+            </w:r>
+          </w:p>
+        </w:tc>
+      </w:tr>
+      <w:tr>
+        <w:trPr>
+          <w:cantSplit/>
+          <w:jc w:val="center"/>
+        </w:trPr>
+        <w:tc>
+          <w:tcPr>
+            <w:tcW w:w="1757" w:type="dxa"/>
+          </w:tcPr>
+          <w:p>
+            <w:pPr>
+              <w:pStyle w:val="19"/>
+              <w:keepNext w:val="0"/>
+              <w:spacing w:before="0" w:after="60" w:line="264" w:lineRule="auto"/>
+              <w:rPr>
+                <w:rFonts w:hint="eastAsia" w:ascii="Times New Roman" w:hAnsi="Times New Roman"/>
+                <w:sz w:val="21"/>
+              </w:rPr>
+              <w:ind w:firstLine="0" w:firstLineChars="0"/>
+              <w:jc w:val="left"/>
+            </w:pPr>
+            <w:r>
+              <w:rPr>
+                <w:rFonts w:ascii="Times New Roman" w:hAnsi="Times New Roman" w:eastAsia="宋体"/>
+                <w:b w:val="0"/>
+                <w:lang w:val="en-US"/>
+                <w:sz w:val="21"/>
+              </w:rPr>
+              <w:t xml:space="preserve">5 / Analysis and thesis completion</w:t>
+            </w:r>
+          </w:p>
+        </w:tc>
+        <w:tc>
+          <w:tcPr>
+            <w:tcW w:w="2948" w:type="dxa"/>
+          </w:tcPr>
+          <w:p>
+            <w:pPr>
+              <w:pStyle w:val="19"/>
+              <w:keepNext w:val="0"/>
+              <w:spacing w:before="0" w:after="60" w:line="264" w:lineRule="auto"/>
+              <w:rPr>
+                <w:rFonts w:hint="eastAsia" w:ascii="Times New Roman" w:hAnsi="Times New Roman"/>
+                <w:sz w:val="21"/>
+              </w:rPr>
+              <w:ind w:firstLine="0" w:firstLineChars="0"/>
+              <w:jc w:val="left"/>
+            </w:pPr>
+            <w:r>
+              <w:rPr>
+                <w:rFonts w:ascii="Times New Roman" w:hAnsi="Times New Roman" w:eastAsia="宋体"/>
+                <w:b w:val="0"/>
+                <w:lang w:val="en-US"/>
+                <w:sz w:val="21"/>
+              </w:rPr>
+              <w:t xml:space="preserve">Paired analysis, interview-based interpretation, and design synthesis</w:t>
+            </w:r>
+          </w:p>
+        </w:tc>
+        <w:tc>
+          <w:tcPr>
+            <w:tcW w:w="4649" w:type="dxa"/>
+          </w:tcPr>
+          <w:p>
+            <w:pPr>
+              <w:pStyle w:val="19"/>
+              <w:keepNext w:val="0"/>
+              <w:spacing w:before="0" w:after="60" w:line="264" w:lineRule="auto"/>
+              <w:rPr>
+                <w:rFonts w:hint="eastAsia" w:ascii="Times New Roman" w:hAnsi="Times New Roman"/>
+                <w:sz w:val="21"/>
+              </w:rPr>
+              <w:ind w:firstLine="0" w:firstLineChars="0"/>
+              <w:jc w:val="left"/>
+            </w:pPr>
+            <w:r>
+              <w:rPr>
+                <w:rFonts w:ascii="Times New Roman" w:hAnsi="Times New Roman" w:eastAsia="宋体"/>
+                <w:b w:val="0"/>
+                <w:lang w:val="en-US"/>
+                <w:sz w:val="21"/>
+              </w:rPr>
+              <w:t xml:space="preserve">Complete the results and discussion, reporting limitations and scope of application.</w:t>
+            </w:r>
+          </w:p>
+        </w:tc>
+      </w:tr>
+    </w:tbl>
+    <w:p>
+      <w:pPr>
+        <w:pStyle w:val="19"/>
+        <w:rPr>
+          <w:rFonts w:hint="eastAsia" w:ascii="Times New Roman" w:hAnsi="Times New Roman"/>
+        </w:rPr>
+      </w:pPr>
+      <w:r>
+        <w:rPr>
+          <w:rFonts w:ascii="Times New Roman" w:hAnsi="Times New Roman" w:eastAsia="宋体"/>
+          <w:lang w:val="en-US"/>
+        </w:rPr>
+        <w:t xml:space="preserve">Note: The plan uses relative stages. Specific dates will be determined after pilot arrangements and confirmation with the supervisor.</w:t>
+      </w:r>
+    </w:p>
+    <w:p>
+      <w:pPr>
+        <w:pStyle w:val="17"/>
+        <w:rPr>
+          <w:rFonts w:hint="eastAsia" w:ascii="Times New Roman" w:hAnsi="Times New Roman"/>
+        </w:rPr>
+      </w:pPr>
+      <w:r>
+        <w:rPr>
+          <w:rFonts w:ascii="Times New Roman" w:hAnsi="Times New Roman" w:eastAsia="宋体"/>
+          <w:lang w:val="en-US"/>
+        </w:rPr>
+        <w:t xml:space="preserve">7.1 Conducting the Pilot and Refining the Interaction</w:t>
+      </w:r>
+    </w:p>
+    <w:p>
+      <w:pPr>
+        <w:pStyle w:val="16"/>
+        <w:rPr>
+          <w:rFonts w:hint="eastAsia" w:ascii="Times New Roman" w:hAnsi="Times New Roman"/>
+        </w:rPr>
+      </w:pPr>
+      <w:r>
+        <w:rPr>
+          <w:rFonts w:ascii="Times New Roman" w:hAnsi="Times New Roman" w:eastAsia="宋体"/>
+          <w:lang w:val="en-US"/>
+        </w:rPr>
+        <w:t xml:space="preserve">The next stage begins with a pilot involving six participants who are painting beginners. The pilot will primarily establish whether users can understand the instructions, enter practice, start painting independently, use the guidance, and submit their work, and whether the task burden for the same material is reasonable under both conditions. The researcher will observe key points of hesitation, record oral feedback, and check that logs, questionnaires, and artworks form complete pairs. Pilot data will be used to identify design and measurement problems and will not be directly pooled with formal data to substantiate the hypotheses.</w:t>
+      </w:r>
+    </w:p>
+    <w:p>
+      <w:pPr>
+        <w:pStyle w:val="16"/>
+        <w:rPr>
+          <w:rFonts w:hint="eastAsia" w:ascii="Times New Roman" w:hAnsi="Times New Roman"/>
+        </w:rPr>
+      </w:pPr>
+      <w:r>
+        <w:rPr>
+          <w:rFonts w:ascii="Times New Roman" w:hAnsi="Times New Roman" w:eastAsia="宋体"/>
+          <w:lang w:val="en-US"/>
+        </w:rPr>
+        <w:t xml:space="preserve">Based on the pilot results, priority will be given to improving interactions related to the core task: controlling the amount of guidance, adjusting panel occlusion and access to tools, clarifying what starting and ending mean, improving the visibility of small strokes, and checking whether undo behaves as users expect. Materials and the stroke budget will also be determined together on the basis of actual operation time and completion. After refinement, retesting will be conducted before the formal materials, algorithmic plans, interface, questionnaires, and scoring rules are frozen, ensuring comparability between conditions.</w:t>
+      </w:r>
+    </w:p>
+    <w:p>
+      <w:pPr>
+        <w:pStyle w:val="17"/>
+        <w:rPr>
+          <w:rFonts w:hint="eastAsia" w:ascii="Times New Roman" w:hAnsi="Times New Roman"/>
+        </w:rPr>
+      </w:pPr>
+      <w:r>
+        <w:rPr>
+          <w:rFonts w:ascii="Times New Roman" w:hAnsi="Times New Roman" w:eastAsia="宋体"/>
+          <w:lang w:val="en-US"/>
+        </w:rPr>
+        <w:t xml:space="preserve">7.2 Conducting the Formal Comparative Experiment and Analyzing Results</w:t>
+      </w:r>
+    </w:p>
+    <w:p>
+      <w:pPr>
+        <w:pStyle w:val="16"/>
+        <w:rPr>
+          <w:rFonts w:hint="eastAsia" w:ascii="Times New Roman" w:hAnsi="Times New Roman"/>
+        </w:rPr>
+      </w:pPr>
+      <w:r>
+        <w:rPr>
+          <w:rFonts w:ascii="Times New Roman" w:hAnsi="Times New Roman" w:eastAsia="宋体"/>
+          <w:lang w:val="en-US"/>
+        </w:rPr>
+        <w:t xml:space="preserve">The formal study aims to obtain valid paired records from 24 participants. The recruitment target and inclusion criteria will be finalized in light of the pilot and the supervisor’s advice. Participants will use standardized devices and input methods to complete Conditions A and B for the same image, following a balanced order and consistent time limits. The researcher will follow standardized instructions and will not provide additional painting assistance in one condition. Oral interviews will focus on which method makes starting easier, when participants most want to stop, and which artwork gives them a stronger sense of having “painted it themselves.”</w:t>
+      </w:r>
+    </w:p>
+    <w:p>
+      <w:pPr>
+        <w:pStyle w:val="16"/>
+        <w:rPr>
+          <w:rFonts w:hint="eastAsia" w:ascii="Times New Roman" w:hAnsi="Times New Roman"/>
+        </w:rPr>
+      </w:pPr>
+      <w:r>
+        <w:rPr>
+          <w:rFonts w:ascii="Times New Roman" w:hAnsi="Times New Roman" w:eastAsia="宋体"/>
+          <w:lang w:val="en-US"/>
+        </w:rPr>
+        <w:t xml:space="preserve">Analysis will use artwork completion and willingness to paint again as the primary measures, with initial waiting time, task duration, pauses, concern, and satisfaction providing supporting explanations. The current platform provides paired differences, counts by direction of difference, and a two-sided exact sign test, with Holm correction for the two primary measures. Before formal analysis, procedures for handling missing records, timeouts, withdrawals, and technical failures will be specified. Differences and uncertainty will be reported, avoiding selective use of favorable measures. Condition information will be concealed as far as possible during artwork scoring, and disagreements between the two raters will be examined. If interface style can still reveal the condition, the limitations of blinded assessment will be reported.</w:t>
+      </w:r>
+    </w:p>
+    <w:p>
+      <w:pPr>
+        <w:pStyle w:val="17"/>
+        <w:rPr>
+          <w:rFonts w:hint="eastAsia" w:ascii="Times New Roman" w:hAnsi="Times New Roman"/>
+        </w:rPr>
+      </w:pPr>
+      <w:r>
+        <w:rPr>
+          <w:rFonts w:ascii="Times New Roman" w:hAnsi="Times New Roman" w:eastAsia="宋体"/>
+          <w:lang w:val="en-US"/>
+        </w:rPr>
+        <w:t xml:space="preserve">7.3 Completing the Thesis and Synthesizing Design Findings</w:t>
+      </w:r>
+    </w:p>
+    <w:p>
+      <w:pPr>
+        <w:pStyle w:val="16"/>
+        <w:rPr>
+          <w:rFonts w:hint="eastAsia" w:ascii="Times New Roman" w:hAnsi="Times New Roman"/>
+        </w:rPr>
+      </w:pPr>
+      <w:r>
+        <w:rPr>
+          <w:rFonts w:ascii="Times New Roman" w:hAnsi="Times New Roman" w:eastAsia="宋体"/>
+          <w:lang w:val="en-US"/>
+        </w:rPr>
+        <w:t xml:space="preserve">Thesis writing will proceed alongside the experiment. At this stage, the chapters on research background, related methods, algorithm application, interaction design, and system development can be completed. After the experiment, user performance, interviews, discussion, and design recommendations will be added. The final argument will address how ordered stroke guidance helps painting beginners start and sustain painting, linking software features, evidence from the process, and subjective experience. On this basis, the research will summarize appropriate contexts of use, limitations, and directions for further improvement.</w:t>
+      </w:r>
+    </w:p>
+    <w:p>
+      <w:pPr>
+        <w:pStyle w:val="15"/>
+        <w:pageBreakBefore/>
+      </w:pPr>
+      <w:r>
+        <w:rPr>
+          <w:rFonts w:ascii="Times New Roman" w:hAnsi="Times New Roman" w:eastAsia="宋体"/>
+          <w:lang w:val="en-US"/>
+        </w:rPr>
+        <w:t xml:space="preserve">References</w:t>
+      </w:r>
+    </w:p>
+    <w:p>
+      <w:pPr>
+        <w:pStyle w:val="20"/>
+        <w:keepNext/>
+      </w:pPr>
+      <w:r>
+        <w:t>[1] HERTZMANN A. Painterly Rendering with Curved Brush Strokes of Multiple Sizes[C]//Proceedings of SIGGRAPH 1998. 1998: 453–460. DOI: 10.1145/280814.280951.</w:t>
+      </w:r>
+    </w:p>
+    <w:p>
+      <w:pPr>
+        <w:pStyle w:val="19"/>
+      </w:pPr>
+      <w:r>
+        <w:t>Original publication / Source: </w:t>
+      </w:r>
+      <w:r>
+        <w:fldChar w:fldCharType="begin"/>
+      </w:r>
+      <w:r>
+        <w:instrText xml:space="preserve"> HYPERLINK "https://mrl.cs.nyu.edu/publications/painterly98/" \h </w:instrText>
+      </w:r>
+      <w:r>
+        <w:fldChar w:fldCharType="separate"/>
+      </w:r>
+      <w:r>
+        <w:rPr>
+          <w:color w:val="3755A0"/>
+          <w:sz w:val="19"/>
+        </w:rPr>
+        <w:t>https://mrl.cs.nyu.edu/publications/painterly98/</w:t>
+      </w:r>
+      <w:r>
+        <w:rPr>
+          <w:color w:val="3755A0"/>
+          <w:sz w:val="19"/>
+        </w:rPr>
+        <w:fldChar w:fldCharType="end"/>
+      </w:r>
+    </w:p>
+    <w:p>
+      <w:pPr>
+        <w:pStyle w:val="20"/>
+        <w:keepNext/>
+      </w:pPr>
+      <w:r>
+        <w:t>[2] HUANG Z, HENG W, ZHOU S. Learning to Paint With Model-Based Deep Reinforcement Learning[C]//Proceedings of ICCV. 2019: 8709–8718. DOI: 10.1109/ICCV.2019.00880.</w:t>
+      </w:r>
+    </w:p>
+    <w:p>
+      <w:pPr>
+        <w:pStyle w:val="19"/>
+      </w:pPr>
+      <w:r>
+        <w:t>Original publication / Source: </w:t>
+      </w:r>
+      <w:r>
+        <w:fldChar w:fldCharType="begin"/>
+      </w:r>
+      <w:r>
+        <w:instrText xml:space="preserve"> HYPERLINK "https://arxiv.org/abs/1903.04411" \h </w:instrText>
+      </w:r>
+      <w:r>
+        <w:fldChar w:fldCharType="separate"/>
+      </w:r>
+      <w:r>
+        <w:rPr>
+          <w:color w:val="3755A0"/>
+          <w:sz w:val="19"/>
+        </w:rPr>
+        <w:t>https://arxiv.org/abs/1903.04411</w:t>
+      </w:r>
+      <w:r>
+        <w:rPr>
+          <w:color w:val="3755A0"/>
+          <w:sz w:val="19"/>
+        </w:rPr>
+        <w:fldChar w:fldCharType="end"/>
+      </w:r>
+    </w:p>
+    <w:p>
+      <w:pPr>
+        <w:pStyle w:val="20"/>
+        <w:keepNext/>
+      </w:pPr>
+      <w:r>
+        <w:t>[3] ZOU Z, SHI T, QIU S, et al. Stylized Neural Painting[C]//Proceedings of CVPR. 2021: 15689–15698. DOI: 10.1109/CVPR46437.2021.01543.</w:t>
+      </w:r>
+    </w:p>
+    <w:p>
+      <w:pPr>
+        <w:pStyle w:val="19"/>
+      </w:pPr>
+      <w:r>
+        <w:t>Original publication / Source: </w:t>
+      </w:r>
+      <w:r>
+        <w:fldChar w:fldCharType="begin"/>
+      </w:r>
+      <w:r>
+        <w:instrText xml:space="preserve"> HYPERLINK "https://openaccess.thecvf.com/content/CVPR2021/html/Zou_Stylized_Neural_Painting_CVPR_2021_paper.html" \h </w:instrText>
+      </w:r>
+      <w:r>
+        <w:fldChar w:fldCharType="separate"/>
+      </w:r>
+      <w:r>
+        <w:rPr>
+          <w:color w:val="3755A0"/>
+          <w:sz w:val="19"/>
+        </w:rPr>
+        <w:t>https://openaccess.thecvf.com/content/CVPR2021/html/Zou_Stylized_Neural_Painting_CVPR_2021_paper.html</w:t>
+      </w:r>
+      <w:r>
+        <w:rPr>
+          <w:color w:val="3755A0"/>
+          <w:sz w:val="19"/>
+        </w:rPr>
+        <w:fldChar w:fldCharType="end"/>
+      </w:r>
+    </w:p>
+    <w:p>
+      <w:pPr>
+        <w:pStyle w:val="20"/>
+        <w:keepNext/>
+      </w:pPr>
+      <w:r>
+        <w:t>[4] HU T, YI R, ZHU H, et al. Stroke-based Neural Painting and Stylization with Dynamically Predicted Painting Region[C]//Proceedings of ACM Multimedia. 2023. DOI: 10.1145/3581783.3611766.</w:t>
+      </w:r>
+    </w:p>
+    <w:p>
+      <w:pPr>
+        <w:pStyle w:val="19"/>
+      </w:pPr>
+      <w:r>
+        <w:t>Original publication / Source: </w:t>
+      </w:r>
+      <w:r>
+        <w:fldChar w:fldCharType="begin"/>
+      </w:r>
+      <w:r>
+        <w:instrText xml:space="preserve"> HYPERLINK "https://arxiv.org/abs/2309.03504" \h </w:instrText>
+      </w:r>
+      <w:r>
+        <w:fldChar w:fldCharType="separate"/>
+      </w:r>
+      <w:r>
+        <w:rPr>
+          <w:color w:val="3755A0"/>
+          <w:sz w:val="19"/>
+        </w:rPr>
+        <w:t>https://arxiv.org/abs/2309.03504</w:t>
+      </w:r>
+      <w:r>
+        <w:rPr>
+          <w:color w:val="3755A0"/>
+          <w:sz w:val="19"/>
+        </w:rPr>
+        <w:fldChar w:fldCharType="end"/>
+      </w:r>
+    </w:p>
+    <w:p>
+      <w:pPr>
+        <w:pStyle w:val="20"/>
+        <w:keepNext/>
+      </w:pPr>
+      <w:r>
+        <w:t>[5] NATIONAL GALLERY. Claude Monet: The Water-Lily Pond[EB/OL]. [2026-09-16].</w:t>
+      </w:r>
+    </w:p>
+    <w:p>
+      <w:pPr>
+        <w:pStyle w:val="19"/>
+      </w:pPr>
+      <w:r>
+        <w:t>Original publication / Source: </w:t>
+      </w:r>
+      <w:r>
+        <w:fldChar w:fldCharType="begin"/>
+      </w:r>
+      <w:r>
+        <w:instrText xml:space="preserve"> HYPERLINK "https://www.nationalgallery.org.uk/paintings/claude-monet-the-water-lily-pond" \h </w:instrText>
+      </w:r>
+      <w:r>
+        <w:fldChar w:fldCharType="separate"/>
+      </w:r>
+      <w:r>
+        <w:rPr>
+          <w:color w:val="3755A0"/>
+          <w:sz w:val="19"/>
+        </w:rPr>
+        <w:t>https://www.nationalgallery.org.uk/paintings/claude-monet-the-water-lily-pond</w:t>
+      </w:r>
+      <w:r>
+        <w:rPr>
+          <w:color w:val="3755A0"/>
+          <w:sz w:val="19"/>
+        </w:rPr>
+        <w:fldChar w:fldCharType="end"/>
+      </w:r>
+    </w:p>
+    <w:p>
+      <w:pPr>
+        <w:pStyle w:val="20"/>
+        <w:keepNext/>
+      </w:pPr>
+      <w:r>
+        <w:t>[6] VAN GOGH MUSEUM. Unravel Van Gogh: Thick Brushstrokes[EB/OL]. [2026-09-16].</w:t>
+      </w:r>
+    </w:p>
+    <w:p>
+      <w:pPr>
+        <w:pStyle w:val="19"/>
+      </w:pPr>
+      <w:r>
+        <w:t>Original publication / Source: </w:t>
+      </w:r>
+      <w:r>
+        <w:fldChar w:fldCharType="begin"/>
+      </w:r>
+      <w:r>
+        <w:instrText xml:space="preserve"> HYPERLINK "https://ontrafel.vangogh.nl/en/story/29/thick-brushstrokes/" \h </w:instrText>
+      </w:r>
+      <w:r>
+        <w:fldChar w:fldCharType="separate"/>
+      </w:r>
+      <w:r>
+        <w:rPr>
+          <w:color w:val="3755A0"/>
+          <w:sz w:val="19"/>
+        </w:rPr>
+        <w:t>https://ontrafel.vangogh.nl/en/story/29/thick-brushstrokes/</w:t>
+      </w:r>
+      <w:r>
+        <w:rPr>
+          <w:color w:val="3755A0"/>
+          <w:sz w:val="19"/>
+        </w:rPr>
+        <w:fldChar w:fldCharType="end"/>
+      </w:r>
+    </w:p>
+    <w:p>
+      <w:pPr>
+        <w:pStyle w:val="20"/>
+        <w:keepNext/>
+      </w:pPr>
+      <w:r>
+        <w:t>[7] NATIONAL GALLERY. Paul Gauguin: Harvest, Le Pouldu[EB/OL]. [2026-09-16].</w:t>
+      </w:r>
+    </w:p>
+    <w:p>
+      <w:pPr>
+        <w:pStyle w:val="19"/>
+      </w:pPr>
+      <w:r>
+        <w:t>Original publication / Source: </w:t>
+      </w:r>
+      <w:r>
+        <w:fldChar w:fldCharType="begin"/>
+      </w:r>
+      <w:r>
+        <w:instrText xml:space="preserve"> HYPERLINK "https://www.nationalgallery.org.uk/paintings/paul-gauguin-harvest-le-pouldu" \h </w:instrText>
+      </w:r>
+      <w:r>
+        <w:fldChar w:fldCharType="separate"/>
+      </w:r>
+      <w:r>
+        <w:rPr>
+          <w:color w:val="3755A0"/>
+          <w:sz w:val="19"/>
+        </w:rPr>
+        <w:t>https://www.nationalgallery.org.uk/paintings/paul-gauguin-harvest-le-pouldu</w:t>
+      </w:r>
+      <w:r>
+        <w:rPr>
+          <w:color w:val="3755A0"/>
+          <w:sz w:val="19"/>
+        </w:rPr>
+        <w:fldChar w:fldCharType="end"/>
+      </w:r>
+    </w:p>
+    <w:p>
+      <w:pPr>
+        <w:pStyle w:val="20"/>
+        <w:keepNext/>
+      </w:pPr>
+      <w:r>
+        <w:t>[8] NATIONAL GALLERY. Rembrandt: The Late Works—A Resource for Science Teachers, What Is Paint?[EB/OL]. [2026-09-16].</w:t>
+      </w:r>
+    </w:p>
+    <w:p>
+      <w:pPr>
+        <w:pStyle w:val="19"/>
+      </w:pPr>
+      <w:r>
+        <w:t>Original publication / Source: </w:t>
+      </w:r>
+      <w:r>
+        <w:fldChar w:fldCharType="begin"/>
+      </w:r>
+      <w:r>
+        <w:instrText xml:space="preserve"> HYPERLINK "https://www.nationalgallery.org.uk/learning/teachers-notes/rembrandt-the-late-works-a-resource-for-science-teachers?viewPage=3" \h </w:instrText>
+      </w:r>
+      <w:r>
+        <w:fldChar w:fldCharType="separate"/>
+      </w:r>
+      <w:r>
+        <w:rPr>
+          <w:color w:val="3755A0"/>
+          <w:sz w:val="19"/>
+        </w:rPr>
+        <w:t>https://www.nationalgallery.org.uk/learning/teachers-notes/rembrandt-the-late-works-a-resource-for-science-teachers?viewPage=3</w:t>
+      </w:r>
+      <w:r>
+        <w:rPr>
+          <w:color w:val="3755A0"/>
+          <w:sz w:val="19"/>
+        </w:rPr>
+        <w:fldChar w:fldCharType="end"/>
+      </w:r>
+    </w:p>
+    <w:p>
+      <w:pPr>
+        <w:pStyle w:val="20"/>
+        <w:keepNext/>
+      </w:pPr>
+      <w:r>
+        <w:t>[9] THE METROPOLITAN MUSEUM OF ART. Pablo Picasso (1881–1973)[EB/OL]. [2026-09-16].</w:t>
+      </w:r>
+    </w:p>
+    <w:p>
+      <w:pPr>
+        <w:pStyle w:val="19"/>
+      </w:pPr>
+      <w:r>
+        <w:t>Original publication / Source: </w:t>
+      </w:r>
+      <w:r>
+        <w:fldChar w:fldCharType="begin"/>
+      </w:r>
+      <w:r>
+        <w:instrText xml:space="preserve"> HYPERLINK "https://www.metmuseum.org/essays/pablo-picasso-1881-1973" \h </w:instrText>
+      </w:r>
+      <w:r>
+        <w:fldChar w:fldCharType="separate"/>
+      </w:r>
+      <w:r>
+        <w:rPr>
+          <w:color w:val="3755A0"/>
+          <w:sz w:val="19"/>
+        </w:rPr>
+        <w:t>https://www.metmuseum.org/essays/pablo-picasso-1881-1973</w:t>
+      </w:r>
+      <w:r>
+        <w:rPr>
+          <w:color w:val="3755A0"/>
+          <w:sz w:val="19"/>
+        </w:rPr>
+        <w:fldChar w:fldCharType="end"/>
+      </w:r>
+    </w:p>
+    <w:p>
+      <w:pPr>
+        <w:pStyle w:val="20"/>
+        <w:keepNext/>
+      </w:pPr>
+      <w:r>
+        <w:t>[10] CENTENO S A, MAHON D. A Technical Study of John Singer Sargent’s Portrait of Madame Pierre Gautreau[J]. Metropolitan Museum Journal, 2005, 40: 121–129.</w:t>
+      </w:r>
+    </w:p>
+    <w:p>
+      <w:pPr>
+        <w:pStyle w:val="19"/>
+      </w:pPr>
+      <w:r>
+        <w:t>Original publication / Source: </w:t>
       </w:r>
       <w:r>
         <w:fldChar w:fldCharType="begin"/>
@@ -7059,6 +11258,7 @@
           <w:rFonts w:eastAsia="仿宋_GB2312"/>
           <w:sz w:val="24"/>
         </w:rPr>
+        <w:pageBreakBefore w:val="1"/>
       </w:pPr>
       <w:r>
         <w:rPr>
@@ -7119,9 +11319,8 @@
         <w:ind w:firstLine="480" w:firstLineChars="200"/>
         <w:jc w:val="left"/>
         <w:rPr>
-          <w:rFonts w:hint="default" w:eastAsia="华文楷体"/>
+          <w:rFonts w:eastAsia="华文楷体"/>
           <w:sz w:val="24"/>
-          <w:lang w:val="en-US" w:eastAsia="zh-CN"/>
         </w:rPr>
       </w:pPr>
       <w:permStart w:id="16" w:edGrp="everyone"/>
@@ -7147,7 +11346,7 @@
           <w:sz w:val="24"/>
           <w:lang w:val="en-US" w:eastAsia="zh-CN"/>
         </w:rPr>
-        <w:instrText xml:space="preserve"> HYPERLINK "https://startrace-306119-11-1416317231.sh.run.tcloudbase.com/" </w:instrText>
+        <w:instrText xml:space="preserve"> HYPERLINK "https://startracepaint.com/" </w:instrText>
       </w:r>
       <w:r>
         <w:rPr>
@@ -7159,12 +11358,12 @@
       </w:r>
       <w:r>
         <w:rPr>
-          <w:rStyle w:val="9"/>
+          <w:rStyle w:val="10"/>
           <w:rFonts w:hint="eastAsia" w:eastAsia="华文楷体"/>
           <w:sz w:val="24"/>
           <w:lang w:val="en-US" w:eastAsia="zh-CN"/>
         </w:rPr>
-        <w:t>https://startrace-306119-11-1416317231.sh.run.tcloudbase.com/</w:t>
+        <w:t>https://startracepaint.com/</w:t>
       </w:r>
       <w:r>
         <w:rPr>
@@ -7208,17 +11407,6 @@
         </w:rPr>
       </w:pPr>
     </w:p>
-    <w:p>
-      <w:pPr>
-        <w:snapToGrid w:val="0"/>
-        <w:ind w:firstLine="480" w:firstLineChars="200"/>
-        <w:jc w:val="left"/>
-        <w:rPr>
-          <w:rFonts w:eastAsia="华文楷体"/>
-          <w:sz w:val="24"/>
-        </w:rPr>
-      </w:pPr>
-    </w:p>
     <w:permEnd w:id="16"/>
     <w:p>
       <w:pPr>
@@ -7350,8 +11538,8 @@
         </w:rPr>
         <w:t xml:space="preserve"> </w:t>
       </w:r>
-      <w:bookmarkStart w:id="4" w:name="OLE_LINK19"/>
-      <w:bookmarkStart w:id="5" w:name="OLE_LINK18"/>
+      <w:bookmarkStart w:id="4" w:name="OLE_LINK18"/>
+      <w:bookmarkStart w:id="5" w:name="OLE_LINK19"/>
       <w:bookmarkStart w:id="6" w:name="OLE_LINK21"/>
       <w:bookmarkStart w:id="7" w:name="OLE_LINK20"/>
       <w:r>
@@ -7570,7 +11758,7 @@
           <w:rFonts w:eastAsia="仿宋_GB2312"/>
           <w:szCs w:val="21"/>
         </w:rPr>
-        <w:t>2026-09-18</w:t>
+        <w:t>2026-09-20</w:t>
       </w:r>
       <w:r>
         <w:rPr>
@@ -7586,7 +11774,7 @@
       <w:footerReference r:id="rId12" w:type="first"/>
       <w:pgSz w:w="11907" w:h="16840"/>
       <w:pgMar w:top="1191" w:right="1134" w:bottom="851" w:left="1134" w:header="851" w:footer="567" w:gutter="0"/>
-      <w:pgNumType w:start="1"/>
+      <w:pgNumType/>
       <w:cols w:space="425" w:num="1"/>
       <w:docGrid w:linePitch="286" w:charSpace="0"/>
     </w:sectPr>
@@ -7785,7 +11973,7 @@
         <w:b/>
         <w:bCs/>
       </w:rPr>
-      <w:instrText xml:space="preserve"> SECTIONPAGES   \* MERGEFORMAT </w:instrText>
+      <w:instrText xml:space="preserve"> NUMPAGES   \* MERGEFORMAT </w:instrText>
     </w:r>
     <w:r>
       <w:rPr>
@@ -7916,7 +12104,7 @@
         <w:b/>
         <w:bCs/>
       </w:rPr>
-      <w:instrText xml:space="preserve"> SECTIONPAGES   \* MERGEFORMAT </w:instrText>
+      <w:instrText xml:space="preserve"> NUMPAGES   \* MERGEFORMAT </w:instrText>
     </w:r>
     <w:r>
       <w:rPr>
@@ -8004,7 +12192,7 @@
         <w:b/>
         <w:bCs/>
       </w:rPr>
-      <w:instrText xml:space="preserve"> SECTIONPAGES   \* MERGEFORMAT </w:instrText>
+      <w:instrText xml:space="preserve"> NUMPAGES   \* MERGEFORMAT </w:instrText>
     </w:r>
     <w:r>
       <w:rPr>
@@ -8991,6 +13179,13 @@
     <w:pitch w:val="default"/>
     <w:sig w:usb0="00000000" w:usb1="00000000" w:usb2="00000001" w:usb3="00000000" w:csb0="0000019F" w:csb1="00000000"/>
   </w:font>
+  <w:font w:name="Helvetica Neue">
+    <w:panose1 w:val="02000503000000020004"/>
+    <w:charset w:val="00"/>
+    <w:family w:val="auto"/>
+    <w:pitch w:val="default"/>
+    <w:sig w:usb0="E50002FF" w:usb1="500079DB" w:usb2="00000010" w:usb3="00000000" w:csb0="00000000" w:csb1="00000000"/>
+  </w:font>
   <w:font w:name="汉仪书宋二KW">
     <w:panose1 w:val="00020600040101010101"/>
     <w:charset w:val="86"/>
@@ -9011,13 +13206,6 @@
     <w:family w:val="auto"/>
     <w:pitch w:val="default"/>
     <w:sig w:usb0="00000000" w:usb1="10000000" w:usb2="00000000" w:usb3="00000000" w:csb0="00000001" w:csb1="00000000"/>
-  </w:font>
-  <w:font w:name="Helvetica Neue">
-    <w:panose1 w:val="02000503000000020004"/>
-    <w:charset w:val="00"/>
-    <w:family w:val="auto"/>
-    <w:pitch w:val="default"/>
-    <w:sig w:usb0="E50002FF" w:usb1="500079DB" w:usb2="00000010" w:usb3="00000000" w:csb0="00000000" w:csb1="00000000"/>
   </w:font>
 </w:fonts>
 </file>
